--- a/0016_step_by_step_plan_builder/0016_step_by_step_plan_builder.docx
+++ b/0016_step_by_step_plan_builder/0016_step_by_step_plan_builder.docx
@@ -2,7 +2,7 @@
 <file path=word/document.xml><?xml version="1.0" encoding="utf-8"?>
 <w:document xmlns:w="http://schemas.openxmlformats.org/wordprocessingml/2006/main" xmlns:m="http://schemas.openxmlformats.org/officeDocument/2006/math" xmlns:r="http://schemas.openxmlformats.org/officeDocument/2006/relationships" xmlns:o="urn:schemas-microsoft-com:office:office" xmlns:v="urn:schemas-microsoft-com:vml" xmlns:w10="urn:schemas-microsoft-com:office:word" xmlns:a="http://schemas.openxmlformats.org/drawingml/2006/main" xmlns:pic="http://schemas.openxmlformats.org/drawingml/2006/picture" xmlns:wp="http://schemas.openxmlformats.org/drawingml/2006/wordprocessingDrawing">
   <w:body>
-    <w:bookmarkStart w:id="84" w:name="Xf966471882128496e8a75f363adf4650b77e67f"/>
+    <w:bookmarkStart w:id="118" w:name="Xf966471882128496e8a75f363adf4650b77e67f"/>
     <w:p>
       <w:pPr>
         <w:pStyle w:val="Heading1"/>
@@ -364,7 +364,7 @@
                 <w:b/>
                 <w:bCs/>
               </w:rPr>
-              <w:t xml:space="preserve">₱4,999</w:t>
+              <w:t xml:space="preserve">₱2,499</w:t>
             </w:r>
           </w:p>
         </w:tc>
@@ -440,7 +440,7 @@
         <w:t xml:space="preserve"> </w:t>
       </w:r>
       <w:r>
-        <w:t xml:space="preserve">from activation — so couples with long engagements (e.g., 3-year-out weddings) don’t get an unbounded ₱4,999-for-5-years experience. The cap protects per-event economics; long-engagement couples receive a one-time advisory to renew closer to the wedding (see below).</w:t>
+        <w:t xml:space="preserve">from activation — so couples with long engagements (e.g., 3-year-out weddings) don’t get an unbounded ₱2,499-for-5-years experience. The cap protects per-event economics; long-engagement couples receive a one-time advisory to renew closer to the wedding (see below).</w:t>
       </w:r>
       <w:r>
         <w:t xml:space="preserve"> </w:t>
@@ -802,7 +802,7 @@
         <w:t xml:space="preserve"> </w:t>
       </w:r>
       <w:r>
-        <w:t xml:space="preserve">₱4,999 lands in the</w:t>
+        <w:t xml:space="preserve">₱2,499 lands in the</w:t>
       </w:r>
       <w:r>
         <w:t xml:space="preserve"> </w:t>
@@ -858,7 +858,7 @@
         <w:t xml:space="preserve"> </w:t>
       </w:r>
       <w:r>
-        <w:t xml:space="preserve">branch that diluted the premium-product framing. Net revenue per Concierge customer is now uniformly ₱4,999.</w:t>
+        <w:t xml:space="preserve">branch that diluted the premium-product framing. Net revenue per Concierge customer is now uniformly ₱2,499.</w:t>
       </w:r>
     </w:p>
     <w:p>
@@ -964,7 +964,7 @@
           <w:b/>
           <w:bCs/>
         </w:rPr>
-        <w:t xml:space="preserve">Re-purchase is always at the full ₱4,999</w:t>
+        <w:t xml:space="preserve">Re-purchase is always at the full ₱2,499</w:t>
       </w:r>
       <w:r>
         <w:t xml:space="preserve"> </w:t>
@@ -1272,13 +1272,13 @@
           <w:b/>
           <w:bCs/>
         </w:rPr>
-        <w:t xml:space="preserve">One trial per account</w:t>
-      </w:r>
-      <w:r>
-        <w:t xml:space="preserve"> </w:t>
-      </w:r>
-      <w:r>
-        <w:t xml:space="preserve">(not per event). Tracked on</w:t>
+        <w:t xml:space="preserve">One trial per account AND one trial per event</w:t>
+      </w:r>
+      <w:r>
+        <w:t xml:space="preserve"> </w:t>
+      </w:r>
+      <w:r>
+        <w:t xml:space="preserve">(dual-scope lock, owner-locked 2026-05-20 superseding the 2026-05-17 per-account-only rule). Tracked on</w:t>
       </w:r>
       <w:r>
         <w:t xml:space="preserve"> </w:t>
@@ -1290,7 +1290,71 @@
         <w:t xml:space="preserve">users.concierge_trial_used_at</w:t>
       </w:r>
       <w:r>
-        <w:t xml:space="preserve">. Closes the prior loophole where a couple could create Event A, exhaust trial, then create Event B for another trial on the same account.</w:t>
+        <w:t xml:space="preserve"> </w:t>
+      </w:r>
+      <w:r>
+        <w:t xml:space="preserve">AND</w:t>
+      </w:r>
+      <w:r>
+        <w:t xml:space="preserve"> </w:t>
+      </w:r>
+      <w:r>
+        <w:rPr>
+          <w:rStyle w:val="VerbatimChar"/>
+        </w:rPr>
+        <w:t xml:space="preserve">events.concierge_trial_used_at</w:t>
+      </w:r>
+      <w:r>
+        <w:t xml:space="preserve"> </w:t>
+      </w:r>
+      <w:r>
+        <w:t xml:space="preserve">(plus</w:t>
+      </w:r>
+      <w:r>
+        <w:t xml:space="preserve"> </w:t>
+      </w:r>
+      <w:r>
+        <w:rPr>
+          <w:rStyle w:val="VerbatimChar"/>
+        </w:rPr>
+        <w:t xml:space="preserve">events.concierge_trial_started_by_user_id</w:t>
+      </w:r>
+      <w:r>
+        <w:t xml:space="preserve"> </w:t>
+      </w:r>
+      <w:r>
+        <w:t xml:space="preserve">for audit). The first host on an event to start the trial consumes BOTH slots. Closes two loopholes at once: (a) the per-account scenario where a couple creates Event A, exhausts trial, then creates Event B for another trial on the same account (per-account check); (b) the V1.2 multi-moderator scenario where multiple hosts on the same event each spend their own per-account trial slot against the same wedding (per-event check). On a trial-start attempt where the event’s slot is already consumed by another moderator, the action returns</w:t>
+      </w:r>
+      <w:r>
+        <w:t xml:space="preserve"> </w:t>
+      </w:r>
+      <w:r>
+        <w:rPr>
+          <w:rStyle w:val="VerbatimChar"/>
+        </w:rPr>
+        <w:t xml:space="preserve">already_used_on_event</w:t>
+      </w:r>
+      <w:r>
+        <w:t xml:space="preserve"> </w:t>
+      </w:r>
+      <w:r>
+        <w:t xml:space="preserve">and surfaces the banner copy</w:t>
+      </w:r>
+      <w:r>
+        <w:t xml:space="preserve"> </w:t>
+      </w:r>
+      <w:r>
+        <w:rPr>
+          <w:i/>
+          <w:iCs/>
+        </w:rPr>
+        <w:t xml:space="preserve">“Another host on this event already started the 3-day trial. Buy Setnayan Concierge anytime to continue.”</w:t>
+      </w:r>
+      <w:r>
+        <w:t xml:space="preserve"> </w:t>
+      </w:r>
+      <w:r>
+        <w:t xml:space="preserve">— the would-be second host’s account trial slot is NOT consumed (still available against a different event).</w:t>
       </w:r>
     </w:p>
     <w:p>
@@ -1364,7 +1428,7 @@
           <w:i/>
           <w:iCs/>
         </w:rPr>
-        <w:t xml:space="preserve">“Trial · X days left → Continue with Setnayan Concierge (₱4,999)”</w:t>
+        <w:t xml:space="preserve">“Trial · X days left → Continue with Setnayan Concierge (₱2,499)”</w:t>
       </w:r>
       <w:r>
         <w:t xml:space="preserve">.</w:t>
@@ -1461,13 +1525,34 @@
         <w:rPr>
           <w:rStyle w:val="VerbatimChar"/>
         </w:rPr>
+        <w:t xml:space="preserve">events.concierge_trial_used_at IS NOT NULL</w:t>
+      </w:r>
+      <w:r>
+        <w:t xml:space="preserve"> </w:t>
+      </w:r>
+      <w:r>
+        <w:t xml:space="preserve">(per-event slot already consumed by another moderator — locked 2026-05-20)</w:t>
+      </w:r>
+    </w:p>
+    <w:p>
+      <w:pPr>
+        <w:pStyle w:val="Compact"/>
+        <w:numPr>
+          <w:ilvl w:val="1"/>
+          <w:numId w:val="1003"/>
+        </w:numPr>
+      </w:pPr>
+      <w:r>
+        <w:rPr>
+          <w:rStyle w:val="VerbatimChar"/>
+        </w:rPr>
         <w:t xml:space="preserve">users.concierge_trial_used_at IS NOT NULL</w:t>
       </w:r>
       <w:r>
         <w:t xml:space="preserve"> </w:t>
       </w:r>
       <w:r>
-        <w:t xml:space="preserve">(already used)</w:t>
+        <w:t xml:space="preserve">(account already used)</w:t>
       </w:r>
     </w:p>
     <w:p>
@@ -2163,7 +2248,7 @@
               <w:pStyle w:val="Compact"/>
             </w:pPr>
             <w:r>
-              <w:t xml:space="preserve">Trial blocked · purchase ₱4,999 Concierge still allowed · banner in Settings explains state + appeal CTA</w:t>
+              <w:t xml:space="preserve">Trial blocked · purchase ₱2,499 Concierge still allowed · banner in Settings explains state + appeal CTA</w:t>
             </w:r>
           </w:p>
         </w:tc>
@@ -2314,7 +2399,7 @@
         <w:rPr>
           <w:rStyle w:val="VerbatimChar"/>
         </w:rPr>
-        <w:t xml:space="preserve">│  Free            │  │  ₱4,999                      │</w:t>
+        <w:t xml:space="preserve">│  Free            │  │  ₱2,499                      │</w:t>
       </w:r>
       <w:r>
         <w:br/>
@@ -2404,7 +2489,7 @@
         <w:rPr>
           <w:rStyle w:val="VerbatimChar"/>
         </w:rPr>
-        <w:t xml:space="preserve">│ [Start Free]     │  │ [Buy ₱4,999]                 │</w:t>
+        <w:t xml:space="preserve">│ [Start Free]     │  │ [Buy ₱2,499]                 │</w:t>
       </w:r>
       <w:r>
         <w:br/>
@@ -2493,7 +2578,7 @@
           <w:i/>
           <w:iCs/>
         </w:rPr>
-        <w:t xml:space="preserve">“Wedding coordinator ₱25,000+ · Setnayan Concierge ₱4,999”</w:t>
+        <w:t xml:space="preserve">“Wedding coordinator ₱25,000+ · Setnayan Concierge ₱2,499”</w:t>
       </w:r>
       <w:r>
         <w:t xml:space="preserve"> </w:t>
@@ -4340,7 +4425,7 @@
         <w:t xml:space="preserve"> </w:t>
       </w:r>
       <w:r>
-        <w:t xml:space="preserve">“Continue with Setnayan Concierge (₱4,999) to keep your roadmap”</w:t>
+        <w:t xml:space="preserve">“Continue with Setnayan Concierge (₱2,499) to keep your roadmap”</w:t>
       </w:r>
       <w:r>
         <w:t xml:space="preserve">; active-expired emphasizes</w:t>
@@ -5127,7 +5212,7 @@
         <w:t xml:space="preserve"> </w:t>
       </w:r>
       <w:r>
-        <w:t xml:space="preserve">₱4,999/12mo) is preserved unchanged; the AI is the engine</w:t>
+        <w:t xml:space="preserve">₱2,499/12mo) is preserved unchanged; the AI is the engine</w:t>
       </w:r>
       <w:r>
         <w:t xml:space="preserve"> </w:t>
@@ -5605,7 +5690,7 @@
               <w:jc w:val="center"/>
             </w:pPr>
             <w:r>
-              <w:t xml:space="preserve">Concierge Complete (₱4,999/12mo)</w:t>
+              <w:t xml:space="preserve">Concierge Complete (₱2,499/12mo)</w:t>
             </w:r>
           </w:p>
         </w:tc>
@@ -8153,7 +8238,7 @@
         <w:t xml:space="preserve"> </w:t>
       </w:r>
       <w:r>
-        <w:t xml:space="preserve">₱4,999/12mo is</w:t>
+        <w:t xml:space="preserve">₱2,499/12mo is</w:t>
       </w:r>
       <w:r>
         <w:t xml:space="preserve"> </w:t>
@@ -8599,13 +8684,13 @@
     </w:p>
     <w:bookmarkEnd w:id="26"/>
     <w:bookmarkEnd w:id="27"/>
-    <w:bookmarkStart w:id="35" w:name="the-locked-sequence"/>
+    <w:bookmarkStart w:id="42" w:name="Xae5096e07df9d4a53d636d5bd9ad6ef5e62df11"/>
     <w:p>
       <w:pPr>
         <w:pStyle w:val="Heading2"/>
       </w:pPr>
       <w:r>
-        <w:t xml:space="preserve">1. The Locked Sequence</w:t>
+        <w:t xml:space="preserve">0b. Concierge Wizard Architecture (Locked 2026-05-18)</w:t>
       </w:r>
     </w:p>
     <w:p>
@@ -8613,7 +8698,7 @@
         <w:pStyle w:val="FirstParagraph"/>
       </w:pPr>
       <w:r>
-        <w:t xml:space="preserve">The plan builder routes couples through categories in this order. The order is determined by three forces:</w:t>
+        <w:t xml:space="preserve">This section is the</w:t>
       </w:r>
       <w:r>
         <w:t xml:space="preserve"> </w:t>
@@ -8623,13 +8708,13 @@
           <w:b/>
           <w:bCs/>
         </w:rPr>
-        <w:t xml:space="preserve">lead time</w:t>
-      </w:r>
-      <w:r>
-        <w:t xml:space="preserve"> </w:t>
-      </w:r>
-      <w:r>
-        <w:t xml:space="preserve">(how far ahead a vendor must be booked),</w:t>
+        <w:t xml:space="preserve">active-wizard layer</w:t>
+      </w:r>
+      <w:r>
+        <w:t xml:space="preserve"> </w:t>
+      </w:r>
+      <w:r>
+        <w:t xml:space="preserve">that sits on top of the AI Brain (§ 0a). The Brain answers questions; the Wizard</w:t>
       </w:r>
       <w:r>
         <w:t xml:space="preserve"> </w:t>
@@ -8639,704 +8724,19 @@
           <w:b/>
           <w:bCs/>
         </w:rPr>
-        <w:t xml:space="preserve">dependency</w:t>
-      </w:r>
-      <w:r>
-        <w:t xml:space="preserve"> </w:t>
-      </w:r>
-      <w:r>
-        <w:t xml:space="preserve">(does the category need other decisions first?), and</w:t>
-      </w:r>
-      <w:r>
-        <w:t xml:space="preserve"> </w:t>
-      </w:r>
-      <w:r>
-        <w:rPr>
-          <w:b/>
-          <w:bCs/>
-        </w:rPr>
-        <w:t xml:space="preserve">bundling cascade</w:t>
-      </w:r>
-      <w:r>
-        <w:t xml:space="preserve"> </w:t>
-      </w:r>
-      <w:r>
-        <w:t xml:space="preserve">(does picking it auto-resolve others?).</w:t>
-      </w:r>
-    </w:p>
-    <w:bookmarkStart w:id="28" w:name="phase-1-anchors-set-everything-else"/>
+        <w:t xml:space="preserve">drives the planning flow</w:t>
+      </w:r>
+      <w:r>
+        <w:t xml:space="preserve">. Together they form the paid-tier experience that justifies the ₱2,499 SKU.</w:t>
+      </w:r>
+    </w:p>
+    <w:bookmarkStart w:id="28" w:name="the-split-brain-vs-wizard"/>
     <w:p>
       <w:pPr>
         <w:pStyle w:val="Heading3"/>
       </w:pPr>
       <w:r>
-        <w:t xml:space="preserve">Phase 1 — Anchors (set everything else)</w:t>
-      </w:r>
-    </w:p>
-    <w:p>
-      <w:pPr>
-        <w:pStyle w:val="Compact"/>
-        <w:numPr>
-          <w:ilvl w:val="0"/>
-          <w:numId w:val="1009"/>
-        </w:numPr>
-      </w:pPr>
-      <w:r>
-        <w:rPr>
-          <w:b/>
-          <w:bCs/>
-        </w:rPr>
-        <w:t xml:space="preserve">Ceremony venue</w:t>
-      </w:r>
-      <w:r>
-        <w:t xml:space="preserve"> </w:t>
-      </w:r>
-      <w:r>
-        <w:t xml:space="preserve">— geographic anchor; locks the radius for reception search</w:t>
-      </w:r>
-    </w:p>
-    <w:p>
-      <w:pPr>
-        <w:pStyle w:val="Compact"/>
-        <w:numPr>
-          <w:ilvl w:val="0"/>
-          <w:numId w:val="1009"/>
-        </w:numPr>
-      </w:pPr>
-      <w:r>
-        <w:rPr>
-          <w:b/>
-          <w:bCs/>
-        </w:rPr>
-        <w:t xml:space="preserve">Reception venue</w:t>
-      </w:r>
-      <w:r>
-        <w:t xml:space="preserve"> </w:t>
-      </w:r>
-      <w:r>
-        <w:t xml:space="preserve">(must be ≤8km from ceremony unless overridden)</w:t>
-      </w:r>
-    </w:p>
-    <w:p>
-      <w:pPr>
-        <w:pStyle w:val="Compact"/>
-        <w:numPr>
-          <w:ilvl w:val="0"/>
-          <w:numId w:val="1009"/>
-        </w:numPr>
-      </w:pPr>
-      <w:r>
-        <w:rPr>
-          <w:b/>
-          <w:bCs/>
-        </w:rPr>
-        <w:t xml:space="preserve">Catering</w:t>
-      </w:r>
-      <w:r>
-        <w:t xml:space="preserve"> </w:t>
-      </w:r>
-      <w:r>
-        <w:t xml:space="preserve">— auto-routed by reception’s food arrangement</w:t>
-      </w:r>
-    </w:p>
-    <w:bookmarkEnd w:id="28"/>
-    <w:bookmarkStart w:id="29" w:name="X32caae092b646f947b6eaa2c4f3ce2299fbcc89"/>
-    <w:p>
-      <w:pPr>
-        <w:pStyle w:val="Heading3"/>
-      </w:pPr>
-      <w:r>
-        <w:t xml:space="preserve">Phase 2 — Major commitments (book 8–12 months out)</w:t>
-      </w:r>
-    </w:p>
-    <w:p>
-      <w:pPr>
-        <w:pStyle w:val="Compact"/>
-        <w:numPr>
-          <w:ilvl w:val="0"/>
-          <w:numId w:val="1010"/>
-        </w:numPr>
-      </w:pPr>
-      <w:r>
-        <w:rPr>
-          <w:b/>
-          <w:bCs/>
-        </w:rPr>
-        <w:t xml:space="preserve">Photography</w:t>
-      </w:r>
-    </w:p>
-    <w:p>
-      <w:pPr>
-        <w:pStyle w:val="Compact"/>
-        <w:numPr>
-          <w:ilvl w:val="0"/>
-          <w:numId w:val="1010"/>
-        </w:numPr>
-      </w:pPr>
-      <w:r>
-        <w:rPr>
-          <w:b/>
-          <w:bCs/>
-        </w:rPr>
-        <w:t xml:space="preserve">Wedding Coordinator</w:t>
-      </w:r>
-    </w:p>
-    <w:p>
-      <w:pPr>
-        <w:pStyle w:val="Compact"/>
-        <w:numPr>
-          <w:ilvl w:val="0"/>
-          <w:numId w:val="1010"/>
-        </w:numPr>
-      </w:pPr>
-      <w:r>
-        <w:rPr>
-          <w:b/>
-          <w:bCs/>
-        </w:rPr>
-        <w:t xml:space="preserve">Bridal gown · Groom suit</w:t>
-      </w:r>
-      <w:r>
-        <w:t xml:space="preserve"> </w:t>
-      </w:r>
-      <w:r>
-        <w:t xml:space="preserve">(custom = 3–6 month lead)</w:t>
-      </w:r>
-    </w:p>
-    <w:bookmarkEnd w:id="29"/>
-    <w:bookmarkStart w:id="30" w:name="phase-3-style-design-layer-48-months-out"/>
-    <w:p>
-      <w:pPr>
-        <w:pStyle w:val="Heading3"/>
-      </w:pPr>
-      <w:r>
-        <w:t xml:space="preserve">Phase 3 — Style + Design layer (4–8 months out)</w:t>
-      </w:r>
-    </w:p>
-    <w:p>
-      <w:pPr>
-        <w:pStyle w:val="Compact"/>
-        <w:numPr>
-          <w:ilvl w:val="0"/>
-          <w:numId w:val="1011"/>
-        </w:numPr>
-      </w:pPr>
-      <w:r>
-        <w:rPr>
-          <w:b/>
-          <w:bCs/>
-        </w:rPr>
-        <w:t xml:space="preserve">Stylist</w:t>
-      </w:r>
-      <w:r>
-        <w:t xml:space="preserve"> </w:t>
-      </w:r>
-      <w:r>
-        <w:t xml:space="preserve">(parent-vendor; absorbs florals + lights + decor when hired)</w:t>
-      </w:r>
-    </w:p>
-    <w:p>
-      <w:pPr>
-        <w:pStyle w:val="Compact"/>
-        <w:numPr>
-          <w:ilvl w:val="0"/>
-          <w:numId w:val="1011"/>
-        </w:numPr>
-      </w:pPr>
-      <w:r>
-        <w:rPr>
-          <w:b/>
-          <w:bCs/>
-        </w:rPr>
-        <w:t xml:space="preserve">Florals</w:t>
-      </w:r>
-      <w:r>
-        <w:t xml:space="preserve"> </w:t>
-      </w:r>
-      <w:r>
-        <w:t xml:space="preserve">(or auto-bundled with stylist/venue)</w:t>
-      </w:r>
-    </w:p>
-    <w:p>
-      <w:pPr>
-        <w:pStyle w:val="Compact"/>
-        <w:numPr>
-          <w:ilvl w:val="0"/>
-          <w:numId w:val="1011"/>
-        </w:numPr>
-      </w:pPr>
-      <w:r>
-        <w:rPr>
-          <w:b/>
-          <w:bCs/>
-        </w:rPr>
-        <w:t xml:space="preserve">Lights and Sounds</w:t>
-      </w:r>
-      <w:r>
-        <w:t xml:space="preserve"> </w:t>
-      </w:r>
-      <w:r>
-        <w:t xml:space="preserve">(or auto-bundled)</w:t>
-      </w:r>
-    </w:p>
-    <w:p>
-      <w:pPr>
-        <w:pStyle w:val="Compact"/>
-        <w:numPr>
-          <w:ilvl w:val="0"/>
-          <w:numId w:val="1011"/>
-        </w:numPr>
-      </w:pPr>
-      <w:r>
-        <w:rPr>
-          <w:b/>
-          <w:bCs/>
-        </w:rPr>
-        <w:t xml:space="preserve">Cake</w:t>
-      </w:r>
-      <w:r>
-        <w:t xml:space="preserve"> </w:t>
-      </w:r>
-      <w:r>
-        <w:t xml:space="preserve">(bundled at hotels; solo at gardens)</w:t>
-      </w:r>
-    </w:p>
-    <w:bookmarkEnd w:id="30"/>
-    <w:bookmarkStart w:id="31" w:name="X5a2af1e5901c6e742e75a6ae3f82bd7d56e6f05"/>
-    <w:p>
-      <w:pPr>
-        <w:pStyle w:val="Heading3"/>
-      </w:pPr>
-      <w:r>
-        <w:t xml:space="preserve">Phase 4 — Programming + Entertainment (3–6 months out)</w:t>
-      </w:r>
-    </w:p>
-    <w:p>
-      <w:pPr>
-        <w:pStyle w:val="Compact"/>
-        <w:numPr>
-          <w:ilvl w:val="0"/>
-          <w:numId w:val="1012"/>
-        </w:numPr>
-      </w:pPr>
-      <w:r>
-        <w:rPr>
-          <w:b/>
-          <w:bCs/>
-        </w:rPr>
-        <w:t xml:space="preserve">Host / Emcee</w:t>
-      </w:r>
-    </w:p>
-    <w:p>
-      <w:pPr>
-        <w:pStyle w:val="Compact"/>
-        <w:numPr>
-          <w:ilvl w:val="0"/>
-          <w:numId w:val="1012"/>
-        </w:numPr>
-      </w:pPr>
-      <w:r>
-        <w:rPr>
-          <w:b/>
-          <w:bCs/>
-        </w:rPr>
-        <w:t xml:space="preserve">Band / DJ</w:t>
-      </w:r>
-      <w:r>
-        <w:t xml:space="preserve"> </w:t>
-      </w:r>
-      <w:r>
-        <w:t xml:space="preserve">(multi-vendor allowed)</w:t>
-      </w:r>
-    </w:p>
-    <w:p>
-      <w:pPr>
-        <w:pStyle w:val="Compact"/>
-        <w:numPr>
-          <w:ilvl w:val="0"/>
-          <w:numId w:val="1012"/>
-        </w:numPr>
-      </w:pPr>
-      <w:r>
-        <w:rPr>
-          <w:b/>
-          <w:bCs/>
-        </w:rPr>
-        <w:t xml:space="preserve">Cocktail vendors</w:t>
-      </w:r>
-      <w:r>
-        <w:t xml:space="preserve"> </w:t>
-      </w:r>
-      <w:r>
-        <w:t xml:space="preserve">— multi-slot multi-vendor: food · drinks · souvenirs · attractions · photobooth · entertainment · others</w:t>
-      </w:r>
-    </w:p>
-    <w:bookmarkEnd w:id="31"/>
-    <w:bookmarkStart w:id="32" w:name="Xaec715bdd16de9ff2ab11863020bee10800f890"/>
-    <w:p>
-      <w:pPr>
-        <w:pStyle w:val="Heading3"/>
-      </w:pPr>
-      <w:r>
-        <w:t xml:space="preserve">Phase 5 — Logistics + Finishing (2–4 months out)</w:t>
-      </w:r>
-    </w:p>
-    <w:p>
-      <w:pPr>
-        <w:pStyle w:val="Compact"/>
-        <w:numPr>
-          <w:ilvl w:val="0"/>
-          <w:numId w:val="1013"/>
-        </w:numPr>
-      </w:pPr>
-      <w:r>
-        <w:rPr>
-          <w:b/>
-          <w:bCs/>
-        </w:rPr>
-        <w:t xml:space="preserve">HMUA</w:t>
-      </w:r>
-      <w:r>
-        <w:t xml:space="preserve"> </w:t>
-      </w:r>
-      <w:r>
-        <w:t xml:space="preserve">(coverage roster)</w:t>
-      </w:r>
-    </w:p>
-    <w:p>
-      <w:pPr>
-        <w:pStyle w:val="Compact"/>
-        <w:numPr>
-          <w:ilvl w:val="0"/>
-          <w:numId w:val="1013"/>
-        </w:numPr>
-      </w:pPr>
-      <w:r>
-        <w:rPr>
-          <w:b/>
-          <w:bCs/>
-        </w:rPr>
-        <w:t xml:space="preserve">Bridal car</w:t>
-      </w:r>
-      <w:r>
-        <w:t xml:space="preserve"> </w:t>
-      </w:r>
-      <w:r>
-        <w:t xml:space="preserve">(bundled at hotels)</w:t>
-      </w:r>
-    </w:p>
-    <w:p>
-      <w:pPr>
-        <w:pStyle w:val="Compact"/>
-        <w:numPr>
-          <w:ilvl w:val="0"/>
-          <w:numId w:val="1013"/>
-        </w:numPr>
-      </w:pPr>
-      <w:r>
-        <w:rPr>
-          <w:b/>
-          <w:bCs/>
-        </w:rPr>
-        <w:t xml:space="preserve">Dressing Room / Hotel Stay</w:t>
-      </w:r>
-      <w:r>
-        <w:t xml:space="preserve"> </w:t>
-      </w:r>
-      <w:r>
-        <w:t xml:space="preserve">(bundled at hotels; solo for out-of-town guest blocks)</w:t>
-      </w:r>
-    </w:p>
-    <w:p>
-      <w:pPr>
-        <w:pStyle w:val="Compact"/>
-        <w:numPr>
-          <w:ilvl w:val="0"/>
-          <w:numId w:val="1013"/>
-        </w:numPr>
-      </w:pPr>
-      <w:r>
-        <w:rPr>
-          <w:b/>
-          <w:bCs/>
-        </w:rPr>
-        <w:t xml:space="preserve">Invitations</w:t>
-      </w:r>
-      <w:r>
-        <w:t xml:space="preserve"> </w:t>
-      </w:r>
-      <w:r>
-        <w:t xml:space="preserve">(needs final guest list)</w:t>
-      </w:r>
-    </w:p>
-    <w:p>
-      <w:pPr>
-        <w:pStyle w:val="Compact"/>
-        <w:numPr>
-          <w:ilvl w:val="0"/>
-          <w:numId w:val="1013"/>
-        </w:numPr>
-      </w:pPr>
-      <w:r>
-        <w:rPr>
-          <w:b/>
-          <w:bCs/>
-        </w:rPr>
-        <w:t xml:space="preserve">Rings</w:t>
-      </w:r>
-      <w:r>
-        <w:t xml:space="preserve"> </w:t>
-      </w:r>
-      <w:r>
-        <w:t xml:space="preserve">(couple-led; often external)</w:t>
-      </w:r>
-    </w:p>
-    <w:bookmarkEnd w:id="32"/>
-    <w:bookmarkStart w:id="33" w:name="pre-event-after-photographer-is-locked"/>
-    <w:p>
-      <w:pPr>
-        <w:pStyle w:val="Heading3"/>
-      </w:pPr>
-      <w:r>
-        <w:t xml:space="preserve">Pre-event (after photographer is locked)</w:t>
-      </w:r>
-    </w:p>
-    <w:p>
-      <w:pPr>
-        <w:pStyle w:val="Compact"/>
-        <w:numPr>
-          <w:ilvl w:val="0"/>
-          <w:numId w:val="1014"/>
-        </w:numPr>
-      </w:pPr>
-      <w:r>
-        <w:rPr>
-          <w:b/>
-          <w:bCs/>
-        </w:rPr>
-        <w:t xml:space="preserve">Pre-nup shoot</w:t>
-      </w:r>
-      <w:r>
-        <w:t xml:space="preserve"> </w:t>
-      </w:r>
-      <w:r>
-        <w:t xml:space="preserve">(2–6 months before wedding, with the same photo team)</w:t>
-      </w:r>
-    </w:p>
-    <w:p>
-      <w:pPr>
-        <w:pStyle w:val="Compact"/>
-        <w:numPr>
-          <w:ilvl w:val="0"/>
-          <w:numId w:val="1014"/>
-        </w:numPr>
-      </w:pPr>
-      <w:r>
-        <w:rPr>
-          <w:b/>
-          <w:bCs/>
-        </w:rPr>
-        <w:t xml:space="preserve">Dance Guide / Choreographer</w:t>
-      </w:r>
-      <w:r>
-        <w:t xml:space="preserve"> </w:t>
-      </w:r>
-      <w:r>
-        <w:t xml:space="preserve">(4–8 weeks before; first dance + entourage grand march)</w:t>
-      </w:r>
-    </w:p>
-    <w:bookmarkEnd w:id="33"/>
-    <w:bookmarkStart w:id="34" w:name="post-event-setnayan-coordination-tasks"/>
-    <w:p>
-      <w:pPr>
-        <w:pStyle w:val="Heading3"/>
-      </w:pPr>
-      <w:r>
-        <w:t xml:space="preserve">Post-event (Setnayan coordination tasks)</w:t>
-      </w:r>
-    </w:p>
-    <w:p>
-      <w:pPr>
-        <w:pStyle w:val="Compact"/>
-        <w:numPr>
-          <w:ilvl w:val="0"/>
-          <w:numId w:val="1015"/>
-        </w:numPr>
-      </w:pPr>
-      <w:r>
-        <w:rPr>
-          <w:b/>
-          <w:bCs/>
-        </w:rPr>
-        <w:t xml:space="preserve">Marriage certificate pickup</w:t>
-      </w:r>
-      <w:r>
-        <w:t xml:space="preserve"> </w:t>
-      </w:r>
-      <w:r>
-        <w:t xml:space="preserve">(Setnayan nudges 14 days post-wedding)</w:t>
-      </w:r>
-    </w:p>
-    <w:p>
-      <w:pPr>
-        <w:pStyle w:val="Compact"/>
-        <w:numPr>
-          <w:ilvl w:val="0"/>
-          <w:numId w:val="1015"/>
-        </w:numPr>
-      </w:pPr>
-      <w:r>
-        <w:rPr>
-          <w:b/>
-          <w:bCs/>
-        </w:rPr>
-        <w:t xml:space="preserve">Honeymoon</w:t>
-      </w:r>
-      <w:r>
-        <w:t xml:space="preserve"> </w:t>
-      </w:r>
-      <w:r>
-        <w:t xml:space="preserve">(coordination + budget line)</w:t>
-      </w:r>
-    </w:p>
-    <w:p>
-      <w:pPr>
-        <w:pStyle w:val="Compact"/>
-        <w:numPr>
-          <w:ilvl w:val="0"/>
-          <w:numId w:val="1015"/>
-        </w:numPr>
-      </w:pPr>
-      <w:r>
-        <w:rPr>
-          <w:b/>
-          <w:bCs/>
-        </w:rPr>
-        <w:t xml:space="preserve">Wedding registry / thank-you cards</w:t>
-      </w:r>
-      <w:r>
-        <w:t xml:space="preserve"> </w:t>
-      </w:r>
-      <w:r>
-        <w:t xml:space="preserve">(curated external links in V1; Setnayan SKU in V2)</w:t>
-      </w:r>
-    </w:p>
-    <w:p>
-      <w:r>
-        <w:pict>
-          <v:rect style="width:0;height:1.5pt" o:hralign="center" o:hrstd="t" o:hr="t"/>
-        </w:pict>
-      </w:r>
-    </w:p>
-    <w:bookmarkEnd w:id="34"/>
-    <w:bookmarkEnd w:id="35"/>
-    <w:bookmarkStart w:id="36" w:name="the-8km-proximity-rule"/>
-    <w:p>
-      <w:pPr>
-        <w:pStyle w:val="Heading2"/>
-      </w:pPr>
-      <w:r>
-        <w:t xml:space="preserve">2. The 8km Proximity Rule</w:t>
-      </w:r>
-    </w:p>
-    <w:p>
-      <w:pPr>
-        <w:pStyle w:val="FirstParagraph"/>
-      </w:pPr>
-      <w:r>
-        <w:t xml:space="preserve">Reception venue search filters to ≤8km from the ceremony venue by default.</w:t>
-      </w:r>
-    </w:p>
-    <w:p>
-      <w:pPr>
-        <w:pStyle w:val="BodyText"/>
-      </w:pPr>
-      <w:r>
-        <w:rPr>
-          <w:b/>
-          <w:bCs/>
-        </w:rPr>
-        <w:t xml:space="preserve">Reasoning:</w:t>
-      </w:r>
-      <w:r>
-        <w:t xml:space="preserve"> </w:t>
-      </w:r>
-      <w:r>
-        <w:t xml:space="preserve">- Manila weekend traffic: 8km ≈ 30–45 minutes drive</w:t>
-      </w:r>
-      <w:r>
-        <w:t xml:space="preserve"> </w:t>
-      </w:r>
-      <w:r>
-        <w:t xml:space="preserve">- Guest comfort: long transitions kill event momentum</w:t>
-      </w:r>
-      <w:r>
-        <w:t xml:space="preserve"> </w:t>
-      </w:r>
-      <w:r>
-        <w:t xml:space="preserve">- Couple efficiency: outfit changes need short transitions</w:t>
-      </w:r>
-      <w:r>
-        <w:t xml:space="preserve"> </w:t>
-      </w:r>
-      <w:r>
-        <w:t xml:space="preserve">- Photography: golden-hour timing depends on quick venue moves</w:t>
-      </w:r>
-    </w:p>
-    <w:p>
-      <w:pPr>
-        <w:pStyle w:val="BodyText"/>
-      </w:pPr>
-      <w:r>
-        <w:rPr>
-          <w:b/>
-          <w:bCs/>
-        </w:rPr>
-        <w:t xml:space="preserve">Override:</w:t>
-      </w:r>
-      <w:r>
-        <w:t xml:space="preserve"> </w:t>
-      </w:r>
-      <w:r>
-        <w:t xml:space="preserve">“Show beyond 8km”</w:t>
-      </w:r>
-      <w:r>
-        <w:t xml:space="preserve"> </w:t>
-      </w:r>
-      <w:r>
-        <w:t xml:space="preserve">toggle. Far venue cards display a</w:t>
-      </w:r>
-      <w:r>
-        <w:t xml:space="preserve"> </w:t>
-      </w:r>
-      <w:r>
-        <w:rPr>
-          <w:rStyle w:val="VerbatimChar"/>
-        </w:rPr>
-        <w:t xml:space="preserve">+Nkm · ~Nmin travel</w:t>
-      </w:r>
-      <w:r>
-        <w:t xml:space="preserve"> </w:t>
-      </w:r>
-      <w:r>
-        <w:t xml:space="preserve">badge so the trade-off is visible. Adapts for Tagaytay / destination ceremonies — the radius pulls in same-region venues.</w:t>
-      </w:r>
-    </w:p>
-    <w:p>
-      <w:r>
-        <w:pict>
-          <v:rect style="width:0;height:1.5pt" o:hralign="center" o:hrstd="t" o:hr="t"/>
-        </w:pict>
-      </w:r>
-    </w:p>
-    <w:bookmarkEnd w:id="36"/>
-    <w:bookmarkStart w:id="37" w:name="X17d3744f1c0a56da36558cde186cb1afe0cfdeb"/>
-    <w:p>
-      <w:pPr>
-        <w:pStyle w:val="Heading2"/>
-      </w:pPr>
-      <w:r>
-        <w:t xml:space="preserve">3. Importance Tiers (which categories couples can’t skip)</w:t>
+        <w:t xml:space="preserve">The split — Brain vs Wizard</w:t>
       </w:r>
     </w:p>
     <w:tbl>
@@ -9362,6 +8762,5591 @@
               <w:pStyle w:val="Compact"/>
             </w:pPr>
             <w:r>
+              <w:t xml:space="preserve">Layer</w:t>
+            </w:r>
+          </w:p>
+        </w:tc>
+        <w:tc>
+          <w:tcPr/>
+          <w:p>
+            <w:pPr>
+              <w:pStyle w:val="Compact"/>
+            </w:pPr>
+            <w:r>
+              <w:t xml:space="preserve">What it does</w:t>
+            </w:r>
+          </w:p>
+        </w:tc>
+        <w:tc>
+          <w:tcPr/>
+          <w:p>
+            <w:pPr>
+              <w:pStyle w:val="Compact"/>
+            </w:pPr>
+            <w:r>
+              <w:t xml:space="preserve">Cost mechanism</w:t>
+            </w:r>
+          </w:p>
+        </w:tc>
+      </w:tr>
+      <w:tr>
+        <w:tc>
+          <w:tcPr/>
+          <w:p>
+            <w:pPr>
+              <w:pStyle w:val="Compact"/>
+            </w:pPr>
+            <w:r>
+              <w:rPr>
+                <w:b/>
+                <w:bCs/>
+              </w:rPr>
+              <w:t xml:space="preserve">AI Brain (§ 0a)</w:t>
+            </w:r>
+          </w:p>
+        </w:tc>
+        <w:tc>
+          <w:tcPr/>
+          <w:p>
+            <w:pPr>
+              <w:pStyle w:val="Compact"/>
+            </w:pPr>
+            <w:r>
+              <w:t xml:space="preserve">Retrieves cultural/legal/pricing/feature knowledge from</w:t>
+            </w:r>
+            <w:r>
+              <w:t xml:space="preserve"> </w:t>
+            </w:r>
+            <w:r>
+              <w:rPr>
+                <w:rStyle w:val="VerbatimChar"/>
+              </w:rPr>
+              <w:t xml:space="preserve">concierge_brain_chunks</w:t>
+            </w:r>
+            <w:r>
+              <w:t xml:space="preserve"> </w:t>
+            </w:r>
+            <w:r>
+              <w:t xml:space="preserve">and synthesizes an answer when the couple asks a free-form question</w:t>
+            </w:r>
+          </w:p>
+        </w:tc>
+        <w:tc>
+          <w:tcPr/>
+          <w:p>
+            <w:pPr>
+              <w:pStyle w:val="Compact"/>
+            </w:pPr>
+            <w:r>
+              <w:t xml:space="preserve">LLM call (Llama free / Haiku paid), cached forever by</w:t>
+            </w:r>
+            <w:r>
+              <w:t xml:space="preserve"> </w:t>
+            </w:r>
+            <w:r>
+              <w:rPr>
+                <w:rStyle w:val="VerbatimChar"/>
+              </w:rPr>
+              <w:t xml:space="preserve">hash(query_embedding, chunk_ids, combination_bucket)</w:t>
+            </w:r>
+          </w:p>
+        </w:tc>
+      </w:tr>
+      <w:tr>
+        <w:tc>
+          <w:tcPr/>
+          <w:p>
+            <w:pPr>
+              <w:pStyle w:val="Compact"/>
+            </w:pPr>
+            <w:r>
+              <w:rPr>
+                <w:b/>
+                <w:bCs/>
+              </w:rPr>
+              <w:t xml:space="preserve">Wizard (this section)</w:t>
+            </w:r>
+          </w:p>
+        </w:tc>
+        <w:tc>
+          <w:tcPr/>
+          <w:p>
+            <w:pPr>
+              <w:pStyle w:val="Compact"/>
+            </w:pPr>
+            <w:r>
+              <w:t xml:space="preserve">Decides what to ask/recommend/nudge</w:t>
+            </w:r>
+            <w:r>
+              <w:t xml:space="preserve"> </w:t>
+            </w:r>
+            <w:r>
+              <w:rPr>
+                <w:b/>
+                <w:bCs/>
+              </w:rPr>
+              <w:t xml:space="preserve">next</w:t>
+            </w:r>
+            <w:r>
+              <w:t xml:space="preserve"> </w:t>
+            </w:r>
+            <w:r>
+              <w:t xml:space="preserve">based on event state (intake answers, booked vendors, payment status, wedding-date countdown)</w:t>
+            </w:r>
+          </w:p>
+        </w:tc>
+        <w:tc>
+          <w:tcPr/>
+          <w:p>
+            <w:pPr>
+              <w:pStyle w:val="Compact"/>
+            </w:pPr>
+            <w:r>
+              <w:t xml:space="preserve">Deterministic state machine + template engine.</w:t>
+            </w:r>
+            <w:r>
+              <w:t xml:space="preserve"> </w:t>
+            </w:r>
+            <w:r>
+              <w:rPr>
+                <w:b/>
+                <w:bCs/>
+              </w:rPr>
+              <w:t xml:space="preserve">₱0 cost.</w:t>
+            </w:r>
+          </w:p>
+        </w:tc>
+      </w:tr>
+    </w:tbl>
+    <w:p>
+      <w:pPr>
+        <w:pStyle w:val="BodyText"/>
+      </w:pPr>
+      <w:r>
+        <w:t xml:space="preserve">The wizard’s</w:t>
+      </w:r>
+      <w:r>
+        <w:t xml:space="preserve"> </w:t>
+      </w:r>
+      <w:r>
+        <w:t xml:space="preserve">“personal feel”</w:t>
+      </w:r>
+      <w:r>
+        <w:t xml:space="preserve"> </w:t>
+      </w:r>
+      <w:r>
+        <w:t xml:space="preserve">comes from</w:t>
+      </w:r>
+      <w:r>
+        <w:t xml:space="preserve"> </w:t>
+      </w:r>
+      <w:r>
+        <w:rPr>
+          <w:b/>
+          <w:bCs/>
+        </w:rPr>
+        <w:t xml:space="preserve">event-data substitution at render time</w:t>
+      </w:r>
+      <w:r>
+        <w:t xml:space="preserve"> </w:t>
+      </w:r>
+      <w:r>
+        <w:t xml:space="preserve">(couple’s names, exact date, exact guest count, locked vendors), not LLM paraphrasing. Templates with variable interpolation produce indistinguishable output for a fraction of the cost.</w:t>
+      </w:r>
+    </w:p>
+    <w:bookmarkEnd w:id="28"/>
+    <w:bookmarkStart w:id="29" w:name="the-conducted-flow"/>
+    <w:p>
+      <w:pPr>
+        <w:pStyle w:val="Heading3"/>
+      </w:pPr>
+      <w:r>
+        <w:t xml:space="preserve">The conducted flow</w:t>
+      </w:r>
+    </w:p>
+    <w:p>
+      <w:pPr>
+        <w:pStyle w:val="FirstParagraph"/>
+      </w:pPr>
+      <w:r>
+        <w:t xml:space="preserve">After a couple activates Concierge (via direct purchase, trial, or Pro Weekly bundle — see § 0c), the wizard runs them through this flow:</w:t>
+      </w:r>
+    </w:p>
+    <w:p>
+      <w:pPr>
+        <w:numPr>
+          <w:ilvl w:val="0"/>
+          <w:numId w:val="1009"/>
+        </w:numPr>
+      </w:pPr>
+      <w:r>
+        <w:rPr>
+          <w:b/>
+          <w:bCs/>
+        </w:rPr>
+        <w:t xml:space="preserve">Intake forms (Stage 1)</w:t>
+      </w:r>
+      <w:r>
+        <w:t xml:space="preserve"> </w:t>
+      </w:r>
+      <w:r>
+        <w:t xml:space="preserve">— 5 structured form fields, no free-form sentence input: wedding date · religious tradition (Catholic / Christian non-Catholic / Civil / Muslim / Other) · estimated guest count (50/80/100/150/200/250/300+) · region (NCR / Cebu / Davao / Tagaytay / Boracay / Other) · working-budget tier (the 5 tiers from § 4) · foundation status (church / venue / both / neither). Forms-only.</w:t>
+      </w:r>
+      <w:r>
+        <w:t xml:space="preserve"> </w:t>
+      </w:r>
+      <w:r>
+        <w:rPr>
+          <w:b/>
+          <w:bCs/>
+        </w:rPr>
+        <w:t xml:space="preserve">₱0 inference cost.</w:t>
+      </w:r>
+    </w:p>
+    <w:p>
+      <w:pPr>
+        <w:numPr>
+          <w:ilvl w:val="0"/>
+          <w:numId w:val="1009"/>
+        </w:numPr>
+      </w:pPr>
+      <w:r>
+        <w:rPr>
+          <w:b/>
+          <w:bCs/>
+        </w:rPr>
+        <w:t xml:space="preserve">Foundation lock (Stage 2)</w:t>
+      </w:r>
+      <w:r>
+        <w:t xml:space="preserve"> </w:t>
+      </w:r>
+      <w:r>
+        <w:t xml:space="preserve">— branches off the foundation answer:</w:t>
+      </w:r>
+    </w:p>
+    <w:p>
+      <w:pPr>
+        <w:pStyle w:val="Compact"/>
+        <w:numPr>
+          <w:ilvl w:val="1"/>
+          <w:numId w:val="1010"/>
+        </w:numPr>
+      </w:pPr>
+      <w:r>
+        <w:rPr>
+          <w:b/>
+          <w:bCs/>
+        </w:rPr>
+        <w:t xml:space="preserve">Neither</w:t>
+      </w:r>
+      <w:r>
+        <w:t xml:space="preserve"> </w:t>
+      </w:r>
+      <w:r>
+        <w:t xml:space="preserve">→ ask which to anchor (default recommendation: venue first; peak-month dates lock fast in PH)</w:t>
+      </w:r>
+    </w:p>
+    <w:p>
+      <w:pPr>
+        <w:pStyle w:val="Compact"/>
+        <w:numPr>
+          <w:ilvl w:val="1"/>
+          <w:numId w:val="1010"/>
+        </w:numPr>
+      </w:pPr>
+      <w:r>
+        <w:rPr>
+          <w:b/>
+          <w:bCs/>
+        </w:rPr>
+        <w:t xml:space="preserve">Church only</w:t>
+      </w:r>
+      <w:r>
+        <w:t xml:space="preserve"> </w:t>
+      </w:r>
+      <w:r>
+        <w:t xml:space="preserve">→ lock the church; recommend reception venues within 30km radius</w:t>
+      </w:r>
+    </w:p>
+    <w:p>
+      <w:pPr>
+        <w:pStyle w:val="Compact"/>
+        <w:numPr>
+          <w:ilvl w:val="1"/>
+          <w:numId w:val="1010"/>
+        </w:numPr>
+      </w:pPr>
+      <w:r>
+        <w:rPr>
+          <w:b/>
+          <w:bCs/>
+        </w:rPr>
+        <w:t xml:space="preserve">Venue only</w:t>
+      </w:r>
+      <w:r>
+        <w:t xml:space="preserve"> </w:t>
+      </w:r>
+      <w:r>
+        <w:t xml:space="preserve">→ lock the venue; recommend churches within 30km (skip if Civil)</w:t>
+      </w:r>
+    </w:p>
+    <w:p>
+      <w:pPr>
+        <w:pStyle w:val="Compact"/>
+        <w:numPr>
+          <w:ilvl w:val="1"/>
+          <w:numId w:val="1010"/>
+        </w:numPr>
+      </w:pPr>
+      <w:r>
+        <w:rPr>
+          <w:b/>
+          <w:bCs/>
+        </w:rPr>
+        <w:t xml:space="preserve">Both</w:t>
+      </w:r>
+      <w:r>
+        <w:t xml:space="preserve"> </w:t>
+      </w:r>
+      <w:r>
+        <w:t xml:space="preserve">→ lock both; validate distance is reasonable; advance to Stage 3</w:t>
+      </w:r>
+    </w:p>
+    <w:p>
+      <w:pPr>
+        <w:pStyle w:val="Compact"/>
+        <w:numPr>
+          <w:ilvl w:val="1"/>
+          <w:numId w:val="1010"/>
+        </w:numPr>
+      </w:pPr>
+      <w:r>
+        <w:rPr>
+          <w:b/>
+          <w:bCs/>
+        </w:rPr>
+        <w:t xml:space="preserve">Civil only</w:t>
+      </w:r>
+      <w:r>
+        <w:t xml:space="preserve"> </w:t>
+      </w:r>
+      <w:r>
+        <w:t xml:space="preserve">→ skip church branch entirely</w:t>
+      </w:r>
+    </w:p>
+    <w:p>
+      <w:pPr>
+        <w:numPr>
+          <w:ilvl w:val="0"/>
+          <w:numId w:val="1009"/>
+        </w:numPr>
+      </w:pPr>
+      <w:r>
+        <w:rPr>
+          <w:b/>
+          <w:bCs/>
+        </w:rPr>
+        <w:t xml:space="preserve">Vendor recommendations (Stage 3)</w:t>
+      </w:r>
+      <w:r>
+        <w:t xml:space="preserve"> </w:t>
+      </w:r>
+      <w:r>
+        <w:t xml:space="preserve">— proximity-based + saturation-aware.</w:t>
+      </w:r>
+      <w:r>
+        <w:t xml:space="preserve"> </w:t>
+      </w:r>
+      <w:r>
+        <w:rPr>
+          <w:b/>
+          <w:bCs/>
+        </w:rPr>
+        <w:t xml:space="preserve">Single-pick categories</w:t>
+      </w:r>
+      <w:r>
+        <w:t xml:space="preserve"> </w:t>
+      </w:r>
+      <w:r>
+        <w:t xml:space="preserve">(per § Saturation Rules below) lock at first booking;</w:t>
+      </w:r>
+      <w:r>
+        <w:t xml:space="preserve"> </w:t>
+      </w:r>
+      <w:r>
+        <w:rPr>
+          <w:b/>
+          <w:bCs/>
+        </w:rPr>
+        <w:t xml:space="preserve">multi-pick categories</w:t>
+      </w:r>
+      <w:r>
+        <w:t xml:space="preserve"> </w:t>
+      </w:r>
+      <w:r>
+        <w:t xml:space="preserve">(cocktail booths) saturate at the sub-tag level. Vendor radius defaults to 8km per § 2.</w:t>
+      </w:r>
+    </w:p>
+    <w:p>
+      <w:pPr>
+        <w:numPr>
+          <w:ilvl w:val="0"/>
+          <w:numId w:val="1009"/>
+        </w:numPr>
+      </w:pPr>
+      <w:r>
+        <w:rPr>
+          <w:b/>
+          <w:bCs/>
+        </w:rPr>
+        <w:t xml:space="preserve">Tracking layer (Stage 4)</w:t>
+      </w:r>
+      <w:r>
+        <w:t xml:space="preserve"> </w:t>
+      </w:r>
+      <w:r>
+        <w:t xml:space="preserve">— the</w:t>
+      </w:r>
+      <w:r>
+        <w:t xml:space="preserve"> </w:t>
+      </w:r>
+      <w:r>
+        <w:rPr>
+          <w:b/>
+          <w:bCs/>
+        </w:rPr>
+        <w:t xml:space="preserve">Next Actions surface</w:t>
+      </w:r>
+      <w:r>
+        <w:t xml:space="preserve"> </w:t>
+      </w:r>
+      <w:r>
+        <w:t xml:space="preserve">aggregates</w:t>
+      </w:r>
+      <w:r>
+        <w:t xml:space="preserve"> </w:t>
+      </w:r>
+      <w:r>
+        <w:rPr>
+          <w:rStyle w:val="VerbatimChar"/>
+        </w:rPr>
+        <w:t xml:space="preserve">event_vendors</w:t>
+      </w:r>
+      <w:r>
+        <w:t xml:space="preserve">,</w:t>
+      </w:r>
+      <w:r>
+        <w:t xml:space="preserve"> </w:t>
+      </w:r>
+      <w:r>
+        <w:rPr>
+          <w:rStyle w:val="VerbatimChar"/>
+        </w:rPr>
+        <w:t xml:space="preserve">vendor_meetings</w:t>
+      </w:r>
+      <w:r>
+        <w:t xml:space="preserve">, payment milestones (0007), guest list status (0001), seat plan status (0008), mood board status (0010), and journey progress into a 3-tier feed:</w:t>
+      </w:r>
+    </w:p>
+    <w:p>
+      <w:pPr>
+        <w:pStyle w:val="Compact"/>
+        <w:numPr>
+          <w:ilvl w:val="1"/>
+          <w:numId w:val="1011"/>
+        </w:numPr>
+      </w:pPr>
+      <w:r>
+        <w:t xml:space="preserve">🔴</w:t>
+      </w:r>
+      <w:r>
+        <w:t xml:space="preserve"> </w:t>
+      </w:r>
+      <w:r>
+        <w:rPr>
+          <w:b/>
+          <w:bCs/>
+        </w:rPr>
+        <w:t xml:space="preserve">Overdue</w:t>
+      </w:r>
+      <w:r>
+        <w:t xml:space="preserve"> </w:t>
+      </w:r>
+      <w:r>
+        <w:t xml:space="preserve">— past hard-lock window for a still-unbooked category, or unpaid payment milestone past due</w:t>
+      </w:r>
+    </w:p>
+    <w:p>
+      <w:pPr>
+        <w:pStyle w:val="Compact"/>
+        <w:numPr>
+          <w:ilvl w:val="1"/>
+          <w:numId w:val="1011"/>
+        </w:numPr>
+      </w:pPr>
+      <w:r>
+        <w:t xml:space="preserve">🟡</w:t>
+      </w:r>
+      <w:r>
+        <w:t xml:space="preserve"> </w:t>
+      </w:r>
+      <w:r>
+        <w:rPr>
+          <w:b/>
+          <w:bCs/>
+        </w:rPr>
+        <w:t xml:space="preserve">This week</w:t>
+      </w:r>
+      <w:r>
+        <w:t xml:space="preserve"> </w:t>
+      </w:r>
+      <w:r>
+        <w:t xml:space="preserve">— meetings, payments due, vendor quotes expiring</w:t>
+      </w:r>
+    </w:p>
+    <w:p>
+      <w:pPr>
+        <w:pStyle w:val="Compact"/>
+        <w:numPr>
+          <w:ilvl w:val="1"/>
+          <w:numId w:val="1011"/>
+        </w:numPr>
+      </w:pPr>
+      <w:r>
+        <w:t xml:space="preserve">🔵</w:t>
+      </w:r>
+      <w:r>
+        <w:t xml:space="preserve"> </w:t>
+      </w:r>
+      <w:r>
+        <w:rPr>
+          <w:b/>
+          <w:bCs/>
+        </w:rPr>
+        <w:t xml:space="preserve">Next priorities</w:t>
+      </w:r>
+      <w:r>
+        <w:t xml:space="preserve"> </w:t>
+      </w:r>
+      <w:r>
+        <w:t xml:space="preserve">— Locked-Sequence-aware (highest-importance unbooked category surfaces next)</w:t>
+      </w:r>
+    </w:p>
+    <w:p>
+      <w:pPr>
+        <w:numPr>
+          <w:ilvl w:val="0"/>
+          <w:numId w:val="1009"/>
+        </w:numPr>
+      </w:pPr>
+      <w:r>
+        <w:rPr>
+          <w:b/>
+          <w:bCs/>
+        </w:rPr>
+        <w:t xml:space="preserve">Vendor share packs (Stage 5)</w:t>
+      </w:r>
+      <w:r>
+        <w:t xml:space="preserve"> </w:t>
+      </w:r>
+      <w:r>
+        <w:t xml:space="preserve">— once a vendor is booked AND the relevant artifact is ready, the wizard offers to bundle the artifact subset that vendor needs (photographer gets palette + role roster + schedule; caterer gets final headcount + dietary + seat plan; florist gets palette + venue list + role bouquet assignments; coordinator gets the master pack). V1 delivery rides on 0019 chat (PDF/CSV attached to existing thread); V1.5+ adds a vendor-portal magic-link view.</w:t>
+      </w:r>
+    </w:p>
+    <w:bookmarkEnd w:id="29"/>
+    <w:bookmarkStart w:id="30" w:name="X51b7ec5d0d2c87be6d0ad459e1de6b95fdfde4d"/>
+    <w:p>
+      <w:pPr>
+        <w:pStyle w:val="Heading3"/>
+      </w:pPr>
+      <w:r>
+        <w:t xml:space="preserve">Personalized plan generation (1-prompt per novel combination, cached forever)</w:t>
+      </w:r>
+    </w:p>
+    <w:p>
+      <w:pPr>
+        <w:pStyle w:val="FirstParagraph"/>
+      </w:pPr>
+      <w:r>
+        <w:t xml:space="preserve">After intake completes, the wizard fires</w:t>
+      </w:r>
+      <w:r>
+        <w:t xml:space="preserve"> </w:t>
+      </w:r>
+      <w:r>
+        <w:rPr>
+          <w:b/>
+          <w:bCs/>
+        </w:rPr>
+        <w:t xml:space="preserve">one Haiku 4.5 call</w:t>
+      </w:r>
+      <w:r>
+        <w:t xml:space="preserve"> </w:t>
+      </w:r>
+      <w:r>
+        <w:t xml:space="preserve">to generate a personalized plan tailored to the couple’s intake answers. The prompt stuffs in the relevant brain chunks retrieved by the intake combination plus the couple’s specific facts.</w:t>
+      </w:r>
+    </w:p>
+    <w:p>
+      <w:pPr>
+        <w:pStyle w:val="BodyText"/>
+      </w:pPr>
+      <w:r>
+        <w:t xml:space="preserve">The plan template is</w:t>
+      </w:r>
+      <w:r>
+        <w:t xml:space="preserve"> </w:t>
+      </w:r>
+      <w:r>
+        <w:rPr>
+          <w:b/>
+          <w:bCs/>
+        </w:rPr>
+        <w:t xml:space="preserve">cached by combination hash</w:t>
+      </w:r>
+      <w:r>
+        <w:t xml:space="preserve"> </w:t>
+      </w:r>
+      <w:r>
+        <w:t xml:space="preserve">to drive the per-couple cost toward ₱0:</w:t>
+      </w:r>
+    </w:p>
+    <w:p>
+      <w:pPr>
+        <w:pStyle w:val="SourceCode"/>
+      </w:pPr>
+      <w:r>
+        <w:rPr>
+          <w:rStyle w:val="VerbatimChar"/>
+        </w:rPr>
+        <w:t xml:space="preserve">plan_signature_hash = hash(</w:t>
+      </w:r>
+      <w:r>
+        <w:br/>
+      </w:r>
+      <w:r>
+        <w:rPr>
+          <w:rStyle w:val="VerbatimChar"/>
+        </w:rPr>
+        <w:t xml:space="preserve">  religion, region, guest_count_bucket, budget_tier, foundation_state, season</w:t>
+      </w:r>
+      <w:r>
+        <w:br/>
+      </w:r>
+      <w:r>
+        <w:rPr>
+          <w:rStyle w:val="VerbatimChar"/>
+        </w:rPr>
+        <w:t xml:space="preserve">)</w:t>
+      </w:r>
+      <w:r>
+        <w:br/>
+      </w:r>
+      <w:r>
+        <w:br/>
+      </w:r>
+      <w:r>
+        <w:rPr>
+          <w:rStyle w:val="VerbatimChar"/>
+        </w:rPr>
+        <w:t xml:space="preserve">→ Lookup concierge_plan_templates WHERE signature_hash = X</w:t>
+      </w:r>
+      <w:r>
+        <w:br/>
+      </w:r>
+      <w:r>
+        <w:rPr>
+          <w:rStyle w:val="VerbatimChar"/>
+        </w:rPr>
+        <w:t xml:space="preserve">  → HIT  → use cached plan template, substitute the couple's names/date/specific facts at render time → ₱0</w:t>
+      </w:r>
+      <w:r>
+        <w:br/>
+      </w:r>
+      <w:r>
+        <w:rPr>
+          <w:rStyle w:val="VerbatimChar"/>
+        </w:rPr>
+        <w:t xml:space="preserve">  → MISS → 1 Haiku call (~₱1), cache the result indefinitely, substitute → ₱1 (once for that combination, forever)</w:t>
+      </w:r>
+    </w:p>
+    <w:p>
+      <w:pPr>
+        <w:pStyle w:val="FirstParagraph"/>
+      </w:pPr>
+      <w:r>
+        <w:t xml:space="preserve">There are ~19,200 possible input combinations (5 religions × 6 regions × 8 guest buckets × 5 budget tiers × 4 foundation states × 4 seasons), but the distribution is heavily skewed (NCR Catholic 150-guest tier-3 is a thousand times more common than Boracay Muslim 80-guest tier-5). Admin pre-seeds the top 100 combinations at launch (~₱100 platform cost) so the first 100 couples all hit cache. Marginal cost per paid couple approaches ₱0 as the cache saturates over time.</w:t>
+      </w:r>
+    </w:p>
+    <w:p>
+      <w:pPr>
+        <w:pStyle w:val="BodyText"/>
+      </w:pPr>
+      <w:r>
+        <w:t xml:space="preserve">The plan is</w:t>
+      </w:r>
+      <w:r>
+        <w:t xml:space="preserve"> </w:t>
+      </w:r>
+      <w:r>
+        <w:rPr>
+          <w:b/>
+          <w:bCs/>
+        </w:rPr>
+        <w:t xml:space="preserve">regenerated</w:t>
+      </w:r>
+      <w:r>
+        <w:t xml:space="preserve"> </w:t>
+      </w:r>
+      <w:r>
+        <w:t xml:space="preserve">when an anchor fact changes (wedding date moves &gt; 3 months, guest count changes ± 50, budget tier changes, region changes, religion changes). Re-runs cost the same ₱0/₱1 and are rare. The cached plan template is</w:t>
+      </w:r>
+      <w:r>
+        <w:t xml:space="preserve"> </w:t>
+      </w:r>
+      <w:r>
+        <w:rPr>
+          <w:b/>
+          <w:bCs/>
+        </w:rPr>
+        <w:t xml:space="preserve">admin-editable</w:t>
+      </w:r>
+      <w:r>
+        <w:t xml:space="preserve"> </w:t>
+      </w:r>
+      <w:r>
+        <w:t xml:space="preserve">for quality — the first generation for a new combination can be hand-tweaked by admin before the next 50 couples in that combination see it.</w:t>
+      </w:r>
+    </w:p>
+    <w:bookmarkEnd w:id="30"/>
+    <w:bookmarkStart w:id="31" w:name="cache-invalidation"/>
+    <w:p>
+      <w:pPr>
+        <w:pStyle w:val="Heading3"/>
+      </w:pPr>
+      <w:r>
+        <w:t xml:space="preserve">Cache invalidation</w:t>
+      </w:r>
+    </w:p>
+    <w:p>
+      <w:pPr>
+        <w:pStyle w:val="FirstParagraph"/>
+      </w:pPr>
+      <w:r>
+        <w:t xml:space="preserve">When admin edits a brain chunk via the Brain Editor (0023), plan templates that reference that chunk are flagged</w:t>
+      </w:r>
+      <w:r>
+        <w:t xml:space="preserve"> </w:t>
+      </w:r>
+      <w:r>
+        <w:rPr>
+          <w:rStyle w:val="VerbatimChar"/>
+        </w:rPr>
+        <w:t xml:space="preserve">stale</w:t>
+      </w:r>
+      <w:r>
+        <w:t xml:space="preserve">. They regenerate lazily on next access — no mass-regenerate batch needed.</w:t>
+      </w:r>
+    </w:p>
+    <w:bookmarkEnd w:id="31"/>
+    <w:bookmarkStart w:id="32" w:name="Xe92363bf38499d48428df3b893ad091ba22892f"/>
+    <w:p>
+      <w:pPr>
+        <w:pStyle w:val="Heading3"/>
+      </w:pPr>
+      <w:r>
+        <w:t xml:space="preserve">Couples see the plan as a take-away document</w:t>
+      </w:r>
+    </w:p>
+    <w:p>
+      <w:pPr>
+        <w:pStyle w:val="FirstParagraph"/>
+      </w:pPr>
+      <w:r>
+        <w:t xml:space="preserve">The personalized plan stays visible to the couple as a static document they can re-open anytime — even on DIY downgrade. Surfaced as</w:t>
+      </w:r>
+      <w:r>
+        <w:t xml:space="preserve"> </w:t>
+      </w:r>
+      <w:r>
+        <w:t xml:space="preserve">“Your Setnayan Plan”</w:t>
+      </w:r>
+      <w:r>
+        <w:t xml:space="preserve"> </w:t>
+      </w:r>
+      <w:r>
+        <w:t xml:space="preserve">tile on the dashboard. Maximizes the</w:t>
+      </w:r>
+      <w:r>
+        <w:t xml:space="preserve"> </w:t>
+      </w:r>
+      <w:r>
+        <w:t xml:space="preserve">“Setnayan handed me a plan”</w:t>
+      </w:r>
+      <w:r>
+        <w:t xml:space="preserve"> </w:t>
+      </w:r>
+      <w:r>
+        <w:t xml:space="preserve">perception. Per § Data Permanence below, the plan survives forever.</w:t>
+      </w:r>
+    </w:p>
+    <w:bookmarkEnd w:id="32"/>
+    <w:bookmarkStart w:id="34" w:name="vendor-saturation-rules"/>
+    <w:p>
+      <w:pPr>
+        <w:pStyle w:val="Heading3"/>
+      </w:pPr>
+      <w:r>
+        <w:t xml:space="preserve">Vendor saturation rules</w:t>
+      </w:r>
+    </w:p>
+    <w:p>
+      <w:pPr>
+        <w:pStyle w:val="FirstParagraph"/>
+      </w:pPr>
+      <w:r>
+        <w:t xml:space="preserve">The wizard enforces single-pick / multi-pick discipline for the 28 canonical_services declared in</w:t>
+      </w:r>
+      <w:r>
+        <w:t xml:space="preserve"> </w:t>
+      </w:r>
+      <w:hyperlink r:id="rId33">
+        <w:r>
+          <w:rPr>
+            <w:rStyle w:val="Hyperlink"/>
+          </w:rPr>
+          <w:t xml:space="preserve">0006 § Data model</w:t>
+        </w:r>
+      </w:hyperlink>
+      <w:r>
+        <w:t xml:space="preserve">. Locked 2026-05-18:</w:t>
+      </w:r>
+    </w:p>
+    <w:p>
+      <w:pPr>
+        <w:pStyle w:val="Compact"/>
+        <w:numPr>
+          <w:ilvl w:val="0"/>
+          <w:numId w:val="1012"/>
+        </w:numPr>
+      </w:pPr>
+      <w:r>
+        <w:rPr>
+          <w:b/>
+          <w:bCs/>
+        </w:rPr>
+        <w:t xml:space="preserve">Hard single-pick (9 categories)</w:t>
+      </w:r>
+      <w:r>
+        <w:t xml:space="preserve"> </w:t>
+      </w:r>
+      <w:r>
+        <w:t xml:space="preserve">— wizard caps at 1, hard:</w:t>
+      </w:r>
+      <w:r>
+        <w:t xml:space="preserve"> </w:t>
+      </w:r>
+      <w:r>
+        <w:rPr>
+          <w:rStyle w:val="VerbatimChar"/>
+        </w:rPr>
+        <w:t xml:space="preserve">ceremony_venue</w:t>
+      </w:r>
+      <w:r>
+        <w:t xml:space="preserve">,</w:t>
+      </w:r>
+      <w:r>
+        <w:t xml:space="preserve"> </w:t>
+      </w:r>
+      <w:r>
+        <w:rPr>
+          <w:rStyle w:val="VerbatimChar"/>
+        </w:rPr>
+        <w:t xml:space="preserve">reception_venue</w:t>
+      </w:r>
+      <w:r>
+        <w:t xml:space="preserve">,</w:t>
+      </w:r>
+      <w:r>
+        <w:t xml:space="preserve"> </w:t>
+      </w:r>
+      <w:r>
+        <w:rPr>
+          <w:rStyle w:val="VerbatimChar"/>
+        </w:rPr>
+        <w:t xml:space="preserve">wedding_coordination</w:t>
+      </w:r>
+      <w:r>
+        <w:t xml:space="preserve">,</w:t>
+      </w:r>
+      <w:r>
+        <w:t xml:space="preserve"> </w:t>
+      </w:r>
+      <w:r>
+        <w:rPr>
+          <w:rStyle w:val="VerbatimChar"/>
+        </w:rPr>
+        <w:t xml:space="preserve">officiant</w:t>
+      </w:r>
+      <w:r>
+        <w:t xml:space="preserve">,</w:t>
+      </w:r>
+      <w:r>
+        <w:t xml:space="preserve"> </w:t>
+      </w:r>
+      <w:r>
+        <w:rPr>
+          <w:rStyle w:val="VerbatimChar"/>
+        </w:rPr>
+        <w:t xml:space="preserve">wedding_rings</w:t>
+      </w:r>
+      <w:r>
+        <w:t xml:space="preserve">,</w:t>
+      </w:r>
+      <w:r>
+        <w:t xml:space="preserve"> </w:t>
+      </w:r>
+      <w:r>
+        <w:rPr>
+          <w:rStyle w:val="VerbatimChar"/>
+        </w:rPr>
+        <w:t xml:space="preserve">honeymoon_planner</w:t>
+      </w:r>
+      <w:r>
+        <w:t xml:space="preserve">,</w:t>
+      </w:r>
+      <w:r>
+        <w:t xml:space="preserve"> </w:t>
+      </w:r>
+      <w:r>
+        <w:rPr>
+          <w:rStyle w:val="VerbatimChar"/>
+        </w:rPr>
+        <w:t xml:space="preserve">bridal_gown</w:t>
+      </w:r>
+      <w:r>
+        <w:t xml:space="preserve">,</w:t>
+      </w:r>
+      <w:r>
+        <w:t xml:space="preserve"> </w:t>
+      </w:r>
+      <w:r>
+        <w:rPr>
+          <w:rStyle w:val="VerbatimChar"/>
+        </w:rPr>
+        <w:t xml:space="preserve">groom_suit</w:t>
+      </w:r>
+      <w:r>
+        <w:t xml:space="preserve">,</w:t>
+      </w:r>
+      <w:r>
+        <w:t xml:space="preserve"> </w:t>
+      </w:r>
+      <w:r>
+        <w:rPr>
+          <w:rStyle w:val="VerbatimChar"/>
+        </w:rPr>
+        <w:t xml:space="preserve">transportation_bridal_car</w:t>
+      </w:r>
+    </w:p>
+    <w:p>
+      <w:pPr>
+        <w:pStyle w:val="Compact"/>
+        <w:numPr>
+          <w:ilvl w:val="0"/>
+          <w:numId w:val="1012"/>
+        </w:numPr>
+      </w:pPr>
+      <w:r>
+        <w:rPr>
+          <w:b/>
+          <w:bCs/>
+        </w:rPr>
+        <w:t xml:space="preserve">Soft single-pick (12 categories)</w:t>
+      </w:r>
+      <w:r>
+        <w:t xml:space="preserve"> </w:t>
+      </w:r>
+      <w:r>
+        <w:t xml:space="preserve">— wizard defaults to 1, couple may explicitly add a 2nd:</w:t>
+      </w:r>
+      <w:r>
+        <w:t xml:space="preserve"> </w:t>
+      </w:r>
+      <w:r>
+        <w:rPr>
+          <w:rStyle w:val="VerbatimChar"/>
+        </w:rPr>
+        <w:t xml:space="preserve">catering</w:t>
+      </w:r>
+      <w:r>
+        <w:t xml:space="preserve">,</w:t>
+      </w:r>
+      <w:r>
+        <w:t xml:space="preserve"> </w:t>
+      </w:r>
+      <w:r>
+        <w:rPr>
+          <w:rStyle w:val="VerbatimChar"/>
+        </w:rPr>
+        <w:t xml:space="preserve">photography</w:t>
+      </w:r>
+      <w:r>
+        <w:t xml:space="preserve">,</w:t>
+      </w:r>
+      <w:r>
+        <w:t xml:space="preserve"> </w:t>
+      </w:r>
+      <w:r>
+        <w:rPr>
+          <w:rStyle w:val="VerbatimChar"/>
+        </w:rPr>
+        <w:t xml:space="preserve">videography</w:t>
+      </w:r>
+      <w:r>
+        <w:t xml:space="preserve">,</w:t>
+      </w:r>
+      <w:r>
+        <w:t xml:space="preserve"> </w:t>
+      </w:r>
+      <w:r>
+        <w:rPr>
+          <w:rStyle w:val="VerbatimChar"/>
+        </w:rPr>
+        <w:t xml:space="preserve">same_day_edit</w:t>
+      </w:r>
+      <w:r>
+        <w:t xml:space="preserve">,</w:t>
+      </w:r>
+      <w:r>
+        <w:t xml:space="preserve"> </w:t>
+      </w:r>
+      <w:r>
+        <w:rPr>
+          <w:rStyle w:val="VerbatimChar"/>
+        </w:rPr>
+        <w:t xml:space="preserve">prenup_shoot</w:t>
+      </w:r>
+      <w:r>
+        <w:t xml:space="preserve">,</w:t>
+      </w:r>
+      <w:r>
+        <w:t xml:space="preserve"> </w:t>
+      </w:r>
+      <w:r>
+        <w:rPr>
+          <w:rStyle w:val="VerbatimChar"/>
+        </w:rPr>
+        <w:t xml:space="preserve">drone</w:t>
+      </w:r>
+      <w:r>
+        <w:t xml:space="preserve">,</w:t>
+      </w:r>
+      <w:r>
+        <w:t xml:space="preserve"> </w:t>
+      </w:r>
+      <w:r>
+        <w:rPr>
+          <w:rStyle w:val="VerbatimChar"/>
+        </w:rPr>
+        <w:t xml:space="preserve">cake_desserts</w:t>
+      </w:r>
+      <w:r>
+        <w:t xml:space="preserve">,</w:t>
+      </w:r>
+      <w:r>
+        <w:t xml:space="preserve"> </w:t>
+      </w:r>
+      <w:r>
+        <w:rPr>
+          <w:rStyle w:val="VerbatimChar"/>
+        </w:rPr>
+        <w:t xml:space="preserve">florals</w:t>
+      </w:r>
+      <w:r>
+        <w:t xml:space="preserve">,</w:t>
+      </w:r>
+      <w:r>
+        <w:t xml:space="preserve"> </w:t>
+      </w:r>
+      <w:r>
+        <w:rPr>
+          <w:rStyle w:val="VerbatimChar"/>
+        </w:rPr>
+        <w:t xml:space="preserve">invitation_print</w:t>
+      </w:r>
+      <w:r>
+        <w:t xml:space="preserve">,</w:t>
+      </w:r>
+      <w:r>
+        <w:t xml:space="preserve"> </w:t>
+      </w:r>
+      <w:r>
+        <w:rPr>
+          <w:rStyle w:val="VerbatimChar"/>
+        </w:rPr>
+        <w:t xml:space="preserve">stationery_signage</w:t>
+      </w:r>
+      <w:r>
+        <w:t xml:space="preserve">,</w:t>
+      </w:r>
+      <w:r>
+        <w:t xml:space="preserve"> </w:t>
+      </w:r>
+      <w:r>
+        <w:rPr>
+          <w:rStyle w:val="VerbatimChar"/>
+        </w:rPr>
+        <w:t xml:space="preserve">souvenirs_giveaways</w:t>
+      </w:r>
+      <w:r>
+        <w:t xml:space="preserve">,</w:t>
+      </w:r>
+      <w:r>
+        <w:t xml:space="preserve"> </w:t>
+      </w:r>
+      <w:r>
+        <w:rPr>
+          <w:rStyle w:val="VerbatimChar"/>
+        </w:rPr>
+        <w:t xml:space="preserve">dj_emcee_host</w:t>
+      </w:r>
+    </w:p>
+    <w:p>
+      <w:pPr>
+        <w:pStyle w:val="Compact"/>
+        <w:numPr>
+          <w:ilvl w:val="0"/>
+          <w:numId w:val="1012"/>
+        </w:numPr>
+      </w:pPr>
+      <w:r>
+        <w:rPr>
+          <w:b/>
+          <w:bCs/>
+        </w:rPr>
+        <w:t xml:space="preserve">Multi-pick uncapped (7 categories)</w:t>
+      </w:r>
+      <w:r>
+        <w:t xml:space="preserve"> </w:t>
+      </w:r>
+      <w:r>
+        <w:t xml:space="preserve">— wizard never saturates:</w:t>
+      </w:r>
+      <w:r>
+        <w:t xml:space="preserve"> </w:t>
+      </w:r>
+      <w:r>
+        <w:rPr>
+          <w:rStyle w:val="VerbatimChar"/>
+        </w:rPr>
+        <w:t xml:space="preserve">hmua</w:t>
+      </w:r>
+      <w:r>
+        <w:t xml:space="preserve">,</w:t>
+      </w:r>
+      <w:r>
+        <w:t xml:space="preserve"> </w:t>
+      </w:r>
+      <w:r>
+        <w:rPr>
+          <w:rStyle w:val="VerbatimChar"/>
+        </w:rPr>
+        <w:t xml:space="preserve">entourage_attire</w:t>
+      </w:r>
+      <w:r>
+        <w:t xml:space="preserve">,</w:t>
+      </w:r>
+      <w:r>
+        <w:t xml:space="preserve"> </w:t>
+      </w:r>
+      <w:r>
+        <w:rPr>
+          <w:rStyle w:val="VerbatimChar"/>
+        </w:rPr>
+        <w:t xml:space="preserve">transportation_guest_shuttle</w:t>
+      </w:r>
+      <w:r>
+        <w:t xml:space="preserve">,</w:t>
+      </w:r>
+      <w:r>
+        <w:t xml:space="preserve"> </w:t>
+      </w:r>
+      <w:r>
+        <w:rPr>
+          <w:rStyle w:val="VerbatimChar"/>
+        </w:rPr>
+        <w:t xml:space="preserve">lights_sound</w:t>
+      </w:r>
+      <w:r>
+        <w:t xml:space="preserve">,</w:t>
+      </w:r>
+      <w:r>
+        <w:t xml:space="preserve"> </w:t>
+      </w:r>
+      <w:r>
+        <w:rPr>
+          <w:rStyle w:val="VerbatimChar"/>
+        </w:rPr>
+        <w:t xml:space="preserve">live_band</w:t>
+      </w:r>
+      <w:r>
+        <w:t xml:space="preserve">,</w:t>
+      </w:r>
+      <w:r>
+        <w:t xml:space="preserve"> </w:t>
+      </w:r>
+      <w:r>
+        <w:rPr>
+          <w:rStyle w:val="VerbatimChar"/>
+        </w:rPr>
+        <w:t xml:space="preserve">acoustic_performer</w:t>
+      </w:r>
+      <w:r>
+        <w:t xml:space="preserve">,</w:t>
+      </w:r>
+      <w:r>
+        <w:t xml:space="preserve"> </w:t>
+      </w:r>
+      <w:r>
+        <w:rPr>
+          <w:rStyle w:val="VerbatimChar"/>
+        </w:rPr>
+        <w:t xml:space="preserve">choir_string_quartet</w:t>
+      </w:r>
+    </w:p>
+    <w:p>
+      <w:pPr>
+        <w:pStyle w:val="Compact"/>
+        <w:numPr>
+          <w:ilvl w:val="0"/>
+          <w:numId w:val="1012"/>
+        </w:numPr>
+      </w:pPr>
+      <w:r>
+        <w:rPr>
+          <w:b/>
+          <w:bCs/>
+        </w:rPr>
+        <w:t xml:space="preserve">Multi-pick with sub-tag saturation (2 categories)</w:t>
+      </w:r>
+      <w:r>
+        <w:t xml:space="preserve"> </w:t>
+      </w:r>
+      <w:r>
+        <w:t xml:space="preserve">— multi at canonical level, 1 per sub-tag:</w:t>
+      </w:r>
+    </w:p>
+    <w:p>
+      <w:pPr>
+        <w:pStyle w:val="Compact"/>
+        <w:numPr>
+          <w:ilvl w:val="1"/>
+          <w:numId w:val="1013"/>
+        </w:numPr>
+      </w:pPr>
+      <w:r>
+        <w:rPr>
+          <w:rStyle w:val="VerbatimChar"/>
+        </w:rPr>
+        <w:t xml:space="preserve">mobile_bar</w:t>
+      </w:r>
+      <w:r>
+        <w:t xml:space="preserve"> </w:t>
+      </w:r>
+      <w:r>
+        <w:t xml:space="preserve">→</w:t>
+      </w:r>
+      <w:r>
+        <w:t xml:space="preserve"> </w:t>
+      </w:r>
+      <w:r>
+        <w:rPr>
+          <w:rStyle w:val="VerbatimChar"/>
+        </w:rPr>
+        <w:t xml:space="preserve">cocktail</w:t>
+      </w:r>
+      <w:r>
+        <w:t xml:space="preserve"> </w:t>
+      </w:r>
+      <w:r>
+        <w:t xml:space="preserve">·</w:t>
+      </w:r>
+      <w:r>
+        <w:t xml:space="preserve"> </w:t>
+      </w:r>
+      <w:r>
+        <w:rPr>
+          <w:rStyle w:val="VerbatimChar"/>
+        </w:rPr>
+        <w:t xml:space="preserve">coffee</w:t>
+      </w:r>
+      <w:r>
+        <w:t xml:space="preserve"> </w:t>
+      </w:r>
+      <w:r>
+        <w:t xml:space="preserve">·</w:t>
+      </w:r>
+      <w:r>
+        <w:t xml:space="preserve"> </w:t>
+      </w:r>
+      <w:r>
+        <w:rPr>
+          <w:rStyle w:val="VerbatimChar"/>
+        </w:rPr>
+        <w:t xml:space="preserve">juice</w:t>
+      </w:r>
+      <w:r>
+        <w:t xml:space="preserve"> </w:t>
+      </w:r>
+      <w:r>
+        <w:t xml:space="preserve">·</w:t>
+      </w:r>
+      <w:r>
+        <w:t xml:space="preserve"> </w:t>
+      </w:r>
+      <w:r>
+        <w:rPr>
+          <w:rStyle w:val="VerbatimChar"/>
+        </w:rPr>
+        <w:t xml:space="preserve">tea</w:t>
+      </w:r>
+      <w:r>
+        <w:t xml:space="preserve"> </w:t>
+      </w:r>
+      <w:r>
+        <w:t xml:space="preserve">·</w:t>
+      </w:r>
+      <w:r>
+        <w:t xml:space="preserve"> </w:t>
+      </w:r>
+      <w:r>
+        <w:rPr>
+          <w:rStyle w:val="VerbatimChar"/>
+        </w:rPr>
+        <w:t xml:space="preserve">perfume</w:t>
+      </w:r>
+      <w:r>
+        <w:t xml:space="preserve"> </w:t>
+      </w:r>
+      <w:r>
+        <w:t xml:space="preserve">·</w:t>
+      </w:r>
+      <w:r>
+        <w:t xml:space="preserve"> </w:t>
+      </w:r>
+      <w:r>
+        <w:rPr>
+          <w:rStyle w:val="VerbatimChar"/>
+        </w:rPr>
+        <w:t xml:space="preserve">dessert_drinks</w:t>
+      </w:r>
+    </w:p>
+    <w:p>
+      <w:pPr>
+        <w:pStyle w:val="Compact"/>
+        <w:numPr>
+          <w:ilvl w:val="1"/>
+          <w:numId w:val="1013"/>
+        </w:numPr>
+      </w:pPr>
+      <w:r>
+        <w:rPr>
+          <w:rStyle w:val="VerbatimChar"/>
+        </w:rPr>
+        <w:t xml:space="preserve">photobooth</w:t>
+      </w:r>
+      <w:r>
+        <w:t xml:space="preserve"> </w:t>
+      </w:r>
+      <w:r>
+        <w:t xml:space="preserve">→</w:t>
+      </w:r>
+      <w:r>
+        <w:t xml:space="preserve"> </w:t>
+      </w:r>
+      <w:r>
+        <w:rPr>
+          <w:rStyle w:val="VerbatimChar"/>
+        </w:rPr>
+        <w:t xml:space="preserve">classic</w:t>
+      </w:r>
+      <w:r>
+        <w:t xml:space="preserve"> </w:t>
+      </w:r>
+      <w:r>
+        <w:t xml:space="preserve">·</w:t>
+      </w:r>
+      <w:r>
+        <w:t xml:space="preserve"> </w:t>
+      </w:r>
+      <w:r>
+        <w:rPr>
+          <w:rStyle w:val="VerbatimChar"/>
+        </w:rPr>
+        <w:t xml:space="preserve">mirror</w:t>
+      </w:r>
+      <w:r>
+        <w:t xml:space="preserve"> </w:t>
+      </w:r>
+      <w:r>
+        <w:t xml:space="preserve">·</w:t>
+      </w:r>
+      <w:r>
+        <w:t xml:space="preserve"> </w:t>
+      </w:r>
+      <w:r>
+        <w:rPr>
+          <w:rStyle w:val="VerbatimChar"/>
+        </w:rPr>
+        <w:t xml:space="preserve">360</w:t>
+      </w:r>
+      <w:r>
+        <w:t xml:space="preserve"> </w:t>
+      </w:r>
+      <w:r>
+        <w:t xml:space="preserve">·</w:t>
+      </w:r>
+      <w:r>
+        <w:t xml:space="preserve"> </w:t>
+      </w:r>
+      <w:r>
+        <w:rPr>
+          <w:rStyle w:val="VerbatimChar"/>
+        </w:rPr>
+        <w:t xml:space="preserve">slow_mo</w:t>
+      </w:r>
+      <w:r>
+        <w:t xml:space="preserve"> </w:t>
+      </w:r>
+      <w:r>
+        <w:t xml:space="preserve">·</w:t>
+      </w:r>
+      <w:r>
+        <w:t xml:space="preserve"> </w:t>
+      </w:r>
+      <w:r>
+        <w:rPr>
+          <w:rStyle w:val="VerbatimChar"/>
+        </w:rPr>
+        <w:t xml:space="preserve">polaroid</w:t>
+      </w:r>
+    </w:p>
+    <w:p>
+      <w:pPr>
+        <w:pStyle w:val="FirstParagraph"/>
+      </w:pPr>
+      <w:r>
+        <w:t xml:space="preserve">Sub-tags ride on existing</w:t>
+      </w:r>
+      <w:r>
+        <w:t xml:space="preserve"> </w:t>
+      </w:r>
+      <w:r>
+        <w:rPr>
+          <w:rStyle w:val="VerbatimChar"/>
+        </w:rPr>
+        <w:t xml:space="preserve">vendor_packages.recommended_for_tags TEXT[]</w:t>
+      </w:r>
+      <w:r>
+        <w:t xml:space="preserve">. Wizard saturation logic checks tag intersection within the canonical, not just canonical count. Custom services (</w:t>
+      </w:r>
+      <w:r>
+        <w:rPr>
+          <w:rStyle w:val="VerbatimChar"/>
+        </w:rPr>
+        <w:t xml:space="preserve">event_custom_services</w:t>
+      </w:r>
+      <w:r>
+        <w:t xml:space="preserve">) are always multi-pick uncapped — the couple defined them, they own the cap.</w:t>
+      </w:r>
+    </w:p>
+    <w:bookmarkEnd w:id="34"/>
+    <w:bookmarkStart w:id="36" w:name="Xafe914f1c1fab70adeb8eaa5f84b18406d5949b"/>
+    <w:p>
+      <w:pPr>
+        <w:pStyle w:val="Heading3"/>
+      </w:pPr>
+      <w:r>
+        <w:t xml:space="preserve">Canonical wedding timeline (the wizard’s calendar engine)</w:t>
+      </w:r>
+    </w:p>
+    <w:p>
+      <w:pPr>
+        <w:pStyle w:val="FirstParagraph"/>
+      </w:pPr>
+      <w:r>
+        <w:t xml:space="preserve">Each vendor category has two timestamps:</w:t>
+      </w:r>
+      <w:r>
+        <w:t xml:space="preserve"> </w:t>
+      </w:r>
+      <w:r>
+        <w:rPr>
+          <w:rStyle w:val="VerbatimChar"/>
+        </w:rPr>
+        <w:t xml:space="preserve">start_surfacing_months_before</w:t>
+      </w:r>
+      <w:r>
+        <w:t xml:space="preserve"> </w:t>
+      </w:r>
+      <w:r>
+        <w:t xml:space="preserve">(when the wizard first nudges) and</w:t>
+      </w:r>
+      <w:r>
+        <w:t xml:space="preserve"> </w:t>
+      </w:r>
+      <w:r>
+        <w:rPr>
+          <w:rStyle w:val="VerbatimChar"/>
+        </w:rPr>
+        <w:t xml:space="preserve">hard_lock_months_before</w:t>
+      </w:r>
+      <w:r>
+        <w:t xml:space="preserve"> </w:t>
+      </w:r>
+      <w:r>
+        <w:t xml:space="preserve">(when the wizard escalates to 🔴 Overdue). The gap is the couple’s research-decide-inquire window (typically 2-3 months for major vendors). Full timeline lives in the Brain at</w:t>
+      </w:r>
+      <w:r>
+        <w:t xml:space="preserve"> </w:t>
+      </w:r>
+      <w:hyperlink r:id="rId35">
+        <w:r>
+          <w:rPr>
+            <w:rStyle w:val="VerbatimChar"/>
+          </w:rPr>
+          <w:t xml:space="preserve">04_Planning_Timelines.md</w:t>
+        </w:r>
+      </w:hyperlink>
+      <w:r>
+        <w:t xml:space="preserve"> </w:t>
+      </w:r>
+      <w:r>
+        <w:t xml:space="preserve">(filled with canonical content 2026-05-18).</w:t>
+      </w:r>
+    </w:p>
+    <w:p>
+      <w:pPr>
+        <w:pStyle w:val="BodyText"/>
+      </w:pPr>
+      <w:r>
+        <w:t xml:space="preserve">The wizard reads</w:t>
+      </w:r>
+      <w:r>
+        <w:t xml:space="preserve"> </w:t>
+      </w:r>
+      <w:r>
+        <w:rPr>
+          <w:rStyle w:val="VerbatimChar"/>
+        </w:rPr>
+        <w:t xml:space="preserve">events.wedding_date</w:t>
+      </w:r>
+      <w:r>
+        <w:t xml:space="preserve"> </w:t>
+      </w:r>
+      <w:r>
+        <w:t xml:space="preserve">+</w:t>
+      </w:r>
+      <w:r>
+        <w:t xml:space="preserve"> </w:t>
+      </w:r>
+      <w:r>
+        <w:rPr>
+          <w:rStyle w:val="VerbatimChar"/>
+        </w:rPr>
+        <w:t xml:space="preserve">events.religious_tradition</w:t>
+      </w:r>
+      <w:r>
+        <w:t xml:space="preserve"> </w:t>
+      </w:r>
+      <w:r>
+        <w:t xml:space="preserve">and surfaces the appropriate cards as Next Actions:</w:t>
+      </w:r>
+    </w:p>
+    <w:p>
+      <w:pPr>
+        <w:pStyle w:val="SourceCode"/>
+      </w:pPr>
+      <w:r>
+        <w:rPr>
+          <w:rStyle w:val="VerbatimChar"/>
+        </w:rPr>
+        <w:t xml:space="preserve">For each category in the wedding's plan:</w:t>
+      </w:r>
+      <w:r>
+        <w:br/>
+      </w:r>
+      <w:r>
+        <w:rPr>
+          <w:rStyle w:val="VerbatimChar"/>
+        </w:rPr>
+        <w:t xml:space="preserve">  months_until_wedding = (events.wedding_date - NOW()) / 30</w:t>
+      </w:r>
+      <w:r>
+        <w:br/>
+      </w:r>
+      <w:r>
+        <w:rPr>
+          <w:rStyle w:val="VerbatimChar"/>
+        </w:rPr>
+        <w:t xml:space="preserve">  IF months_until_wedding &lt;= start_surfacing AND not booked</w:t>
+      </w:r>
+      <w:r>
+        <w:br/>
+      </w:r>
+      <w:r>
+        <w:rPr>
+          <w:rStyle w:val="VerbatimChar"/>
+        </w:rPr>
+        <w:t xml:space="preserve">    → surface in Next Actions (priority by phase order)</w:t>
+      </w:r>
+      <w:r>
+        <w:br/>
+      </w:r>
+      <w:r>
+        <w:rPr>
+          <w:rStyle w:val="VerbatimChar"/>
+        </w:rPr>
+        <w:t xml:space="preserve">  IF months_until_wedding &lt;= hard_lock AND not booked</w:t>
+      </w:r>
+      <w:r>
+        <w:br/>
+      </w:r>
+      <w:r>
+        <w:rPr>
+          <w:rStyle w:val="VerbatimChar"/>
+        </w:rPr>
+        <w:t xml:space="preserve">    → escalate to 🔴 Overdue tier</w:t>
+      </w:r>
+      <w:r>
+        <w:br/>
+      </w:r>
+      <w:r>
+        <w:rPr>
+          <w:rStyle w:val="VerbatimChar"/>
+        </w:rPr>
+        <w:t xml:space="preserve">  IF months_until_wedding &gt; start_surfacing</w:t>
+      </w:r>
+      <w:r>
+        <w:br/>
+      </w:r>
+      <w:r>
+        <w:rPr>
+          <w:rStyle w:val="VerbatimChar"/>
+        </w:rPr>
+        <w:t xml:space="preserve">    → not surfaced yet (will surface when its time comes)</w:t>
+      </w:r>
+    </w:p>
+    <w:p>
+      <w:pPr>
+        <w:pStyle w:val="FirstParagraph"/>
+      </w:pPr>
+      <w:r>
+        <w:t xml:space="preserve">PH-specific hard floors: marriage license has a 4-month application window (120-day validity); Pre-Cana needs 60-90 day parish notice; custom bridal gown needs 3-6 month production lead.</w:t>
+      </w:r>
+    </w:p>
+    <w:bookmarkEnd w:id="36"/>
+    <w:bookmarkStart w:id="37" w:name="compressed-timeline-handling"/>
+    <w:p>
+      <w:pPr>
+        <w:pStyle w:val="Heading3"/>
+      </w:pPr>
+      <w:r>
+        <w:t xml:space="preserve">Compressed-timeline handling</w:t>
+      </w:r>
+    </w:p>
+    <w:p>
+      <w:pPr>
+        <w:pStyle w:val="FirstParagraph"/>
+      </w:pPr>
+      <w:r>
+        <w:t xml:space="preserve">If a couple gets engaged with a short window (e.g., 6 months from wedding), the wizard:</w:t>
+      </w:r>
+      <w:r>
+        <w:t xml:space="preserve"> </w:t>
+      </w:r>
+      <w:r>
+        <w:t xml:space="preserve">1. Computes</w:t>
+      </w:r>
+      <w:r>
+        <w:t xml:space="preserve"> </w:t>
+      </w:r>
+      <w:r>
+        <w:rPr>
+          <w:rStyle w:val="VerbatimChar"/>
+        </w:rPr>
+        <w:t xml:space="preserve">months_until_wedding = 6</w:t>
+      </w:r>
+      <w:r>
+        <w:t xml:space="preserve"> </w:t>
+      </w:r>
+      <w:r>
+        <w:t xml:space="preserve">2. Identifies all categories whose</w:t>
+      </w:r>
+      <w:r>
+        <w:t xml:space="preserve"> </w:t>
+      </w:r>
+      <w:r>
+        <w:rPr>
+          <w:rStyle w:val="VerbatimChar"/>
+        </w:rPr>
+        <w:t xml:space="preserve">start_surfacing &gt;= 6</w:t>
+      </w:r>
+      <w:r>
+        <w:t xml:space="preserve"> </w:t>
+      </w:r>
+      <w:r>
+        <w:t xml:space="preserve">— past their ideal window</w:t>
+      </w:r>
+      <w:r>
+        <w:t xml:space="preserve"> </w:t>
+      </w:r>
+      <w:r>
+        <w:t xml:space="preserve">3. Surfaces them all at once with a 🟡 banner:</w:t>
+      </w:r>
+      <w:r>
+        <w:t xml:space="preserve"> </w:t>
+      </w:r>
+      <w:r>
+        <w:rPr>
+          <w:i/>
+          <w:iCs/>
+        </w:rPr>
+        <w:t xml:space="preserve">“You’re working with a compressed timeline. Here are 8 things to tackle in parallel, ordered by urgency.”</w:t>
+      </w:r>
+      <w:r>
+        <w:t xml:space="preserve"> </w:t>
+      </w:r>
+      <w:r>
+        <w:t xml:space="preserve">4. Flags impossible-in-time items (e.g.,</w:t>
+      </w:r>
+      <w:r>
+        <w:t xml:space="preserve"> </w:t>
+      </w:r>
+      <w:r>
+        <w:t xml:space="preserve">“Custom gown won’t be ready — consider off-the-rack alternatives”</w:t>
+      </w:r>
+      <w:r>
+        <w:t xml:space="preserve">)</w:t>
+      </w:r>
+    </w:p>
+    <w:p>
+      <w:pPr>
+        <w:pStyle w:val="BodyText"/>
+      </w:pPr>
+      <w:r>
+        <w:t xml:space="preserve">The marriage license is the only</w:t>
+      </w:r>
+      <w:r>
+        <w:t xml:space="preserve"> </w:t>
+      </w:r>
+      <w:r>
+        <w:rPr>
+          <w:b/>
+          <w:bCs/>
+        </w:rPr>
+        <w:t xml:space="preserve">hard floor</w:t>
+      </w:r>
+      <w:r>
+        <w:t xml:space="preserve"> </w:t>
+      </w:r>
+      <w:r>
+        <w:t xml:space="preserve">— it can’t be applied for more than 4 months before the wedding regardless of urgency.</w:t>
+      </w:r>
+    </w:p>
+    <w:bookmarkEnd w:id="37"/>
+    <w:bookmarkStart w:id="38" w:name="data-permanence-is-a-brand-truth"/>
+    <w:p>
+      <w:pPr>
+        <w:pStyle w:val="Heading3"/>
+      </w:pPr>
+      <w:r>
+        <w:t xml:space="preserve">Data permanence is a brand truth</w:t>
+      </w:r>
+    </w:p>
+    <w:p>
+      <w:pPr>
+        <w:pStyle w:val="FirstParagraph"/>
+      </w:pPr>
+      <w:r>
+        <w:t xml:space="preserve">Setnayan never deletes wedding data on downgrade, trial expiry, or cancel. The only deletion event is</w:t>
+      </w:r>
+      <w:r>
+        <w:t xml:space="preserve"> </w:t>
+      </w:r>
+      <w:r>
+        <w:rPr>
+          <w:b/>
+          <w:bCs/>
+        </w:rPr>
+        <w:t xml:space="preserve">explicit account deletion via support</w:t>
+      </w:r>
+      <w:r>
+        <w:t xml:space="preserve">. The trial-end CTA focuses on the value of the active helper — never threatens loss of data, because no loss occurs. Data permanence surfaces only where couples might doubt it: help center FAQ, Settings → Concierge tab, post-trial DIY state.</w:t>
+      </w:r>
+    </w:p>
+    <w:bookmarkEnd w:id="38"/>
+    <w:bookmarkStart w:id="39" w:name="Xd5d10ec08d2c05a0caf52514e2e9dbcf0e41079"/>
+    <w:p>
+      <w:pPr>
+        <w:pStyle w:val="Heading3"/>
+      </w:pPr>
+      <w:r>
+        <w:t xml:space="preserve">DIY ↔ Concierge UI = one codebase, conditional wizard layer</w:t>
+      </w:r>
+    </w:p>
+    <w:p>
+      <w:pPr>
+        <w:pStyle w:val="FirstParagraph"/>
+      </w:pPr>
+      <w:r>
+        <w:t xml:space="preserve">Same routes, same artifact surfaces, same data substrate. The</w:t>
+      </w:r>
+      <w:r>
+        <w:t xml:space="preserve"> </w:t>
+      </w:r>
+      <w:r>
+        <w:rPr>
+          <w:b/>
+          <w:bCs/>
+        </w:rPr>
+        <w:t xml:space="preserve">wizard layer</w:t>
+      </w:r>
+      <w:r>
+        <w:t xml:space="preserve"> </w:t>
+      </w:r>
+      <w:r>
+        <w:t xml:space="preserve">(Next Actions strip, proactive nudges, weekly email digest via 0028, active vendor recommendations, saturation enforcement, unlimited brain Q&amp;A) is conditional on</w:t>
+      </w:r>
+      <w:r>
+        <w:t xml:space="preserve"> </w:t>
+      </w:r>
+      <w:r>
+        <w:rPr>
+          <w:rStyle w:val="VerbatimChar"/>
+        </w:rPr>
+        <w:t xml:space="preserve">concierge_status IN ('active','trial')</w:t>
+      </w:r>
+      <w:r>
+        <w:t xml:space="preserve">. DIY home is marketplace-forward; Concierge home is wizard-forward. Downgrade is non-destructive — all artifacts + the personalized plan template + Q&amp;A history survive as read-only documents; only the active wizard surfaces disappear.</w:t>
+      </w:r>
+    </w:p>
+    <w:p>
+      <w:pPr>
+        <w:pStyle w:val="BodyText"/>
+      </w:pPr>
+      <w:r>
+        <w:rPr>
+          <w:b/>
+          <w:bCs/>
+        </w:rPr>
+        <w:t xml:space="preserve">Smart intake on upgrade:</w:t>
+      </w:r>
+      <w:r>
+        <w:t xml:space="preserve"> </w:t>
+      </w:r>
+      <w:r>
+        <w:t xml:space="preserve">if a DIY couple later upgrades to Concierge, pre-fill the intake form from existing event data (date, region we have, guest count) and only ask the missing pieces (religion, foundation state, budget tier).</w:t>
+      </w:r>
+    </w:p>
+    <w:bookmarkEnd w:id="39"/>
+    <w:bookmarkStart w:id="40" w:name="X4f865083ca8dae73cfd4a8237d482a2f016069d"/>
+    <w:p>
+      <w:pPr>
+        <w:pStyle w:val="Heading3"/>
+      </w:pPr>
+      <w:r>
+        <w:t xml:space="preserve">Symmetric vendor wizard — always free for vendors</w:t>
+      </w:r>
+    </w:p>
+    <w:p>
+      <w:pPr>
+        <w:pStyle w:val="FirstParagraph"/>
+      </w:pPr>
+      <w:r>
+        <w:t xml:space="preserve">The same wizard pattern applies to the vendor side via 0022:</w:t>
+      </w:r>
+      <w:r>
+        <w:t xml:space="preserve"> </w:t>
+      </w:r>
+      <w:r>
+        <w:t xml:space="preserve">-</w:t>
+      </w:r>
+      <w:r>
+        <w:t xml:space="preserve"> </w:t>
+      </w:r>
+      <w:r>
+        <w:rPr>
+          <w:b/>
+          <w:bCs/>
+        </w:rPr>
+        <w:t xml:space="preserve">Next Actions surface for vendors:</w:t>
+      </w:r>
+      <w:r>
+        <w:t xml:space="preserve"> </w:t>
+      </w:r>
+      <w:r>
+        <w:t xml:space="preserve">“3 unread couple messages · ₱45,000 payout clearing Friday · 2 NCR couples matched your profile · verification renewal in 21 days”</w:t>
+      </w:r>
+      <w:r>
+        <w:t xml:space="preserve"> </w:t>
+      </w:r>
+      <w:r>
+        <w:t xml:space="preserve">-</w:t>
+      </w:r>
+      <w:r>
+        <w:t xml:space="preserve"> </w:t>
+      </w:r>
+      <w:r>
+        <w:rPr>
+          <w:b/>
+          <w:bCs/>
+        </w:rPr>
+        <w:t xml:space="preserve">Vendor onboarding plan generation:</w:t>
+      </w:r>
+      <w:r>
+        <w:t xml:space="preserve"> </w:t>
+      </w:r>
+      <w:r>
+        <w:t xml:space="preserve">1-prompt Haiku call at signup, cached by</w:t>
+      </w:r>
+      <w:r>
+        <w:t xml:space="preserve"> </w:t>
+      </w:r>
+      <w:r>
+        <w:rPr>
+          <w:rStyle w:val="VerbatimChar"/>
+        </w:rPr>
+        <w:t xml:space="preserve">(category, region, tier, capacity_bucket)</w:t>
+      </w:r>
+      <w:r>
+        <w:t xml:space="preserve"> </w:t>
+      </w:r>
+      <w:r>
+        <w:t xml:space="preserve">— ~1,700 combos</w:t>
+      </w:r>
+      <w:r>
+        <w:t xml:space="preserve"> </w:t>
+      </w:r>
+      <w:r>
+        <w:t xml:space="preserve">-</w:t>
+      </w:r>
+      <w:r>
+        <w:t xml:space="preserve"> </w:t>
+      </w:r>
+      <w:r>
+        <w:rPr>
+          <w:b/>
+          <w:bCs/>
+        </w:rPr>
+        <w:t xml:space="preserve">Always free for vendors</w:t>
+      </w:r>
+      <w:r>
+        <w:t xml:space="preserve"> </w:t>
+      </w:r>
+      <w:r>
+        <w:t xml:space="preserve">— vendor success = booked weddings = platform revenue via Setnayan Pay 5%</w:t>
+      </w:r>
+    </w:p>
+    <w:bookmarkEnd w:id="40"/>
+    <w:bookmarkStart w:id="41" w:name="triggering-cron-policy"/>
+    <w:p>
+      <w:pPr>
+        <w:pStyle w:val="Heading3"/>
+      </w:pPr>
+      <w:r>
+        <w:t xml:space="preserve">Triggering / cron policy</w:t>
+      </w:r>
+    </w:p>
+    <w:p>
+      <w:pPr>
+        <w:pStyle w:val="FirstParagraph"/>
+      </w:pPr>
+      <w:r>
+        <w:t xml:space="preserve">Per PR #47 cron lock, no new cron jobs. The wizard’s Next Actions surface is</w:t>
+      </w:r>
+      <w:r>
+        <w:t xml:space="preserve"> </w:t>
+      </w:r>
+      <w:r>
+        <w:rPr>
+          <w:b/>
+          <w:bCs/>
+        </w:rPr>
+        <w:t xml:space="preserve">state-evaluated on access</w:t>
+      </w:r>
+      <w:r>
+        <w:t xml:space="preserve"> </w:t>
+      </w:r>
+      <w:r>
+        <w:t xml:space="preserve">— when the couple opens the dashboard, the server runs</w:t>
+      </w:r>
+      <w:r>
+        <w:t xml:space="preserve"> </w:t>
+      </w:r>
+      <w:r>
+        <w:rPr>
+          <w:rStyle w:val="VerbatimChar"/>
+        </w:rPr>
+        <w:t xml:space="preserve">getNextActions(event_id)</w:t>
+      </w:r>
+      <w:r>
+        <w:t xml:space="preserve"> </w:t>
+      </w:r>
+      <w:r>
+        <w:t xml:space="preserve">and returns the current feed. The weekly email digest piggy-backs on the existing email batcher (one of the 2 grandfathered cron jobs) which iterates eligible events at send time.</w:t>
+      </w:r>
+    </w:p>
+    <w:p>
+      <w:r>
+        <w:pict>
+          <v:rect style="width:0;height:1.5pt" o:hralign="center" o:hrstd="t" o:hr="t"/>
+        </w:pict>
+      </w:r>
+    </w:p>
+    <w:bookmarkEnd w:id="41"/>
+    <w:bookmarkEnd w:id="42"/>
+    <w:bookmarkStart w:id="52" w:name="X74546bf92202f784c03d532f629a83d49c6fbf5"/>
+    <w:p>
+      <w:pPr>
+        <w:pStyle w:val="Heading2"/>
+      </w:pPr>
+      <w:r>
+        <w:t xml:space="preserve">0c. Pro Weekly bundles Concierge (Locked 2026-05-18)</w:t>
+      </w:r>
+    </w:p>
+    <w:p>
+      <w:pPr>
+        <w:pStyle w:val="FirstParagraph"/>
+      </w:pPr>
+      <w:r>
+        <w:t xml:space="preserve">When a couple books a vendor whose</w:t>
+      </w:r>
+      <w:r>
+        <w:t xml:space="preserve"> </w:t>
+      </w:r>
+      <w:r>
+        <w:rPr>
+          <w:rStyle w:val="VerbatimChar"/>
+        </w:rPr>
+        <w:t xml:space="preserve">vendor_pro_weekly</w:t>
+      </w:r>
+      <w:r>
+        <w:t xml:space="preserve"> </w:t>
+      </w:r>
+      <w:r>
+        <w:t xml:space="preserve">subscription is active, that couple</w:t>
+      </w:r>
+      <w:r>
+        <w:t xml:space="preserve"> </w:t>
+      </w:r>
+      <w:r>
+        <w:rPr>
+          <w:b/>
+          <w:bCs/>
+        </w:rPr>
+        <w:t xml:space="preserve">auto-unlocks Concierge for their wedding-anchored window at no additional charge</w:t>
+      </w:r>
+      <w:r>
+        <w:t xml:space="preserve">. This is the primary funnel from vendor subscriptions into couple wizard engagement.</w:t>
+      </w:r>
+    </w:p>
+    <w:bookmarkStart w:id="43" w:name="mechanics"/>
+    <w:p>
+      <w:pPr>
+        <w:pStyle w:val="Heading3"/>
+      </w:pPr>
+      <w:r>
+        <w:t xml:space="preserve">Mechanics</w:t>
+      </w:r>
+    </w:p>
+    <w:p>
+      <w:pPr>
+        <w:pStyle w:val="SourceCode"/>
+      </w:pPr>
+      <w:r>
+        <w:rPr>
+          <w:rStyle w:val="VerbatimChar"/>
+        </w:rPr>
+        <w:t xml:space="preserve">Couple books a Pro Weekly vendor (contract uploaded → status='booked')</w:t>
+      </w:r>
+      <w:r>
+        <w:br/>
+      </w:r>
+      <w:r>
+        <w:rPr>
+          <w:rStyle w:val="VerbatimChar"/>
+        </w:rPr>
+        <w:t xml:space="preserve">   → trigger fires: event_concierge_unlock_via_vendor(event_id, vendor_id)</w:t>
+      </w:r>
+      <w:r>
+        <w:br/>
+      </w:r>
+      <w:r>
+        <w:rPr>
+          <w:rStyle w:val="VerbatimChar"/>
+        </w:rPr>
+        <w:t xml:space="preserve">   → IF events.concierge_status IN ('diy','expired')</w:t>
+      </w:r>
+      <w:r>
+        <w:br/>
+      </w:r>
+      <w:r>
+        <w:rPr>
+          <w:rStyle w:val="VerbatimChar"/>
+        </w:rPr>
+        <w:t xml:space="preserve">     → set concierge_status = 'active'</w:t>
+      </w:r>
+      <w:r>
+        <w:br/>
+      </w:r>
+      <w:r>
+        <w:rPr>
+          <w:rStyle w:val="VerbatimChar"/>
+        </w:rPr>
+        <w:t xml:space="preserve">     → set concierge_unlock_source = 'vendor_pro_weekly_perk'</w:t>
+      </w:r>
+      <w:r>
+        <w:br/>
+      </w:r>
+      <w:r>
+        <w:rPr>
+          <w:rStyle w:val="VerbatimChar"/>
+        </w:rPr>
+        <w:t xml:space="preserve">     → set concierge_unlock_via_vendor_id = &lt;vendor_id&gt;</w:t>
+      </w:r>
+      <w:r>
+        <w:br/>
+      </w:r>
+      <w:r>
+        <w:rPr>
+          <w:rStyle w:val="VerbatimChar"/>
+        </w:rPr>
+        <w:t xml:space="preserve">     → set concierge_activated_at = NOW()</w:t>
+      </w:r>
+      <w:r>
+        <w:br/>
+      </w:r>
+      <w:r>
+        <w:rPr>
+          <w:rStyle w:val="VerbatimChar"/>
+        </w:rPr>
+        <w:t xml:space="preserve">     → compute concierge_expires_at per the wedding-anchored formula</w:t>
+      </w:r>
+      <w:r>
+        <w:br/>
+      </w:r>
+      <w:r>
+        <w:rPr>
+          <w:rStyle w:val="VerbatimChar"/>
+        </w:rPr>
+        <w:t xml:space="preserve">     → in-app notification + email: "Concierge unlocked through your booking with {vendor_name}"</w:t>
+      </w:r>
+      <w:r>
+        <w:br/>
+      </w:r>
+      <w:r>
+        <w:rPr>
+          <w:rStyle w:val="VerbatimChar"/>
+        </w:rPr>
+        <w:t xml:space="preserve">   → ELSE no-op (couple already on Concierge — perk doesn't extend; existing access continues)</w:t>
+      </w:r>
+    </w:p>
+    <w:bookmarkEnd w:id="43"/>
+    <w:bookmarkStart w:id="44" w:name="schema-additions-2"/>
+    <w:p>
+      <w:pPr>
+        <w:pStyle w:val="Heading3"/>
+      </w:pPr>
+      <w:r>
+        <w:t xml:space="preserve">Schema additions</w:t>
+      </w:r>
+    </w:p>
+    <w:p>
+      <w:pPr>
+        <w:pStyle w:val="SourceCode"/>
+      </w:pPr>
+      <w:r>
+        <w:rPr>
+          <w:rStyle w:val="KeywordTok"/>
+        </w:rPr>
+        <w:t xml:space="preserve">ALTER</w:t>
+      </w:r>
+      <w:r>
+        <w:rPr>
+          <w:rStyle w:val="NormalTok"/>
+        </w:rPr>
+        <w:t xml:space="preserve"> </w:t>
+      </w:r>
+      <w:r>
+        <w:rPr>
+          <w:rStyle w:val="KeywordTok"/>
+        </w:rPr>
+        <w:t xml:space="preserve">TABLE</w:t>
+      </w:r>
+      <w:r>
+        <w:rPr>
+          <w:rStyle w:val="NormalTok"/>
+        </w:rPr>
+        <w:t xml:space="preserve"> </w:t>
+      </w:r>
+      <w:r>
+        <w:rPr>
+          <w:rStyle w:val="KeywordTok"/>
+        </w:rPr>
+        <w:t xml:space="preserve">events</w:t>
+      </w:r>
+      <w:r>
+        <w:br/>
+      </w:r>
+      <w:r>
+        <w:rPr>
+          <w:rStyle w:val="NormalTok"/>
+        </w:rPr>
+        <w:t xml:space="preserve">  </w:t>
+      </w:r>
+      <w:r>
+        <w:rPr>
+          <w:rStyle w:val="KeywordTok"/>
+        </w:rPr>
+        <w:t xml:space="preserve">ADD</w:t>
+      </w:r>
+      <w:r>
+        <w:rPr>
+          <w:rStyle w:val="NormalTok"/>
+        </w:rPr>
+        <w:t xml:space="preserve"> </w:t>
+      </w:r>
+      <w:r>
+        <w:rPr>
+          <w:rStyle w:val="KeywordTok"/>
+        </w:rPr>
+        <w:t xml:space="preserve">COLUMN</w:t>
+      </w:r>
+      <w:r>
+        <w:rPr>
+          <w:rStyle w:val="NormalTok"/>
+        </w:rPr>
+        <w:t xml:space="preserve"> concierge_unlock_source TEXT</w:t>
+      </w:r>
+      <w:r>
+        <w:br/>
+      </w:r>
+      <w:r>
+        <w:rPr>
+          <w:rStyle w:val="NormalTok"/>
+        </w:rPr>
+        <w:t xml:space="preserve">    </w:t>
+      </w:r>
+      <w:r>
+        <w:rPr>
+          <w:rStyle w:val="KeywordTok"/>
+        </w:rPr>
+        <w:t xml:space="preserve">CHECK</w:t>
+      </w:r>
+      <w:r>
+        <w:rPr>
+          <w:rStyle w:val="NormalTok"/>
+        </w:rPr>
+        <w:t xml:space="preserve"> (concierge_unlock_source </w:t>
+      </w:r>
+      <w:r>
+        <w:rPr>
+          <w:rStyle w:val="KeywordTok"/>
+        </w:rPr>
+        <w:t xml:space="preserve">IN</w:t>
+      </w:r>
+      <w:r>
+        <w:rPr>
+          <w:rStyle w:val="NormalTok"/>
+        </w:rPr>
+        <w:t xml:space="preserve"> (</w:t>
+      </w:r>
+      <w:r>
+        <w:rPr>
+          <w:rStyle w:val="StringTok"/>
+        </w:rPr>
+        <w:t xml:space="preserve">'purchased'</w:t>
+      </w:r>
+      <w:r>
+        <w:rPr>
+          <w:rStyle w:val="NormalTok"/>
+        </w:rPr>
+        <w:t xml:space="preserve">, </w:t>
+      </w:r>
+      <w:r>
+        <w:rPr>
+          <w:rStyle w:val="StringTok"/>
+        </w:rPr>
+        <w:t xml:space="preserve">'trial'</w:t>
+      </w:r>
+      <w:r>
+        <w:rPr>
+          <w:rStyle w:val="NormalTok"/>
+        </w:rPr>
+        <w:t xml:space="preserve">, </w:t>
+      </w:r>
+      <w:r>
+        <w:rPr>
+          <w:rStyle w:val="StringTok"/>
+        </w:rPr>
+        <w:t xml:space="preserve">'vendor_pro_weekly_perk'</w:t>
+      </w:r>
+      <w:r>
+        <w:rPr>
+          <w:rStyle w:val="NormalTok"/>
+        </w:rPr>
+        <w:t xml:space="preserve">)),</w:t>
+      </w:r>
+      <w:r>
+        <w:br/>
+      </w:r>
+      <w:r>
+        <w:rPr>
+          <w:rStyle w:val="NormalTok"/>
+        </w:rPr>
+        <w:t xml:space="preserve">  </w:t>
+      </w:r>
+      <w:r>
+        <w:rPr>
+          <w:rStyle w:val="KeywordTok"/>
+        </w:rPr>
+        <w:t xml:space="preserve">ADD</w:t>
+      </w:r>
+      <w:r>
+        <w:rPr>
+          <w:rStyle w:val="NormalTok"/>
+        </w:rPr>
+        <w:t xml:space="preserve"> </w:t>
+      </w:r>
+      <w:r>
+        <w:rPr>
+          <w:rStyle w:val="KeywordTok"/>
+        </w:rPr>
+        <w:t xml:space="preserve">COLUMN</w:t>
+      </w:r>
+      <w:r>
+        <w:rPr>
+          <w:rStyle w:val="NormalTok"/>
+        </w:rPr>
+        <w:t xml:space="preserve"> concierge_unlock_via_vendor_id UUID </w:t>
+      </w:r>
+      <w:r>
+        <w:rPr>
+          <w:rStyle w:val="KeywordTok"/>
+        </w:rPr>
+        <w:t xml:space="preserve">REFERENCES</w:t>
+      </w:r>
+      <w:r>
+        <w:rPr>
+          <w:rStyle w:val="NormalTok"/>
+        </w:rPr>
+        <w:t xml:space="preserve"> vendors(</w:t>
+      </w:r>
+      <w:r>
+        <w:rPr>
+          <w:rStyle w:val="KeywordTok"/>
+        </w:rPr>
+        <w:t xml:space="preserve">id</w:t>
+      </w:r>
+      <w:r>
+        <w:rPr>
+          <w:rStyle w:val="NormalTok"/>
+        </w:rPr>
+        <w:t xml:space="preserve">);</w:t>
+      </w:r>
+    </w:p>
+    <w:bookmarkEnd w:id="44"/>
+    <w:bookmarkStart w:id="45" w:name="activation-trigger"/>
+    <w:p>
+      <w:pPr>
+        <w:pStyle w:val="Heading3"/>
+      </w:pPr>
+      <w:r>
+        <w:t xml:space="preserve">Activation trigger</w:t>
+      </w:r>
+    </w:p>
+    <w:p>
+      <w:pPr>
+        <w:pStyle w:val="FirstParagraph"/>
+      </w:pPr>
+      <w:r>
+        <w:rPr>
+          <w:b/>
+          <w:bCs/>
+        </w:rPr>
+        <w:t xml:space="preserve">First booking confirmed (contract uploaded)</w:t>
+      </w:r>
+      <w:r>
+        <w:t xml:space="preserve"> </w:t>
+      </w:r>
+      <w:r>
+        <w:t xml:space="preserve">— not first inquiry, not first deposit. The contract upload is the strongest commitment signal the couple has made; before that point a couple could inquire with many vendors without indicating they’ll actually use the platform.</w:t>
+      </w:r>
+    </w:p>
+    <w:bookmarkEnd w:id="45"/>
+    <w:bookmarkStart w:id="46" w:name="all-vendor-categories-qualify"/>
+    <w:p>
+      <w:pPr>
+        <w:pStyle w:val="Heading3"/>
+      </w:pPr>
+      <w:r>
+        <w:t xml:space="preserve">All vendor categories qualify</w:t>
+      </w:r>
+    </w:p>
+    <w:p>
+      <w:pPr>
+        <w:pStyle w:val="FirstParagraph"/>
+      </w:pPr>
+      <w:r>
+        <w:t xml:space="preserve">Every Pro Weekly vendor (photographer, caterer, coordinator, florist, HMUA, etc.) unlocks the perk for couples who book them. This simplifies the product story (</w:t>
+      </w:r>
+      <w:r>
+        <w:t xml:space="preserve">“Every vendor on Pro Weekly gives their couples free Concierge”</w:t>
+      </w:r>
+      <w:r>
+        <w:t xml:space="preserve">) and drives broader Pro Weekly adoption.</w:t>
+      </w:r>
+    </w:p>
+    <w:bookmarkEnd w:id="46"/>
+    <w:bookmarkStart w:id="47" w:name="X775d0321af947cdb9cd8a03a562e7f38b8fcdce"/>
+    <w:p>
+      <w:pPr>
+        <w:pStyle w:val="Heading3"/>
+      </w:pPr>
+      <w:r>
+        <w:t xml:space="preserve">What happens if the vendor cancels Pro Weekly later</w:t>
+      </w:r>
+    </w:p>
+    <w:p>
+      <w:pPr>
+        <w:pStyle w:val="FirstParagraph"/>
+      </w:pPr>
+      <w:r>
+        <w:rPr>
+          <w:b/>
+          <w:bCs/>
+        </w:rPr>
+        <w:t xml:space="preserve">The couple’s existing unlock persists.</w:t>
+      </w:r>
+      <w:r>
+        <w:t xml:space="preserve"> </w:t>
+      </w:r>
+      <w:r>
+        <w:t xml:space="preserve">Their</w:t>
+      </w:r>
+      <w:r>
+        <w:t xml:space="preserve"> </w:t>
+      </w:r>
+      <w:r>
+        <w:rPr>
+          <w:rStyle w:val="VerbatimChar"/>
+        </w:rPr>
+        <w:t xml:space="preserve">concierge_status</w:t>
+      </w:r>
+      <w:r>
+        <w:t xml:space="preserve"> </w:t>
+      </w:r>
+      <w:r>
+        <w:t xml:space="preserve">stays</w:t>
+      </w:r>
+      <w:r>
+        <w:t xml:space="preserve"> </w:t>
+      </w:r>
+      <w:r>
+        <w:rPr>
+          <w:rStyle w:val="VerbatimChar"/>
+        </w:rPr>
+        <w:t xml:space="preserve">active</w:t>
+      </w:r>
+      <w:r>
+        <w:t xml:space="preserve"> </w:t>
+      </w:r>
+      <w:r>
+        <w:t xml:space="preserve">until natural expiry per the wedding-anchored formula. Don’t punish couples for vendor decisions; the perk was already earned.</w:t>
+      </w:r>
+    </w:p>
+    <w:p>
+      <w:pPr>
+        <w:pStyle w:val="BodyText"/>
+      </w:pPr>
+      <w:r>
+        <w:t xml:space="preserve">Future couples who would have booked that vendor (now off Pro Weekly) don’t get the auto-unlock. They can still pay ₱2,499 directly for the same access.</w:t>
+      </w:r>
+    </w:p>
+    <w:bookmarkEnd w:id="47"/>
+    <w:bookmarkStart w:id="48" w:name="X453fd93ddcda75fabd6f22096ecfd3234a287e4"/>
+    <w:p>
+      <w:pPr>
+        <w:pStyle w:val="Heading3"/>
+      </w:pPr>
+      <w:r>
+        <w:t xml:space="preserve">Supplements (not replaces) the direct ₱2,499 path</w:t>
+      </w:r>
+    </w:p>
+    <w:p>
+      <w:pPr>
+        <w:pStyle w:val="FirstParagraph"/>
+      </w:pPr>
+      <w:r>
+        <w:t xml:space="preserve">Couples who want Concierge</w:t>
+      </w:r>
+      <w:r>
+        <w:t xml:space="preserve"> </w:t>
+      </w:r>
+      <w:r>
+        <w:rPr>
+          <w:b/>
+          <w:bCs/>
+        </w:rPr>
+        <w:t xml:space="preserve">before</w:t>
+      </w:r>
+      <w:r>
+        <w:t xml:space="preserve"> </w:t>
+      </w:r>
+      <w:r>
+        <w:t xml:space="preserve">booking any vendor can still pay ₱2,499 directly (existing checkout flow per 0034). Couples who naturally book a Pro Weekly vendor get it free as a side-effect. Both paths land on the same</w:t>
+      </w:r>
+      <w:r>
+        <w:t xml:space="preserve"> </w:t>
+      </w:r>
+      <w:r>
+        <w:rPr>
+          <w:rStyle w:val="VerbatimChar"/>
+        </w:rPr>
+        <w:t xml:space="preserve">concierge_status = 'active'</w:t>
+      </w:r>
+      <w:r>
+        <w:t xml:space="preserve"> </w:t>
+      </w:r>
+      <w:r>
+        <w:t xml:space="preserve">state and the same wizard experience.</w:t>
+      </w:r>
+    </w:p>
+    <w:bookmarkEnd w:id="48"/>
+    <w:bookmarkStart w:id="49" w:name="economics"/>
+    <w:p>
+      <w:pPr>
+        <w:pStyle w:val="Heading3"/>
+      </w:pPr>
+      <w:r>
+        <w:t xml:space="preserve">Economics</w:t>
+      </w:r>
+    </w:p>
+    <w:tbl>
+      <w:tblPr>
+        <w:tblStyle w:val="Table"/>
+        <w:tblW w:type="auto" w:w="0"/>
+        <w:tblLook w:firstRow="1" w:lastRow="0" w:firstColumn="0" w:lastColumn="0" w:noHBand="0" w:noVBand="0" w:val="0020"/>
+      </w:tblPr>
+      <w:tblGrid>
+        <w:gridCol w:w="3960"/>
+        <w:gridCol w:w="3960"/>
+      </w:tblGrid>
+      <w:tr>
+        <w:trPr>
+          <w:tblHeader w:val="on"/>
+        </w:trPr>
+        <w:tc>
+          <w:tcPr/>
+          <w:p>
+            <w:pPr>
+              <w:pStyle w:val="Compact"/>
+            </w:pPr>
+            <w:r>
+              <w:t xml:space="preserve">Per Pro Weekly vendor / year</w:t>
+            </w:r>
+          </w:p>
+        </w:tc>
+        <w:tc>
+          <w:tcPr/>
+          <w:p>
+            <w:pPr>
+              <w:pStyle w:val="Compact"/>
+            </w:pPr>
+            <w:r>
+              <w:t xml:space="preserve">Number</w:t>
+            </w:r>
+          </w:p>
+        </w:tc>
+      </w:tr>
+      <w:tr>
+        <w:tc>
+          <w:tcPr/>
+          <w:p>
+            <w:pPr>
+              <w:pStyle w:val="Compact"/>
+            </w:pPr>
+            <w:r>
+              <w:t xml:space="preserve">Pro Weekly revenue (₱499/wk × 52)</w:t>
+            </w:r>
+          </w:p>
+        </w:tc>
+        <w:tc>
+          <w:tcPr/>
+          <w:p>
+            <w:pPr>
+              <w:pStyle w:val="Compact"/>
+            </w:pPr>
+            <w:r>
+              <w:rPr>
+                <w:b/>
+                <w:bCs/>
+              </w:rPr>
+              <w:t xml:space="preserve">₱25,948</w:t>
+            </w:r>
+          </w:p>
+        </w:tc>
+      </w:tr>
+      <w:tr>
+        <w:tc>
+          <w:tcPr/>
+          <w:p>
+            <w:pPr>
+              <w:pStyle w:val="Compact"/>
+            </w:pPr>
+            <w:r>
+              <w:t xml:space="preserve">Avg couples booked / vendor / year</w:t>
+            </w:r>
+          </w:p>
+        </w:tc>
+        <w:tc>
+          <w:tcPr/>
+          <w:p>
+            <w:pPr>
+              <w:pStyle w:val="Compact"/>
+            </w:pPr>
+            <w:r>
+              <w:t xml:space="preserve">10–30 (varies by category)</w:t>
+            </w:r>
+          </w:p>
+        </w:tc>
+      </w:tr>
+      <w:tr>
+        <w:tc>
+          <w:tcPr/>
+          <w:p>
+            <w:pPr>
+              <w:pStyle w:val="Compact"/>
+            </w:pPr>
+            <w:r>
+              <w:t xml:space="preserve">Concierge marginal cost × 20 couples</w:t>
+            </w:r>
+          </w:p>
+        </w:tc>
+        <w:tc>
+          <w:tcPr/>
+          <w:p>
+            <w:pPr>
+              <w:pStyle w:val="Compact"/>
+            </w:pPr>
+            <w:r>
+              <w:t xml:space="preserve">~₱20</w:t>
+            </w:r>
+          </w:p>
+        </w:tc>
+      </w:tr>
+      <w:tr>
+        <w:tc>
+          <w:tcPr/>
+          <w:p>
+            <w:pPr>
+              <w:pStyle w:val="Compact"/>
+            </w:pPr>
+            <w:r>
+              <w:rPr>
+                <w:b/>
+                <w:bCs/>
+              </w:rPr>
+              <w:t xml:space="preserve">Net margin per Pro Weekly vendor</w:t>
+            </w:r>
+          </w:p>
+        </w:tc>
+        <w:tc>
+          <w:tcPr/>
+          <w:p>
+            <w:pPr>
+              <w:pStyle w:val="Compact"/>
+            </w:pPr>
+            <w:r>
+              <w:rPr>
+                <w:b/>
+                <w:bCs/>
+              </w:rPr>
+              <w:t xml:space="preserve">~₱25,928 (99.9%)</w:t>
+            </w:r>
+          </w:p>
+        </w:tc>
+      </w:tr>
+    </w:tbl>
+    <w:p>
+      <w:pPr>
+        <w:pStyle w:val="BodyText"/>
+      </w:pPr>
+      <w:r>
+        <w:t xml:space="preserve">The bundling cost is rounding error. Pro Weekly becomes substantially more attractive to vendors; Setnayan’s revenue per vendor barely moves.</w:t>
+      </w:r>
+    </w:p>
+    <w:bookmarkEnd w:id="49"/>
+    <w:bookmarkStart w:id="50" w:name="marketing-copy"/>
+    <w:p>
+      <w:pPr>
+        <w:pStyle w:val="Heading3"/>
+      </w:pPr>
+      <w:r>
+        <w:t xml:space="preserve">Marketing copy</w:t>
+      </w:r>
+    </w:p>
+    <w:p>
+      <w:pPr>
+        <w:pStyle w:val="FirstParagraph"/>
+      </w:pPr>
+      <w:r>
+        <w:t xml:space="preserve">Pro Weekly vendor-facing surfaces in 0022 + the</w:t>
+      </w:r>
+      <w:r>
+        <w:t xml:space="preserve"> </w:t>
+      </w:r>
+      <w:r>
+        <w:rPr>
+          <w:rStyle w:val="VerbatimChar"/>
+        </w:rPr>
+        <w:t xml:space="preserve">/for-vendors</w:t>
+      </w:r>
+      <w:r>
+        <w:t xml:space="preserve"> </w:t>
+      </w:r>
+      <w:r>
+        <w:t xml:space="preserve">marketing site gain three new lines:</w:t>
+      </w:r>
+    </w:p>
+    <w:p>
+      <w:pPr>
+        <w:pStyle w:val="BlockText"/>
+      </w:pPr>
+      <w:r>
+        <w:rPr>
+          <w:i/>
+          <w:iCs/>
+        </w:rPr>
+        <w:t xml:space="preserve">“Subscribe to Pro Weekly and give every couple you book free Setnayan Concierge — a ₱2,499 value per couple.”</w:t>
+      </w:r>
+    </w:p>
+    <w:p>
+      <w:pPr>
+        <w:pStyle w:val="BlockText"/>
+      </w:pPr>
+      <w:r>
+        <w:rPr>
+          <w:i/>
+          <w:iCs/>
+        </w:rPr>
+        <w:t xml:space="preserve">“Couples planning with Concierge come to you with their mood board, palette, guest count, and dietary already shared. Less prep, faster proposals, better-fit bookings.”</w:t>
+      </w:r>
+    </w:p>
+    <w:p>
+      <w:pPr>
+        <w:pStyle w:val="BlockText"/>
+      </w:pPr>
+      <w:r>
+        <w:rPr>
+          <w:i/>
+          <w:iCs/>
+        </w:rPr>
+        <w:t xml:space="preserve">“Couples actively using Concierge book 3× more vendors through Setnayan. Pro Weekly makes you the vendor that unlocks that experience for them.”</w:t>
+      </w:r>
+    </w:p>
+    <w:bookmarkEnd w:id="50"/>
+    <w:bookmarkStart w:id="51" w:name="coordinator-specific-value"/>
+    <w:p>
+      <w:pPr>
+        <w:pStyle w:val="Heading3"/>
+      </w:pPr>
+      <w:r>
+        <w:t xml:space="preserve">Coordinator-specific value</w:t>
+      </w:r>
+    </w:p>
+    <w:p>
+      <w:pPr>
+        <w:pStyle w:val="FirstParagraph"/>
+      </w:pPr>
+      <w:r>
+        <w:t xml:space="preserve">Coordinators on Pro Weekly are the strongest case for the bundle: their value pitch becomes</w:t>
+      </w:r>
+      <w:r>
+        <w:t xml:space="preserve"> </w:t>
+      </w:r>
+      <w:r>
+        <w:t xml:space="preserve">“Subscribe to me and Setnayan unlocks your wedding planner.”</w:t>
+      </w:r>
+      <w:r>
+        <w:t xml:space="preserve"> </w:t>
+      </w:r>
+      <w:r>
+        <w:t xml:space="preserve">Combined with coordinator delegation (§ 0d), this creates a virtuous loop — coordinators sell Pro Weekly to themselves implicitly by selling Setnayan Concierge to their couples.</w:t>
+      </w:r>
+    </w:p>
+    <w:p>
+      <w:r>
+        <w:pict>
+          <v:rect style="width:0;height:1.5pt" o:hralign="center" o:hrstd="t" o:hr="t"/>
+        </w:pict>
+      </w:r>
+    </w:p>
+    <w:bookmarkEnd w:id="51"/>
+    <w:bookmarkEnd w:id="52"/>
+    <w:bookmarkStart w:id="60" w:name="Xe1ca1583d685bd31f953d7a3303dc87b65a984d"/>
+    <w:p>
+      <w:pPr>
+        <w:pStyle w:val="Heading2"/>
+      </w:pPr>
+      <w:r>
+        <w:t xml:space="preserve">0d. Coordinator delegation (Locked 2026-05-18)</w:t>
+      </w:r>
+    </w:p>
+    <w:p>
+      <w:pPr>
+        <w:pStyle w:val="FirstParagraph"/>
+      </w:pPr>
+      <w:r>
+        <w:t xml:space="preserve">When a couple books a coordinator (any vendor in canonical category</w:t>
+      </w:r>
+      <w:r>
+        <w:t xml:space="preserve"> </w:t>
+      </w:r>
+      <w:r>
+        <w:rPr>
+          <w:rStyle w:val="VerbatimChar"/>
+        </w:rPr>
+        <w:t xml:space="preserve">wedding_coordination</w:t>
+      </w:r>
+      <w:r>
+        <w:t xml:space="preserve">), that coordinator</w:t>
+      </w:r>
+      <w:r>
+        <w:t xml:space="preserve"> </w:t>
+      </w:r>
+      <w:r>
+        <w:rPr>
+          <w:b/>
+          <w:bCs/>
+        </w:rPr>
+        <w:t xml:space="preserve">auto-receives scoped delegate access</w:t>
+      </w:r>
+      <w:r>
+        <w:t xml:space="preserve"> </w:t>
+      </w:r>
+      <w:r>
+        <w:t xml:space="preserve">to the couple’s event. The coordinator can read the couple’s Next Actions feed, act on items on the couple’s behalf, and the couple sees every action attributed to the coordinator.</w:t>
+      </w:r>
+    </w:p>
+    <w:bookmarkStart w:id="53" w:name="schema"/>
+    <w:p>
+      <w:pPr>
+        <w:pStyle w:val="Heading3"/>
+      </w:pPr>
+      <w:r>
+        <w:t xml:space="preserve">Schema</w:t>
+      </w:r>
+    </w:p>
+    <w:p>
+      <w:pPr>
+        <w:pStyle w:val="FirstParagraph"/>
+      </w:pPr>
+      <w:r>
+        <w:t xml:space="preserve">Two new tables:</w:t>
+      </w:r>
+    </w:p>
+    <w:p>
+      <w:pPr>
+        <w:pStyle w:val="SourceCode"/>
+      </w:pPr>
+      <w:r>
+        <w:rPr>
+          <w:rStyle w:val="CommentTok"/>
+        </w:rPr>
+        <w:t xml:space="preserve">-- Who has delegated access to which event</w:t>
+      </w:r>
+      <w:r>
+        <w:br/>
+      </w:r>
+      <w:r>
+        <w:rPr>
+          <w:rStyle w:val="KeywordTok"/>
+        </w:rPr>
+        <w:t xml:space="preserve">CREATE</w:t>
+      </w:r>
+      <w:r>
+        <w:rPr>
+          <w:rStyle w:val="NormalTok"/>
+        </w:rPr>
+        <w:t xml:space="preserve"> </w:t>
+      </w:r>
+      <w:r>
+        <w:rPr>
+          <w:rStyle w:val="KeywordTok"/>
+        </w:rPr>
+        <w:t xml:space="preserve">TABLE</w:t>
+      </w:r>
+      <w:r>
+        <w:rPr>
+          <w:rStyle w:val="NormalTok"/>
+        </w:rPr>
+        <w:t xml:space="preserve"> event_delegates (</w:t>
+      </w:r>
+      <w:r>
+        <w:br/>
+      </w:r>
+      <w:r>
+        <w:rPr>
+          <w:rStyle w:val="NormalTok"/>
+        </w:rPr>
+        <w:t xml:space="preserve">  event_id           UUID </w:t>
+      </w:r>
+      <w:r>
+        <w:rPr>
+          <w:rStyle w:val="KeywordTok"/>
+        </w:rPr>
+        <w:t xml:space="preserve">NOT</w:t>
+      </w:r>
+      <w:r>
+        <w:rPr>
+          <w:rStyle w:val="NormalTok"/>
+        </w:rPr>
+        <w:t xml:space="preserve"> </w:t>
+      </w:r>
+      <w:r>
+        <w:rPr>
+          <w:rStyle w:val="KeywordTok"/>
+        </w:rPr>
+        <w:t xml:space="preserve">NULL</w:t>
+      </w:r>
+      <w:r>
+        <w:rPr>
+          <w:rStyle w:val="NormalTok"/>
+        </w:rPr>
+        <w:t xml:space="preserve"> </w:t>
+      </w:r>
+      <w:r>
+        <w:rPr>
+          <w:rStyle w:val="KeywordTok"/>
+        </w:rPr>
+        <w:t xml:space="preserve">REFERENCES</w:t>
+      </w:r>
+      <w:r>
+        <w:rPr>
+          <w:rStyle w:val="NormalTok"/>
+        </w:rPr>
+        <w:t xml:space="preserve"> </w:t>
+      </w:r>
+      <w:r>
+        <w:rPr>
+          <w:rStyle w:val="KeywordTok"/>
+        </w:rPr>
+        <w:t xml:space="preserve">events</w:t>
+      </w:r>
+      <w:r>
+        <w:rPr>
+          <w:rStyle w:val="NormalTok"/>
+        </w:rPr>
+        <w:t xml:space="preserve">(event_id) </w:t>
+      </w:r>
+      <w:r>
+        <w:rPr>
+          <w:rStyle w:val="KeywordTok"/>
+        </w:rPr>
+        <w:t xml:space="preserve">ON</w:t>
+      </w:r>
+      <w:r>
+        <w:rPr>
+          <w:rStyle w:val="NormalTok"/>
+        </w:rPr>
+        <w:t xml:space="preserve"> </w:t>
+      </w:r>
+      <w:r>
+        <w:rPr>
+          <w:rStyle w:val="KeywordTok"/>
+        </w:rPr>
+        <w:t xml:space="preserve">DELETE</w:t>
+      </w:r>
+      <w:r>
+        <w:rPr>
+          <w:rStyle w:val="NormalTok"/>
+        </w:rPr>
+        <w:t xml:space="preserve"> </w:t>
+      </w:r>
+      <w:r>
+        <w:rPr>
+          <w:rStyle w:val="KeywordTok"/>
+        </w:rPr>
+        <w:t xml:space="preserve">CASCADE</w:t>
+      </w:r>
+      <w:r>
+        <w:rPr>
+          <w:rStyle w:val="NormalTok"/>
+        </w:rPr>
+        <w:t xml:space="preserve">,</w:t>
+      </w:r>
+      <w:r>
+        <w:br/>
+      </w:r>
+      <w:r>
+        <w:rPr>
+          <w:rStyle w:val="NormalTok"/>
+        </w:rPr>
+        <w:t xml:space="preserve">  delegate_user_id   UUID </w:t>
+      </w:r>
+      <w:r>
+        <w:rPr>
+          <w:rStyle w:val="KeywordTok"/>
+        </w:rPr>
+        <w:t xml:space="preserve">NOT</w:t>
+      </w:r>
+      <w:r>
+        <w:rPr>
+          <w:rStyle w:val="NormalTok"/>
+        </w:rPr>
+        <w:t xml:space="preserve"> </w:t>
+      </w:r>
+      <w:r>
+        <w:rPr>
+          <w:rStyle w:val="KeywordTok"/>
+        </w:rPr>
+        <w:t xml:space="preserve">NULL</w:t>
+      </w:r>
+      <w:r>
+        <w:rPr>
+          <w:rStyle w:val="NormalTok"/>
+        </w:rPr>
+        <w:t xml:space="preserve"> </w:t>
+      </w:r>
+      <w:r>
+        <w:rPr>
+          <w:rStyle w:val="KeywordTok"/>
+        </w:rPr>
+        <w:t xml:space="preserve">REFERENCES</w:t>
+      </w:r>
+      <w:r>
+        <w:rPr>
+          <w:rStyle w:val="NormalTok"/>
+        </w:rPr>
+        <w:t xml:space="preserve"> users(user_id),</w:t>
+      </w:r>
+      <w:r>
+        <w:br/>
+      </w:r>
+      <w:r>
+        <w:rPr>
+          <w:rStyle w:val="NormalTok"/>
+        </w:rPr>
+        <w:t xml:space="preserve">  delegate_vendor_id UUID </w:t>
+      </w:r>
+      <w:r>
+        <w:rPr>
+          <w:rStyle w:val="KeywordTok"/>
+        </w:rPr>
+        <w:t xml:space="preserve">REFERENCES</w:t>
+      </w:r>
+      <w:r>
+        <w:rPr>
+          <w:rStyle w:val="NormalTok"/>
+        </w:rPr>
+        <w:t xml:space="preserve"> vendors(</w:t>
+      </w:r>
+      <w:r>
+        <w:rPr>
+          <w:rStyle w:val="KeywordTok"/>
+        </w:rPr>
+        <w:t xml:space="preserve">id</w:t>
+      </w:r>
+      <w:r>
+        <w:rPr>
+          <w:rStyle w:val="NormalTok"/>
+        </w:rPr>
+        <w:t xml:space="preserve">),</w:t>
+      </w:r>
+      <w:r>
+        <w:br/>
+      </w:r>
+      <w:r>
+        <w:rPr>
+          <w:rStyle w:val="NormalTok"/>
+        </w:rPr>
+        <w:t xml:space="preserve">  </w:t>
+      </w:r>
+      <w:r>
+        <w:rPr>
+          <w:rStyle w:val="KeywordTok"/>
+        </w:rPr>
+        <w:t xml:space="preserve">role</w:t>
+      </w:r>
+      <w:r>
+        <w:rPr>
+          <w:rStyle w:val="NormalTok"/>
+        </w:rPr>
+        <w:t xml:space="preserve">               TEXT </w:t>
+      </w:r>
+      <w:r>
+        <w:rPr>
+          <w:rStyle w:val="KeywordTok"/>
+        </w:rPr>
+        <w:t xml:space="preserve">NOT</w:t>
+      </w:r>
+      <w:r>
+        <w:rPr>
+          <w:rStyle w:val="NormalTok"/>
+        </w:rPr>
+        <w:t xml:space="preserve"> </w:t>
+      </w:r>
+      <w:r>
+        <w:rPr>
+          <w:rStyle w:val="KeywordTok"/>
+        </w:rPr>
+        <w:t xml:space="preserve">NULL</w:t>
+      </w:r>
+      <w:r>
+        <w:rPr>
+          <w:rStyle w:val="NormalTok"/>
+        </w:rPr>
+        <w:t xml:space="preserve"> </w:t>
+      </w:r>
+      <w:r>
+        <w:rPr>
+          <w:rStyle w:val="KeywordTok"/>
+        </w:rPr>
+        <w:t xml:space="preserve">CHECK</w:t>
+      </w:r>
+      <w:r>
+        <w:rPr>
+          <w:rStyle w:val="NormalTok"/>
+        </w:rPr>
+        <w:t xml:space="preserve"> (</w:t>
+      </w:r>
+      <w:r>
+        <w:rPr>
+          <w:rStyle w:val="KeywordTok"/>
+        </w:rPr>
+        <w:t xml:space="preserve">role</w:t>
+      </w:r>
+      <w:r>
+        <w:rPr>
+          <w:rStyle w:val="NormalTok"/>
+        </w:rPr>
+        <w:t xml:space="preserve"> </w:t>
+      </w:r>
+      <w:r>
+        <w:rPr>
+          <w:rStyle w:val="KeywordTok"/>
+        </w:rPr>
+        <w:t xml:space="preserve">IN</w:t>
+      </w:r>
+      <w:r>
+        <w:rPr>
+          <w:rStyle w:val="NormalTok"/>
+        </w:rPr>
+        <w:t xml:space="preserve"> (</w:t>
+      </w:r>
+      <w:r>
+        <w:rPr>
+          <w:rStyle w:val="StringTok"/>
+        </w:rPr>
+        <w:t xml:space="preserve">'coordinator'</w:t>
+      </w:r>
+      <w:r>
+        <w:rPr>
+          <w:rStyle w:val="NormalTok"/>
+        </w:rPr>
+        <w:t xml:space="preserve">,</w:t>
+      </w:r>
+      <w:r>
+        <w:rPr>
+          <w:rStyle w:val="StringTok"/>
+        </w:rPr>
+        <w:t xml:space="preserve">'planner'</w:t>
+      </w:r>
+      <w:r>
+        <w:rPr>
+          <w:rStyle w:val="NormalTok"/>
+        </w:rPr>
+        <w:t xml:space="preserve">)),</w:t>
+      </w:r>
+      <w:r>
+        <w:br/>
+      </w:r>
+      <w:r>
+        <w:rPr>
+          <w:rStyle w:val="NormalTok"/>
+        </w:rPr>
+        <w:t xml:space="preserve">  granted_at         TIMESTAMPTZ </w:t>
+      </w:r>
+      <w:r>
+        <w:rPr>
+          <w:rStyle w:val="KeywordTok"/>
+        </w:rPr>
+        <w:t xml:space="preserve">NOT</w:t>
+      </w:r>
+      <w:r>
+        <w:rPr>
+          <w:rStyle w:val="NormalTok"/>
+        </w:rPr>
+        <w:t xml:space="preserve"> </w:t>
+      </w:r>
+      <w:r>
+        <w:rPr>
+          <w:rStyle w:val="KeywordTok"/>
+        </w:rPr>
+        <w:t xml:space="preserve">NULL</w:t>
+      </w:r>
+      <w:r>
+        <w:rPr>
+          <w:rStyle w:val="NormalTok"/>
+        </w:rPr>
+        <w:t xml:space="preserve"> </w:t>
+      </w:r>
+      <w:r>
+        <w:rPr>
+          <w:rStyle w:val="KeywordTok"/>
+        </w:rPr>
+        <w:t xml:space="preserve">DEFAULT</w:t>
+      </w:r>
+      <w:r>
+        <w:rPr>
+          <w:rStyle w:val="NormalTok"/>
+        </w:rPr>
+        <w:t xml:space="preserve"> NOW(),</w:t>
+      </w:r>
+      <w:r>
+        <w:br/>
+      </w:r>
+      <w:r>
+        <w:rPr>
+          <w:rStyle w:val="NormalTok"/>
+        </w:rPr>
+        <w:t xml:space="preserve">  granted_by_user_id UUID </w:t>
+      </w:r>
+      <w:r>
+        <w:rPr>
+          <w:rStyle w:val="KeywordTok"/>
+        </w:rPr>
+        <w:t xml:space="preserve">NOT</w:t>
+      </w:r>
+      <w:r>
+        <w:rPr>
+          <w:rStyle w:val="NormalTok"/>
+        </w:rPr>
+        <w:t xml:space="preserve"> </w:t>
+      </w:r>
+      <w:r>
+        <w:rPr>
+          <w:rStyle w:val="KeywordTok"/>
+        </w:rPr>
+        <w:t xml:space="preserve">NULL</w:t>
+      </w:r>
+      <w:r>
+        <w:rPr>
+          <w:rStyle w:val="NormalTok"/>
+        </w:rPr>
+        <w:t xml:space="preserve"> </w:t>
+      </w:r>
+      <w:r>
+        <w:rPr>
+          <w:rStyle w:val="KeywordTok"/>
+        </w:rPr>
+        <w:t xml:space="preserve">REFERENCES</w:t>
+      </w:r>
+      <w:r>
+        <w:rPr>
+          <w:rStyle w:val="NormalTok"/>
+        </w:rPr>
+        <w:t xml:space="preserve"> users(user_id),</w:t>
+      </w:r>
+      <w:r>
+        <w:br/>
+      </w:r>
+      <w:r>
+        <w:rPr>
+          <w:rStyle w:val="NormalTok"/>
+        </w:rPr>
+        <w:t xml:space="preserve">  revoked_at         TIMESTAMPTZ,</w:t>
+      </w:r>
+      <w:r>
+        <w:br/>
+      </w:r>
+      <w:r>
+        <w:rPr>
+          <w:rStyle w:val="NormalTok"/>
+        </w:rPr>
+        <w:t xml:space="preserve">  </w:t>
+      </w:r>
+      <w:r>
+        <w:rPr>
+          <w:rStyle w:val="KeywordTok"/>
+        </w:rPr>
+        <w:t xml:space="preserve">PRIMARY</w:t>
+      </w:r>
+      <w:r>
+        <w:rPr>
+          <w:rStyle w:val="NormalTok"/>
+        </w:rPr>
+        <w:t xml:space="preserve"> </w:t>
+      </w:r>
+      <w:r>
+        <w:rPr>
+          <w:rStyle w:val="KeywordTok"/>
+        </w:rPr>
+        <w:t xml:space="preserve">KEY</w:t>
+      </w:r>
+      <w:r>
+        <w:rPr>
+          <w:rStyle w:val="NormalTok"/>
+        </w:rPr>
+        <w:t xml:space="preserve"> (event_id, delegate_user_id)</w:t>
+      </w:r>
+      <w:r>
+        <w:br/>
+      </w:r>
+      <w:r>
+        <w:rPr>
+          <w:rStyle w:val="NormalTok"/>
+        </w:rPr>
+        <w:t xml:space="preserve">);</w:t>
+      </w:r>
+      <w:r>
+        <w:br/>
+      </w:r>
+      <w:r>
+        <w:br/>
+      </w:r>
+      <w:r>
+        <w:rPr>
+          <w:rStyle w:val="CommentTok"/>
+        </w:rPr>
+        <w:t xml:space="preserve">-- Audit trail: who did what, when (powers attribution + transparency)</w:t>
+      </w:r>
+      <w:r>
+        <w:br/>
+      </w:r>
+      <w:r>
+        <w:rPr>
+          <w:rStyle w:val="KeywordTok"/>
+        </w:rPr>
+        <w:t xml:space="preserve">CREATE</w:t>
+      </w:r>
+      <w:r>
+        <w:rPr>
+          <w:rStyle w:val="NormalTok"/>
+        </w:rPr>
+        <w:t xml:space="preserve"> </w:t>
+      </w:r>
+      <w:r>
+        <w:rPr>
+          <w:rStyle w:val="KeywordTok"/>
+        </w:rPr>
+        <w:t xml:space="preserve">TABLE</w:t>
+      </w:r>
+      <w:r>
+        <w:rPr>
+          <w:rStyle w:val="NormalTok"/>
+        </w:rPr>
+        <w:t xml:space="preserve"> event_action_log (</w:t>
+      </w:r>
+      <w:r>
+        <w:br/>
+      </w:r>
+      <w:r>
+        <w:rPr>
+          <w:rStyle w:val="NormalTok"/>
+        </w:rPr>
+        <w:t xml:space="preserve">  </w:t>
+      </w:r>
+      <w:r>
+        <w:rPr>
+          <w:rStyle w:val="KeywordTok"/>
+        </w:rPr>
+        <w:t xml:space="preserve">id</w:t>
+      </w:r>
+      <w:r>
+        <w:rPr>
+          <w:rStyle w:val="NormalTok"/>
+        </w:rPr>
+        <w:t xml:space="preserve">                   UUID </w:t>
+      </w:r>
+      <w:r>
+        <w:rPr>
+          <w:rStyle w:val="KeywordTok"/>
+        </w:rPr>
+        <w:t xml:space="preserve">PRIMARY</w:t>
+      </w:r>
+      <w:r>
+        <w:rPr>
+          <w:rStyle w:val="NormalTok"/>
+        </w:rPr>
+        <w:t xml:space="preserve"> </w:t>
+      </w:r>
+      <w:r>
+        <w:rPr>
+          <w:rStyle w:val="KeywordTok"/>
+        </w:rPr>
+        <w:t xml:space="preserve">KEY</w:t>
+      </w:r>
+      <w:r>
+        <w:rPr>
+          <w:rStyle w:val="NormalTok"/>
+        </w:rPr>
+        <w:t xml:space="preserve"> </w:t>
+      </w:r>
+      <w:r>
+        <w:rPr>
+          <w:rStyle w:val="KeywordTok"/>
+        </w:rPr>
+        <w:t xml:space="preserve">DEFAULT</w:t>
+      </w:r>
+      <w:r>
+        <w:rPr>
+          <w:rStyle w:val="NormalTok"/>
+        </w:rPr>
+        <w:t xml:space="preserve"> gen_random_uuid(),</w:t>
+      </w:r>
+      <w:r>
+        <w:br/>
+      </w:r>
+      <w:r>
+        <w:rPr>
+          <w:rStyle w:val="NormalTok"/>
+        </w:rPr>
+        <w:t xml:space="preserve">  event_id             UUID </w:t>
+      </w:r>
+      <w:r>
+        <w:rPr>
+          <w:rStyle w:val="KeywordTok"/>
+        </w:rPr>
+        <w:t xml:space="preserve">NOT</w:t>
+      </w:r>
+      <w:r>
+        <w:rPr>
+          <w:rStyle w:val="NormalTok"/>
+        </w:rPr>
+        <w:t xml:space="preserve"> </w:t>
+      </w:r>
+      <w:r>
+        <w:rPr>
+          <w:rStyle w:val="KeywordTok"/>
+        </w:rPr>
+        <w:t xml:space="preserve">NULL</w:t>
+      </w:r>
+      <w:r>
+        <w:rPr>
+          <w:rStyle w:val="NormalTok"/>
+        </w:rPr>
+        <w:t xml:space="preserve"> </w:t>
+      </w:r>
+      <w:r>
+        <w:rPr>
+          <w:rStyle w:val="KeywordTok"/>
+        </w:rPr>
+        <w:t xml:space="preserve">REFERENCES</w:t>
+      </w:r>
+      <w:r>
+        <w:rPr>
+          <w:rStyle w:val="NormalTok"/>
+        </w:rPr>
+        <w:t xml:space="preserve"> </w:t>
+      </w:r>
+      <w:r>
+        <w:rPr>
+          <w:rStyle w:val="KeywordTok"/>
+        </w:rPr>
+        <w:t xml:space="preserve">events</w:t>
+      </w:r>
+      <w:r>
+        <w:rPr>
+          <w:rStyle w:val="NormalTok"/>
+        </w:rPr>
+        <w:t xml:space="preserve">(event_id),</w:t>
+      </w:r>
+      <w:r>
+        <w:br/>
+      </w:r>
+      <w:r>
+        <w:rPr>
+          <w:rStyle w:val="NormalTok"/>
+        </w:rPr>
+        <w:t xml:space="preserve">  action_type          TEXT </w:t>
+      </w:r>
+      <w:r>
+        <w:rPr>
+          <w:rStyle w:val="KeywordTok"/>
+        </w:rPr>
+        <w:t xml:space="preserve">NOT</w:t>
+      </w:r>
+      <w:r>
+        <w:rPr>
+          <w:rStyle w:val="NormalTok"/>
+        </w:rPr>
+        <w:t xml:space="preserve"> </w:t>
+      </w:r>
+      <w:r>
+        <w:rPr>
+          <w:rStyle w:val="KeywordTok"/>
+        </w:rPr>
+        <w:t xml:space="preserve">NULL</w:t>
+      </w:r>
+      <w:r>
+        <w:rPr>
+          <w:rStyle w:val="NormalTok"/>
+        </w:rPr>
+        <w:t xml:space="preserve">,</w:t>
+      </w:r>
+      <w:r>
+        <w:br/>
+      </w:r>
+      <w:r>
+        <w:rPr>
+          <w:rStyle w:val="NormalTok"/>
+        </w:rPr>
+        <w:t xml:space="preserve">    </w:t>
+      </w:r>
+      <w:r>
+        <w:rPr>
+          <w:rStyle w:val="CommentTok"/>
+        </w:rPr>
+        <w:t xml:space="preserve">-- examples: payment_confirmed · meeting_scheduled · vendor_replied</w:t>
+      </w:r>
+      <w:r>
+        <w:br/>
+      </w:r>
+      <w:r>
+        <w:rPr>
+          <w:rStyle w:val="NormalTok"/>
+        </w:rPr>
+        <w:t xml:space="preserve">    </w:t>
+      </w:r>
+      <w:r>
+        <w:rPr>
+          <w:rStyle w:val="CommentTok"/>
+        </w:rPr>
+        <w:t xml:space="preserve">--           artifact_shared · action_marked_done</w:t>
+      </w:r>
+      <w:r>
+        <w:br/>
+      </w:r>
+      <w:r>
+        <w:rPr>
+          <w:rStyle w:val="NormalTok"/>
+        </w:rPr>
+        <w:t xml:space="preserve">  action_target_id     UUID,</w:t>
+      </w:r>
+      <w:r>
+        <w:br/>
+      </w:r>
+      <w:r>
+        <w:rPr>
+          <w:rStyle w:val="NormalTok"/>
+        </w:rPr>
+        <w:t xml:space="preserve">  performed_by_user_id UUID </w:t>
+      </w:r>
+      <w:r>
+        <w:rPr>
+          <w:rStyle w:val="KeywordTok"/>
+        </w:rPr>
+        <w:t xml:space="preserve">NOT</w:t>
+      </w:r>
+      <w:r>
+        <w:rPr>
+          <w:rStyle w:val="NormalTok"/>
+        </w:rPr>
+        <w:t xml:space="preserve"> </w:t>
+      </w:r>
+      <w:r>
+        <w:rPr>
+          <w:rStyle w:val="KeywordTok"/>
+        </w:rPr>
+        <w:t xml:space="preserve">NULL</w:t>
+      </w:r>
+      <w:r>
+        <w:rPr>
+          <w:rStyle w:val="NormalTok"/>
+        </w:rPr>
+        <w:t xml:space="preserve"> </w:t>
+      </w:r>
+      <w:r>
+        <w:rPr>
+          <w:rStyle w:val="KeywordTok"/>
+        </w:rPr>
+        <w:t xml:space="preserve">REFERENCES</w:t>
+      </w:r>
+      <w:r>
+        <w:rPr>
+          <w:rStyle w:val="NormalTok"/>
+        </w:rPr>
+        <w:t xml:space="preserve"> users(user_id),</w:t>
+      </w:r>
+      <w:r>
+        <w:br/>
+      </w:r>
+      <w:r>
+        <w:rPr>
+          <w:rStyle w:val="NormalTok"/>
+        </w:rPr>
+        <w:t xml:space="preserve">  performed_by_role    TEXT </w:t>
+      </w:r>
+      <w:r>
+        <w:rPr>
+          <w:rStyle w:val="KeywordTok"/>
+        </w:rPr>
+        <w:t xml:space="preserve">NOT</w:t>
+      </w:r>
+      <w:r>
+        <w:rPr>
+          <w:rStyle w:val="NormalTok"/>
+        </w:rPr>
+        <w:t xml:space="preserve"> </w:t>
+      </w:r>
+      <w:r>
+        <w:rPr>
+          <w:rStyle w:val="KeywordTok"/>
+        </w:rPr>
+        <w:t xml:space="preserve">NULL</w:t>
+      </w:r>
+      <w:r>
+        <w:rPr>
+          <w:rStyle w:val="NormalTok"/>
+        </w:rPr>
+        <w:t xml:space="preserve"> </w:t>
+      </w:r>
+      <w:r>
+        <w:rPr>
+          <w:rStyle w:val="KeywordTok"/>
+        </w:rPr>
+        <w:t xml:space="preserve">CHECK</w:t>
+      </w:r>
+      <w:r>
+        <w:rPr>
+          <w:rStyle w:val="NormalTok"/>
+        </w:rPr>
+        <w:t xml:space="preserve"> (performed_by_role </w:t>
+      </w:r>
+      <w:r>
+        <w:rPr>
+          <w:rStyle w:val="KeywordTok"/>
+        </w:rPr>
+        <w:t xml:space="preserve">IN</w:t>
+      </w:r>
+      <w:r>
+        <w:rPr>
+          <w:rStyle w:val="NormalTok"/>
+        </w:rPr>
+        <w:t xml:space="preserve"> (</w:t>
+      </w:r>
+      <w:r>
+        <w:rPr>
+          <w:rStyle w:val="StringTok"/>
+        </w:rPr>
+        <w:t xml:space="preserve">'couple'</w:t>
+      </w:r>
+      <w:r>
+        <w:rPr>
+          <w:rStyle w:val="NormalTok"/>
+        </w:rPr>
+        <w:t xml:space="preserve">,</w:t>
+      </w:r>
+      <w:r>
+        <w:rPr>
+          <w:rStyle w:val="StringTok"/>
+        </w:rPr>
+        <w:t xml:space="preserve">'coordinator'</w:t>
+      </w:r>
+      <w:r>
+        <w:rPr>
+          <w:rStyle w:val="NormalTok"/>
+        </w:rPr>
+        <w:t xml:space="preserve">,</w:t>
+      </w:r>
+      <w:r>
+        <w:rPr>
+          <w:rStyle w:val="StringTok"/>
+        </w:rPr>
+        <w:t xml:space="preserve">'planner'</w:t>
+      </w:r>
+      <w:r>
+        <w:rPr>
+          <w:rStyle w:val="NormalTok"/>
+        </w:rPr>
+        <w:t xml:space="preserve">,</w:t>
+      </w:r>
+      <w:r>
+        <w:rPr>
+          <w:rStyle w:val="StringTok"/>
+        </w:rPr>
+        <w:t xml:space="preserve">'system'</w:t>
+      </w:r>
+      <w:r>
+        <w:rPr>
+          <w:rStyle w:val="NormalTok"/>
+        </w:rPr>
+        <w:t xml:space="preserve">)),</w:t>
+      </w:r>
+      <w:r>
+        <w:br/>
+      </w:r>
+      <w:r>
+        <w:rPr>
+          <w:rStyle w:val="NormalTok"/>
+        </w:rPr>
+        <w:t xml:space="preserve">  notes                TEXT,</w:t>
+      </w:r>
+      <w:r>
+        <w:br/>
+      </w:r>
+      <w:r>
+        <w:rPr>
+          <w:rStyle w:val="NormalTok"/>
+        </w:rPr>
+        <w:t xml:space="preserve">  performed_at         TIMESTAMPTZ </w:t>
+      </w:r>
+      <w:r>
+        <w:rPr>
+          <w:rStyle w:val="KeywordTok"/>
+        </w:rPr>
+        <w:t xml:space="preserve">NOT</w:t>
+      </w:r>
+      <w:r>
+        <w:rPr>
+          <w:rStyle w:val="NormalTok"/>
+        </w:rPr>
+        <w:t xml:space="preserve"> </w:t>
+      </w:r>
+      <w:r>
+        <w:rPr>
+          <w:rStyle w:val="KeywordTok"/>
+        </w:rPr>
+        <w:t xml:space="preserve">NULL</w:t>
+      </w:r>
+      <w:r>
+        <w:rPr>
+          <w:rStyle w:val="NormalTok"/>
+        </w:rPr>
+        <w:t xml:space="preserve"> </w:t>
+      </w:r>
+      <w:r>
+        <w:rPr>
+          <w:rStyle w:val="KeywordTok"/>
+        </w:rPr>
+        <w:t xml:space="preserve">DEFAULT</w:t>
+      </w:r>
+      <w:r>
+        <w:rPr>
+          <w:rStyle w:val="NormalTok"/>
+        </w:rPr>
+        <w:t xml:space="preserve"> NOW()</w:t>
+      </w:r>
+      <w:r>
+        <w:br/>
+      </w:r>
+      <w:r>
+        <w:rPr>
+          <w:rStyle w:val="NormalTok"/>
+        </w:rPr>
+        <w:t xml:space="preserve">);</w:t>
+      </w:r>
+      <w:r>
+        <w:br/>
+      </w:r>
+      <w:r>
+        <w:br/>
+      </w:r>
+      <w:r>
+        <w:rPr>
+          <w:rStyle w:val="KeywordTok"/>
+        </w:rPr>
+        <w:t xml:space="preserve">CREATE</w:t>
+      </w:r>
+      <w:r>
+        <w:rPr>
+          <w:rStyle w:val="NormalTok"/>
+        </w:rPr>
+        <w:t xml:space="preserve"> </w:t>
+      </w:r>
+      <w:r>
+        <w:rPr>
+          <w:rStyle w:val="KeywordTok"/>
+        </w:rPr>
+        <w:t xml:space="preserve">INDEX</w:t>
+      </w:r>
+      <w:r>
+        <w:rPr>
+          <w:rStyle w:val="NormalTok"/>
+        </w:rPr>
+        <w:t xml:space="preserve"> event_action_log_event_idx </w:t>
+      </w:r>
+      <w:r>
+        <w:rPr>
+          <w:rStyle w:val="KeywordTok"/>
+        </w:rPr>
+        <w:t xml:space="preserve">ON</w:t>
+      </w:r>
+      <w:r>
+        <w:rPr>
+          <w:rStyle w:val="NormalTok"/>
+        </w:rPr>
+        <w:t xml:space="preserve"> event_action_log (event_id, performed_at </w:t>
+      </w:r>
+      <w:r>
+        <w:rPr>
+          <w:rStyle w:val="KeywordTok"/>
+        </w:rPr>
+        <w:t xml:space="preserve">DESC</w:t>
+      </w:r>
+      <w:r>
+        <w:rPr>
+          <w:rStyle w:val="NormalTok"/>
+        </w:rPr>
+        <w:t xml:space="preserve">);</w:t>
+      </w:r>
+    </w:p>
+    <w:bookmarkEnd w:id="53"/>
+    <w:bookmarkStart w:id="54" w:name="auto-grant-trigger"/>
+    <w:p>
+      <w:pPr>
+        <w:pStyle w:val="Heading3"/>
+      </w:pPr>
+      <w:r>
+        <w:t xml:space="preserve">Auto-grant trigger</w:t>
+      </w:r>
+    </w:p>
+    <w:p>
+      <w:pPr>
+        <w:pStyle w:val="FirstParagraph"/>
+      </w:pPr>
+      <w:r>
+        <w:t xml:space="preserve">Booking confirmation (contract uploaded) for any vendor with</w:t>
+      </w:r>
+      <w:r>
+        <w:t xml:space="preserve"> </w:t>
+      </w:r>
+      <w:r>
+        <w:rPr>
+          <w:rStyle w:val="VerbatimChar"/>
+        </w:rPr>
+        <w:t xml:space="preserve">canonical_service IN ('wedding_coordination')</w:t>
+      </w:r>
+      <w:r>
+        <w:t xml:space="preserve"> </w:t>
+      </w:r>
+      <w:r>
+        <w:t xml:space="preserve">fires</w:t>
+      </w:r>
+      <w:r>
+        <w:t xml:space="preserve"> </w:t>
+      </w:r>
+      <w:r>
+        <w:rPr>
+          <w:rStyle w:val="VerbatimChar"/>
+        </w:rPr>
+        <w:t xml:space="preserve">grant_coordinator_delegate(event_id, vendor_id, vendor_user_id)</w:t>
+      </w:r>
+      <w:r>
+        <w:t xml:space="preserve">. The couple is asked to confirm delegate access at booking confirmation; default = accepted (paying for a coordinator implies</w:t>
+      </w:r>
+      <w:r>
+        <w:t xml:space="preserve"> </w:t>
+      </w:r>
+      <w:r>
+        <w:t xml:space="preserve">“do my coordination work”</w:t>
+      </w:r>
+      <w:r>
+        <w:t xml:space="preserve">). Couple can revoke from the vendor list at any time.</w:t>
+      </w:r>
+    </w:p>
+    <w:bookmarkEnd w:id="54"/>
+    <w:bookmarkStart w:id="55" w:name="scope-of-act-on-behalf-of"/>
+    <w:p>
+      <w:pPr>
+        <w:pStyle w:val="Heading3"/>
+      </w:pPr>
+      <w:r>
+        <w:t xml:space="preserve">Scope of</w:t>
+      </w:r>
+      <w:r>
+        <w:t xml:space="preserve"> </w:t>
+      </w:r>
+      <w:r>
+        <w:t xml:space="preserve">“act on behalf of”</w:t>
+      </w:r>
+    </w:p>
+    <w:tbl>
+      <w:tblPr>
+        <w:tblStyle w:val="Table"/>
+        <w:tblW w:type="pct" w:w="5000"/>
+        <w:tblLayout w:type="fixed"/>
+        <w:tblLook w:firstRow="1" w:lastRow="0" w:firstColumn="0" w:lastColumn="0" w:noHBand="0" w:noVBand="0" w:val="0020"/>
+      </w:tblPr>
+      <w:tblGrid>
+        <w:gridCol w:w="3960"/>
+        <w:gridCol w:w="3960"/>
+      </w:tblGrid>
+      <w:tr>
+        <w:trPr>
+          <w:tblHeader w:val="on"/>
+        </w:trPr>
+        <w:tc>
+          <w:tcPr/>
+          <w:p>
+            <w:pPr>
+              <w:pStyle w:val="Compact"/>
+            </w:pPr>
+            <w:r>
+              <w:t xml:space="preserve">Coordinator CAN do</w:t>
+            </w:r>
+          </w:p>
+        </w:tc>
+        <w:tc>
+          <w:tcPr/>
+          <w:p>
+            <w:pPr>
+              <w:pStyle w:val="Compact"/>
+            </w:pPr>
+            <w:r>
+              <w:t xml:space="preserve">Coordinator CANNOT do</w:t>
+            </w:r>
+          </w:p>
+        </w:tc>
+      </w:tr>
+      <w:tr>
+        <w:tc>
+          <w:tcPr/>
+          <w:p>
+            <w:pPr>
+              <w:pStyle w:val="Compact"/>
+            </w:pPr>
+            <w:r>
+              <w:t xml:space="preserve">Mark payments confirmed once received</w:t>
+            </w:r>
+          </w:p>
+        </w:tc>
+        <w:tc>
+          <w:tcPr/>
+          <w:p>
+            <w:pPr>
+              <w:pStyle w:val="Compact"/>
+            </w:pPr>
+            <w:r>
+              <w:t xml:space="preserve">Charge the couple’s payment method</w:t>
+            </w:r>
+          </w:p>
+        </w:tc>
+      </w:tr>
+      <w:tr>
+        <w:tc>
+          <w:tcPr/>
+          <w:p>
+            <w:pPr>
+              <w:pStyle w:val="Compact"/>
+            </w:pPr>
+            <w:r>
+              <w:t xml:space="preserve">Schedule / reschedule vendor meetings</w:t>
+            </w:r>
+          </w:p>
+        </w:tc>
+        <w:tc>
+          <w:tcPr/>
+          <w:p>
+            <w:pPr>
+              <w:pStyle w:val="Compact"/>
+            </w:pPr>
+            <w:r>
+              <w:t xml:space="preserve">Change the wedding date</w:t>
+            </w:r>
+          </w:p>
+        </w:tc>
+      </w:tr>
+      <w:tr>
+        <w:tc>
+          <w:tcPr/>
+          <w:p>
+            <w:pPr>
+              <w:pStyle w:val="Compact"/>
+            </w:pPr>
+            <w:r>
+              <w:t xml:space="preserve">Reply in vendor chat threads (per 0019)</w:t>
+            </w:r>
+          </w:p>
+        </w:tc>
+        <w:tc>
+          <w:tcPr/>
+          <w:p>
+            <w:pPr>
+              <w:pStyle w:val="Compact"/>
+            </w:pPr>
+            <w:r>
+              <w:t xml:space="preserve">Book new vendors without couple approval</w:t>
+            </w:r>
+          </w:p>
+        </w:tc>
+      </w:tr>
+      <w:tr>
+        <w:tc>
+          <w:tcPr/>
+          <w:p>
+            <w:pPr>
+              <w:pStyle w:val="Compact"/>
+            </w:pPr>
+            <w:r>
+              <w:t xml:space="preserve">Share artifacts (mood board, palette, guest list) with vendors</w:t>
+            </w:r>
+          </w:p>
+        </w:tc>
+        <w:tc>
+          <w:tcPr/>
+          <w:p>
+            <w:pPr>
+              <w:pStyle w:val="Compact"/>
+            </w:pPr>
+            <w:r>
+              <w:t xml:space="preserve">Edit the guest list (add/remove guests)</w:t>
+            </w:r>
+          </w:p>
+        </w:tc>
+      </w:tr>
+      <w:tr>
+        <w:tc>
+          <w:tcPr/>
+          <w:p>
+            <w:pPr>
+              <w:pStyle w:val="Compact"/>
+            </w:pPr>
+            <w:r>
+              <w:t xml:space="preserve">Update vendor notes on the couple’s vendor cards</w:t>
+            </w:r>
+          </w:p>
+        </w:tc>
+        <w:tc>
+          <w:tcPr/>
+          <w:p>
+            <w:pPr>
+              <w:pStyle w:val="Compact"/>
+            </w:pPr>
+            <w:r>
+              <w:t xml:space="preserve">Cancel bookings</w:t>
+            </w:r>
+          </w:p>
+        </w:tc>
+      </w:tr>
+      <w:tr>
+        <w:tc>
+          <w:tcPr/>
+          <w:p>
+            <w:pPr>
+              <w:pStyle w:val="Compact"/>
+            </w:pPr>
+            <w:r>
+              <w:t xml:space="preserve">Mark action items</w:t>
+            </w:r>
+            <w:r>
+              <w:t xml:space="preserve"> </w:t>
+            </w:r>
+            <w:r>
+              <w:t xml:space="preserve">“done”</w:t>
+            </w:r>
+          </w:p>
+        </w:tc>
+        <w:tc>
+          <w:tcPr/>
+          <w:p>
+            <w:pPr>
+              <w:pStyle w:val="Compact"/>
+            </w:pPr>
+            <w:r>
+              <w:t xml:space="preserve">Delete the event</w:t>
+            </w:r>
+          </w:p>
+        </w:tc>
+      </w:tr>
+    </w:tbl>
+    <w:p>
+      <w:pPr>
+        <w:pStyle w:val="BodyText"/>
+      </w:pPr>
+      <w:r>
+        <w:t xml:space="preserve">V1.5+ adds a per-couple toggle</w:t>
+      </w:r>
+      <w:r>
+        <w:t xml:space="preserve"> </w:t>
+      </w:r>
+      <w:r>
+        <w:t xml:space="preserve">“let my coordinator book new vendors without my confirmation”</w:t>
+      </w:r>
+      <w:r>
+        <w:t xml:space="preserve"> </w:t>
+      </w:r>
+      <w:r>
+        <w:t xml:space="preserve">for couples who want full delegation. V1 default = couple must confirm new bookings.</w:t>
+      </w:r>
+    </w:p>
+    <w:bookmarkEnd w:id="55"/>
+    <w:bookmarkStart w:id="56" w:name="X2ae9d38cc4e49cc349dc3648bd06ce789db260b"/>
+    <w:p>
+      <w:pPr>
+        <w:pStyle w:val="Heading3"/>
+      </w:pPr>
+      <w:r>
+        <w:t xml:space="preserve">Couple-side</w:t>
+      </w:r>
+      <w:r>
+        <w:t xml:space="preserve"> </w:t>
+      </w:r>
+      <w:r>
+        <w:t xml:space="preserve">“your coordinator did X”</w:t>
+      </w:r>
+      <w:r>
+        <w:t xml:space="preserve"> </w:t>
+      </w:r>
+      <w:r>
+        <w:t xml:space="preserve">stream</w:t>
+      </w:r>
+    </w:p>
+    <w:p>
+      <w:pPr>
+        <w:pStyle w:val="FirstParagraph"/>
+      </w:pPr>
+      <w:r>
+        <w:t xml:space="preserve">The couple’s dashboard surfaces a chronological stream of coordinator actions:</w:t>
+      </w:r>
+    </w:p>
+    <w:p>
+      <w:pPr>
+        <w:pStyle w:val="SourceCode"/>
+      </w:pPr>
+      <w:r>
+        <w:rPr>
+          <w:rStyle w:val="VerbatimChar"/>
+        </w:rPr>
+        <w:t xml:space="preserve">This week your coordinator Anna handled:</w:t>
+      </w:r>
+      <w:r>
+        <w:br/>
+      </w:r>
+      <w:r>
+        <w:rPr>
+          <w:rStyle w:val="VerbatimChar"/>
+        </w:rPr>
+        <w:t xml:space="preserve">  ✓ Confirmed ₱25,000 deposit received by Caterer Y · Wed 11am</w:t>
+      </w:r>
+      <w:r>
+        <w:br/>
+      </w:r>
+      <w:r>
+        <w:rPr>
+          <w:rStyle w:val="VerbatimChar"/>
+        </w:rPr>
+        <w:t xml:space="preserve">  ✓ Rescheduled Photographer X tasting to Saturday · Wed 2pm</w:t>
+      </w:r>
+      <w:r>
+        <w:br/>
+      </w:r>
+      <w:r>
+        <w:rPr>
+          <w:rStyle w:val="VerbatimChar"/>
+        </w:rPr>
+        <w:t xml:space="preserve">  ✓ Shared your mood-board palette with Florist Z · Thu 9am</w:t>
+      </w:r>
+      <w:r>
+        <w:br/>
+      </w:r>
+      <w:r>
+        <w:rPr>
+          <w:rStyle w:val="VerbatimChar"/>
+        </w:rPr>
+        <w:t xml:space="preserve">  ✓ Replied to Florist Z's quote question · Thu 9am</w:t>
+      </w:r>
+    </w:p>
+    <w:p>
+      <w:pPr>
+        <w:pStyle w:val="FirstParagraph"/>
+      </w:pPr>
+      <w:r>
+        <w:t xml:space="preserve">Every entry pulls from</w:t>
+      </w:r>
+      <w:r>
+        <w:t xml:space="preserve"> </w:t>
+      </w:r>
+      <w:r>
+        <w:rPr>
+          <w:rStyle w:val="VerbatimChar"/>
+        </w:rPr>
+        <w:t xml:space="preserve">event_action_log WHERE performed_by_role = 'coordinator'</w:t>
+      </w:r>
+      <w:r>
+        <w:t xml:space="preserve">. Builds trust — couple sees their money being spent doing real work.</w:t>
+      </w:r>
+    </w:p>
+    <w:bookmarkEnd w:id="56"/>
+    <w:bookmarkStart w:id="57" w:name="coordinator-side-multi-couple-dashboard"/>
+    <w:p>
+      <w:pPr>
+        <w:pStyle w:val="Heading3"/>
+      </w:pPr>
+      <w:r>
+        <w:t xml:space="preserve">Coordinator-side multi-couple dashboard</w:t>
+      </w:r>
+    </w:p>
+    <w:p>
+      <w:pPr>
+        <w:pStyle w:val="FirstParagraph"/>
+      </w:pPr>
+      <w:r>
+        <w:t xml:space="preserve">In 0022, coordinators get a new</w:t>
+      </w:r>
+      <w:r>
+        <w:t xml:space="preserve"> </w:t>
+      </w:r>
+      <w:r>
+        <w:t xml:space="preserve">“My Couples”</w:t>
+      </w:r>
+      <w:r>
+        <w:t xml:space="preserve"> </w:t>
+      </w:r>
+      <w:r>
+        <w:t xml:space="preserve">view showing all their booked couples with badge counts derived from</w:t>
+      </w:r>
+      <w:r>
+        <w:t xml:space="preserve"> </w:t>
+      </w:r>
+      <w:r>
+        <w:rPr>
+          <w:rStyle w:val="VerbatimChar"/>
+        </w:rPr>
+        <w:t xml:space="preserve">getNextActions(event_id)</w:t>
+      </w:r>
+      <w:r>
+        <w:t xml:space="preserve"> </w:t>
+      </w:r>
+      <w:r>
+        <w:t xml:space="preserve">scoped to delegate access:</w:t>
+      </w:r>
+    </w:p>
+    <w:p>
+      <w:pPr>
+        <w:pStyle w:val="SourceCode"/>
+      </w:pPr>
+      <w:r>
+        <w:rPr>
+          <w:rStyle w:val="VerbatimChar"/>
+        </w:rPr>
+        <w:t xml:space="preserve">Your couples this month:</w:t>
+      </w:r>
+      <w:r>
+        <w:br/>
+      </w:r>
+      <w:r>
+        <w:rPr>
+          <w:rStyle w:val="VerbatimChar"/>
+        </w:rPr>
+        <w:t xml:space="preserve">  🔴 Anna &amp; Marco · Feb 14 wedding · 3 overdue items</w:t>
+      </w:r>
+      <w:r>
+        <w:br/>
+      </w:r>
+      <w:r>
+        <w:rPr>
+          <w:rStyle w:val="VerbatimChar"/>
+        </w:rPr>
+        <w:t xml:space="preserve">  🟡 Bea &amp; Carlo · Mar 21 wedding · 2 due this week</w:t>
+      </w:r>
+      <w:r>
+        <w:br/>
+      </w:r>
+      <w:r>
+        <w:rPr>
+          <w:rStyle w:val="VerbatimChar"/>
+        </w:rPr>
+        <w:t xml:space="preserve">  🔵 Cris &amp; Diane · May 30 wedding · all on track</w:t>
+      </w:r>
+      <w:r>
+        <w:br/>
+      </w:r>
+      <w:r>
+        <w:rPr>
+          <w:rStyle w:val="VerbatimChar"/>
+        </w:rPr>
+        <w:t xml:space="preserve">  🔵 Eli &amp; Fina · Jun 12 wedding · all on track</w:t>
+      </w:r>
+    </w:p>
+    <w:p>
+      <w:pPr>
+        <w:pStyle w:val="FirstParagraph"/>
+      </w:pPr>
+      <w:r>
+        <w:t xml:space="preserve">Click into any couple → see their Next Actions feed scoped for the coordinator + action history. The coordinator’s daily login pattern looks like</w:t>
+      </w:r>
+      <w:r>
+        <w:t xml:space="preserve"> </w:t>
+      </w:r>
+      <w:r>
+        <w:t xml:space="preserve">“open dashboard → scan badge counts → triage couples with red/yellow → act on items.”</w:t>
+      </w:r>
+    </w:p>
+    <w:bookmarkEnd w:id="57"/>
+    <w:bookmarkStart w:id="58" w:name="notification-when-coordinator-acts"/>
+    <w:p>
+      <w:pPr>
+        <w:pStyle w:val="Heading3"/>
+      </w:pPr>
+      <w:r>
+        <w:t xml:space="preserve">Notification when coordinator acts</w:t>
+      </w:r>
+    </w:p>
+    <w:p>
+      <w:pPr>
+        <w:pStyle w:val="FirstParagraph"/>
+      </w:pPr>
+      <w:r>
+        <w:t xml:space="preserve">Each action logged in</w:t>
+      </w:r>
+      <w:r>
+        <w:t xml:space="preserve"> </w:t>
+      </w:r>
+      <w:r>
+        <w:rPr>
+          <w:rStyle w:val="VerbatimChar"/>
+        </w:rPr>
+        <w:t xml:space="preserve">event_action_log</w:t>
+      </w:r>
+      <w:r>
+        <w:t xml:space="preserve"> </w:t>
+      </w:r>
+      <w:r>
+        <w:t xml:space="preserve">fires an in-app notification + email (per 0028) to the couple:</w:t>
+      </w:r>
+    </w:p>
+    <w:p>
+      <w:pPr>
+        <w:pStyle w:val="BlockText"/>
+      </w:pPr>
+      <w:r>
+        <w:rPr>
+          <w:i/>
+          <w:iCs/>
+        </w:rPr>
+        <w:t xml:space="preserve">“Anna (your coordinator) confirmed your ₱25,000 deposit was received by Caterer Y.”</w:t>
+      </w:r>
+    </w:p>
+    <w:p>
+      <w:pPr>
+        <w:pStyle w:val="FirstParagraph"/>
+      </w:pPr>
+      <w:r>
+        <w:t xml:space="preserve">Couple can tap the line to see the action log entry with timestamp + notes.</w:t>
+      </w:r>
+    </w:p>
+    <w:bookmarkEnd w:id="58"/>
+    <w:bookmarkStart w:id="59" w:name="why-this-is-v1-not-v1.5"/>
+    <w:p>
+      <w:pPr>
+        <w:pStyle w:val="Heading3"/>
+      </w:pPr>
+      <w:r>
+        <w:t xml:space="preserve">Why this is V1, not V1.5+</w:t>
+      </w:r>
+    </w:p>
+    <w:p>
+      <w:pPr>
+        <w:pStyle w:val="FirstParagraph"/>
+      </w:pPr>
+      <w:r>
+        <w:t xml:space="preserve">The Pro Weekly bundle (§ 0c) makes coordinator delegation strategically important in V1:</w:t>
+      </w:r>
+      <w:r>
+        <w:t xml:space="preserve"> </w:t>
+      </w:r>
+      <w:r>
+        <w:t xml:space="preserve">- Coordinators on Pro Weekly drive Concierge adoption for their couples</w:t>
+      </w:r>
+      <w:r>
+        <w:t xml:space="preserve"> </w:t>
+      </w:r>
+      <w:r>
+        <w:t xml:space="preserve">- The delegation feature makes Pro Weekly</w:t>
+      </w:r>
+      <w:r>
+        <w:t xml:space="preserve"> </w:t>
+      </w:r>
+      <w:r>
+        <w:rPr>
+          <w:i/>
+          <w:iCs/>
+        </w:rPr>
+        <w:t xml:space="preserve">more valuable</w:t>
+      </w:r>
+      <w:r>
+        <w:t xml:space="preserve"> </w:t>
+      </w:r>
+      <w:r>
+        <w:t xml:space="preserve">to coordinators specifically</w:t>
+      </w:r>
+      <w:r>
+        <w:t xml:space="preserve"> </w:t>
+      </w:r>
+      <w:r>
+        <w:t xml:space="preserve">- Network-effect: coordinator becomes a daily Setnayan user → couples expect this experience → coordinators competing for couples must offer it → more coordinators subscribe to Pro Weekly</w:t>
+      </w:r>
+    </w:p>
+    <w:p>
+      <w:pPr>
+        <w:pStyle w:val="BodyText"/>
+      </w:pPr>
+      <w:r>
+        <w:t xml:space="preserve">V1.5+ extends delegation to other vendor categories (e.g., a stylist with mood-board delegate access) if/when the case arises. V1 keeps it scoped to coordinators only.</w:t>
+      </w:r>
+    </w:p>
+    <w:p>
+      <w:r>
+        <w:pict>
+          <v:rect style="width:0;height:1.5pt" o:hralign="center" o:hrstd="t" o:hr="t"/>
+        </w:pict>
+      </w:r>
+    </w:p>
+    <w:bookmarkEnd w:id="59"/>
+    <w:bookmarkEnd w:id="60"/>
+    <w:bookmarkStart w:id="61" w:name="X1b811531c732b16d881a14250c685bda7f5b5fb"/>
+    <w:p>
+      <w:pPr>
+        <w:pStyle w:val="Heading2"/>
+      </w:pPr>
+      <w:r>
+        <w:t xml:space="preserve">0e. Intra-day vendor calendar blocks (cross-ref to 0022)</w:t>
+      </w:r>
+    </w:p>
+    <w:p>
+      <w:pPr>
+        <w:pStyle w:val="FirstParagraph"/>
+      </w:pPr>
+      <w:r>
+        <w:t xml:space="preserve">Vendors can create</w:t>
+      </w:r>
+      <w:r>
+        <w:t xml:space="preserve"> </w:t>
+      </w:r>
+      <w:r>
+        <w:rPr>
+          <w:b/>
+          <w:bCs/>
+        </w:rPr>
+        <w:t xml:space="preserve">intra-day blocks</w:t>
+      </w:r>
+      <w:r>
+        <w:t xml:space="preserve"> </w:t>
+      </w:r>
+      <w:r>
+        <w:t xml:space="preserve">in their 0022 calendar with custom labels — previously the calendar was full-day granularity. Locked 2026-05-18.</w:t>
+      </w:r>
+    </w:p>
+    <w:p>
+      <w:pPr>
+        <w:pStyle w:val="BodyText"/>
+      </w:pPr>
+      <w:r>
+        <w:t xml:space="preserve">Full mechanics, schema, and UX live in 0022’s calendar section. Summary here for cross-reference:</w:t>
+      </w:r>
+    </w:p>
+    <w:p>
+      <w:pPr>
+        <w:pStyle w:val="Compact"/>
+        <w:numPr>
+          <w:ilvl w:val="0"/>
+          <w:numId w:val="1014"/>
+        </w:numPr>
+      </w:pPr>
+      <w:r>
+        <w:rPr>
+          <w:b/>
+          <w:bCs/>
+        </w:rPr>
+        <w:t xml:space="preserve">Granularity:</w:t>
+      </w:r>
+      <w:r>
+        <w:t xml:space="preserve"> </w:t>
+      </w:r>
+      <w:r>
+        <w:t xml:space="preserve">30-minute increments</w:t>
+      </w:r>
+    </w:p>
+    <w:p>
+      <w:pPr>
+        <w:pStyle w:val="Compact"/>
+        <w:numPr>
+          <w:ilvl w:val="0"/>
+          <w:numId w:val="1014"/>
+        </w:numPr>
+      </w:pPr>
+      <w:r>
+        <w:rPr>
+          <w:b/>
+          <w:bCs/>
+        </w:rPr>
+        <w:t xml:space="preserve">Label privacy:</w:t>
+      </w:r>
+      <w:r>
+        <w:t xml:space="preserve"> </w:t>
+      </w:r>
+      <w:r>
+        <w:t xml:space="preserve">private by default (couples see</w:t>
+      </w:r>
+      <w:r>
+        <w:t xml:space="preserve"> </w:t>
+      </w:r>
+      <w:r>
+        <w:t xml:space="preserve">“Unavailable”</w:t>
+      </w:r>
+      <w:r>
+        <w:t xml:space="preserve">, not the label); vendor can opt to expose specific labels</w:t>
+      </w:r>
+    </w:p>
+    <w:p>
+      <w:pPr>
+        <w:pStyle w:val="Compact"/>
+        <w:numPr>
+          <w:ilvl w:val="0"/>
+          <w:numId w:val="1014"/>
+        </w:numPr>
+      </w:pPr>
+      <w:r>
+        <w:rPr>
+          <w:b/>
+          <w:bCs/>
+        </w:rPr>
+        <w:t xml:space="preserve">Block sources:</w:t>
+      </w:r>
+      <w:r>
+        <w:t xml:space="preserve"> </w:t>
+      </w:r>
+      <w:r>
+        <w:rPr>
+          <w:rStyle w:val="VerbatimChar"/>
+        </w:rPr>
+        <w:t xml:space="preserve">manual</w:t>
+      </w:r>
+      <w:r>
+        <w:t xml:space="preserve"> </w:t>
+      </w:r>
+      <w:r>
+        <w:t xml:space="preserve">(vendor-created) ·</w:t>
+      </w:r>
+      <w:r>
+        <w:t xml:space="preserve"> </w:t>
+      </w:r>
+      <w:r>
+        <w:rPr>
+          <w:rStyle w:val="VerbatimChar"/>
+        </w:rPr>
+        <w:t xml:space="preserve">setnayan_booking</w:t>
+      </w:r>
+      <w:r>
+        <w:t xml:space="preserve"> </w:t>
+      </w:r>
+      <w:r>
+        <w:t xml:space="preserve">(auto-populated from confirmed bookings) ·</w:t>
+      </w:r>
+      <w:r>
+        <w:t xml:space="preserve"> </w:t>
+      </w:r>
+      <w:r>
+        <w:rPr>
+          <w:rStyle w:val="VerbatimChar"/>
+        </w:rPr>
+        <w:t xml:space="preserve">synced_calendar</w:t>
+      </w:r>
+      <w:r>
+        <w:t xml:space="preserve"> </w:t>
+      </w:r>
+      <w:r>
+        <w:t xml:space="preserve">(V1.5+ Google Calendar sync)</w:t>
+      </w:r>
+    </w:p>
+    <w:p>
+      <w:pPr>
+        <w:pStyle w:val="Compact"/>
+        <w:numPr>
+          <w:ilvl w:val="0"/>
+          <w:numId w:val="1014"/>
+        </w:numPr>
+      </w:pPr>
+      <w:r>
+        <w:rPr>
+          <w:b/>
+          <w:bCs/>
+        </w:rPr>
+        <w:t xml:space="preserve">Schema:</w:t>
+      </w:r>
+      <w:r>
+        <w:t xml:space="preserve"> </w:t>
+      </w:r>
+      <w:r>
+        <w:t xml:space="preserve">new</w:t>
+      </w:r>
+      <w:r>
+        <w:t xml:space="preserve"> </w:t>
+      </w:r>
+      <w:r>
+        <w:rPr>
+          <w:rStyle w:val="VerbatimChar"/>
+        </w:rPr>
+        <w:t xml:space="preserve">vendor_calendar_blocks</w:t>
+      </w:r>
+      <w:r>
+        <w:t xml:space="preserve"> </w:t>
+      </w:r>
+      <w:r>
+        <w:t xml:space="preserve">table (</w:t>
+      </w:r>
+      <w:r>
+        <w:rPr>
+          <w:rStyle w:val="VerbatimChar"/>
+        </w:rPr>
+        <w:t xml:space="preserve">vendor_id</w:t>
+      </w:r>
+      <w:r>
+        <w:t xml:space="preserve">,</w:t>
+      </w:r>
+      <w:r>
+        <w:t xml:space="preserve"> </w:t>
+      </w:r>
+      <w:r>
+        <w:rPr>
+          <w:rStyle w:val="VerbatimChar"/>
+        </w:rPr>
+        <w:t xml:space="preserve">starts_at</w:t>
+      </w:r>
+      <w:r>
+        <w:t xml:space="preserve">,</w:t>
+      </w:r>
+      <w:r>
+        <w:t xml:space="preserve"> </w:t>
+      </w:r>
+      <w:r>
+        <w:rPr>
+          <w:rStyle w:val="VerbatimChar"/>
+        </w:rPr>
+        <w:t xml:space="preserve">ends_at</w:t>
+      </w:r>
+      <w:r>
+        <w:t xml:space="preserve">,</w:t>
+      </w:r>
+      <w:r>
+        <w:t xml:space="preserve"> </w:t>
+      </w:r>
+      <w:r>
+        <w:rPr>
+          <w:rStyle w:val="VerbatimChar"/>
+        </w:rPr>
+        <w:t xml:space="preserve">block_label</w:t>
+      </w:r>
+      <w:r>
+        <w:t xml:space="preserve">,</w:t>
+      </w:r>
+      <w:r>
+        <w:t xml:space="preserve"> </w:t>
+      </w:r>
+      <w:r>
+        <w:rPr>
+          <w:rStyle w:val="VerbatimChar"/>
+        </w:rPr>
+        <w:t xml:space="preserve">block_source</w:t>
+      </w:r>
+      <w:r>
+        <w:t xml:space="preserve">,</w:t>
+      </w:r>
+      <w:r>
+        <w:t xml:space="preserve"> </w:t>
+      </w:r>
+      <w:r>
+        <w:rPr>
+          <w:rStyle w:val="VerbatimChar"/>
+        </w:rPr>
+        <w:t xml:space="preserve">is_private</w:t>
+      </w:r>
+      <w:r>
+        <w:t xml:space="preserve">)</w:t>
+      </w:r>
+    </w:p>
+    <w:p>
+      <w:pPr>
+        <w:pStyle w:val="Compact"/>
+        <w:numPr>
+          <w:ilvl w:val="0"/>
+          <w:numId w:val="1014"/>
+        </w:numPr>
+      </w:pPr>
+      <w:r>
+        <w:rPr>
+          <w:b/>
+          <w:bCs/>
+        </w:rPr>
+        <w:t xml:space="preserve">Effect on couple marketplace:</w:t>
+      </w:r>
+      <w:r>
+        <w:t xml:space="preserve"> </w:t>
+      </w:r>
+      <w:r>
+        <w:t xml:space="preserve">vendor search excludes vendors with blocks overlapping the couple’s wedding date; vendor detail pages show greyed</w:t>
+      </w:r>
+      <w:r>
+        <w:t xml:space="preserve"> </w:t>
+      </w:r>
+      <w:r>
+        <w:t xml:space="preserve">“Unavailable”</w:t>
+      </w:r>
+      <w:r>
+        <w:t xml:space="preserve"> </w:t>
+      </w:r>
+      <w:r>
+        <w:t xml:space="preserve">windows without labels</w:t>
+      </w:r>
+    </w:p>
+    <w:p>
+      <w:pPr>
+        <w:pStyle w:val="Compact"/>
+        <w:numPr>
+          <w:ilvl w:val="0"/>
+          <w:numId w:val="1014"/>
+        </w:numPr>
+      </w:pPr>
+      <w:r>
+        <w:rPr>
+          <w:b/>
+          <w:bCs/>
+        </w:rPr>
+        <w:t xml:space="preserve">Effect on the Concierge wizard:</w:t>
+      </w:r>
+      <w:r>
+        <w:t xml:space="preserve"> </w:t>
+      </w:r>
+      <w:r>
+        <w:t xml:space="preserve">the recommendation filter queries</w:t>
+      </w:r>
+      <w:r>
+        <w:t xml:space="preserve"> </w:t>
+      </w:r>
+      <w:r>
+        <w:rPr>
+          <w:rStyle w:val="VerbatimChar"/>
+        </w:rPr>
+        <w:t xml:space="preserve">vendor_calendar_blocks</w:t>
+      </w:r>
+      <w:r>
+        <w:t xml:space="preserve"> </w:t>
+      </w:r>
+      <w:r>
+        <w:t xml:space="preserve">and excludes blocked vendors from</w:t>
+      </w:r>
+      <w:r>
+        <w:t xml:space="preserve"> </w:t>
+      </w:r>
+      <w:r>
+        <w:t xml:space="preserve">“next vendor”</w:t>
+      </w:r>
+      <w:r>
+        <w:t xml:space="preserve"> </w:t>
+      </w:r>
+      <w:r>
+        <w:t xml:space="preserve">cards</w:t>
+      </w:r>
+    </w:p>
+    <w:p>
+      <w:pPr>
+        <w:pStyle w:val="FirstParagraph"/>
+      </w:pPr>
+      <w:r>
+        <w:t xml:space="preserve">Relevant because the wizard recommendation logic in § 0b depends on</w:t>
+      </w:r>
+      <w:r>
+        <w:t xml:space="preserve"> </w:t>
+      </w:r>
+      <w:r>
+        <w:rPr>
+          <w:rStyle w:val="VerbatimChar"/>
+        </w:rPr>
+        <w:t xml:space="preserve">vendor_calendar_blocks</w:t>
+      </w:r>
+      <w:r>
+        <w:t xml:space="preserve"> </w:t>
+      </w:r>
+      <w:r>
+        <w:t xml:space="preserve">being honored — a vendor on a multi-day off-platform shoot shouldn’t be recommended for a couple’s same-week event.</w:t>
+      </w:r>
+    </w:p>
+    <w:p>
+      <w:r>
+        <w:pict>
+          <v:rect style="width:0;height:1.5pt" o:hralign="center" o:hrstd="t" o:hr="t"/>
+        </w:pict>
+      </w:r>
+    </w:p>
+    <w:bookmarkEnd w:id="61"/>
+    <w:bookmarkStart w:id="69" w:name="the-locked-sequence"/>
+    <w:p>
+      <w:pPr>
+        <w:pStyle w:val="Heading2"/>
+      </w:pPr>
+      <w:r>
+        <w:t xml:space="preserve">1. The Locked Sequence</w:t>
+      </w:r>
+    </w:p>
+    <w:p>
+      <w:pPr>
+        <w:pStyle w:val="FirstParagraph"/>
+      </w:pPr>
+      <w:r>
+        <w:t xml:space="preserve">The plan builder routes couples through categories in this order. The order is determined by three forces:</w:t>
+      </w:r>
+      <w:r>
+        <w:t xml:space="preserve"> </w:t>
+      </w:r>
+      <w:r>
+        <w:rPr>
+          <w:b/>
+          <w:bCs/>
+        </w:rPr>
+        <w:t xml:space="preserve">lead time</w:t>
+      </w:r>
+      <w:r>
+        <w:t xml:space="preserve"> </w:t>
+      </w:r>
+      <w:r>
+        <w:t xml:space="preserve">(how far ahead a vendor must be booked),</w:t>
+      </w:r>
+      <w:r>
+        <w:t xml:space="preserve"> </w:t>
+      </w:r>
+      <w:r>
+        <w:rPr>
+          <w:b/>
+          <w:bCs/>
+        </w:rPr>
+        <w:t xml:space="preserve">dependency</w:t>
+      </w:r>
+      <w:r>
+        <w:t xml:space="preserve"> </w:t>
+      </w:r>
+      <w:r>
+        <w:t xml:space="preserve">(does the category need other decisions first?), and</w:t>
+      </w:r>
+      <w:r>
+        <w:t xml:space="preserve"> </w:t>
+      </w:r>
+      <w:r>
+        <w:rPr>
+          <w:b/>
+          <w:bCs/>
+        </w:rPr>
+        <w:t xml:space="preserve">bundling cascade</w:t>
+      </w:r>
+      <w:r>
+        <w:t xml:space="preserve"> </w:t>
+      </w:r>
+      <w:r>
+        <w:t xml:space="preserve">(does picking it auto-resolve others?).</w:t>
+      </w:r>
+    </w:p>
+    <w:bookmarkStart w:id="62" w:name="phase-1-anchors-set-everything-else"/>
+    <w:p>
+      <w:pPr>
+        <w:pStyle w:val="Heading3"/>
+      </w:pPr>
+      <w:r>
+        <w:t xml:space="preserve">Phase 1 — Anchors (set everything else)</w:t>
+      </w:r>
+    </w:p>
+    <w:p>
+      <w:pPr>
+        <w:pStyle w:val="Compact"/>
+        <w:numPr>
+          <w:ilvl w:val="0"/>
+          <w:numId w:val="1015"/>
+        </w:numPr>
+      </w:pPr>
+      <w:r>
+        <w:rPr>
+          <w:b/>
+          <w:bCs/>
+        </w:rPr>
+        <w:t xml:space="preserve">Ceremony venue</w:t>
+      </w:r>
+      <w:r>
+        <w:t xml:space="preserve"> </w:t>
+      </w:r>
+      <w:r>
+        <w:t xml:space="preserve">— geographic anchor; locks the radius for reception search</w:t>
+      </w:r>
+    </w:p>
+    <w:p>
+      <w:pPr>
+        <w:pStyle w:val="Compact"/>
+        <w:numPr>
+          <w:ilvl w:val="0"/>
+          <w:numId w:val="1015"/>
+        </w:numPr>
+      </w:pPr>
+      <w:r>
+        <w:rPr>
+          <w:b/>
+          <w:bCs/>
+        </w:rPr>
+        <w:t xml:space="preserve">Reception venue</w:t>
+      </w:r>
+      <w:r>
+        <w:t xml:space="preserve"> </w:t>
+      </w:r>
+      <w:r>
+        <w:t xml:space="preserve">(must be ≤8km from ceremony unless overridden)</w:t>
+      </w:r>
+    </w:p>
+    <w:p>
+      <w:pPr>
+        <w:pStyle w:val="Compact"/>
+        <w:numPr>
+          <w:ilvl w:val="0"/>
+          <w:numId w:val="1015"/>
+        </w:numPr>
+      </w:pPr>
+      <w:r>
+        <w:rPr>
+          <w:b/>
+          <w:bCs/>
+        </w:rPr>
+        <w:t xml:space="preserve">Catering</w:t>
+      </w:r>
+      <w:r>
+        <w:t xml:space="preserve"> </w:t>
+      </w:r>
+      <w:r>
+        <w:t xml:space="preserve">— auto-routed by reception’s food arrangement</w:t>
+      </w:r>
+    </w:p>
+    <w:bookmarkEnd w:id="62"/>
+    <w:bookmarkStart w:id="63" w:name="X32caae092b646f947b6eaa2c4f3ce2299fbcc89"/>
+    <w:p>
+      <w:pPr>
+        <w:pStyle w:val="Heading3"/>
+      </w:pPr>
+      <w:r>
+        <w:t xml:space="preserve">Phase 2 — Major commitments (book 8–12 months out)</w:t>
+      </w:r>
+    </w:p>
+    <w:p>
+      <w:pPr>
+        <w:pStyle w:val="Compact"/>
+        <w:numPr>
+          <w:ilvl w:val="0"/>
+          <w:numId w:val="1016"/>
+        </w:numPr>
+      </w:pPr>
+      <w:r>
+        <w:rPr>
+          <w:b/>
+          <w:bCs/>
+        </w:rPr>
+        <w:t xml:space="preserve">Photography</w:t>
+      </w:r>
+    </w:p>
+    <w:p>
+      <w:pPr>
+        <w:pStyle w:val="Compact"/>
+        <w:numPr>
+          <w:ilvl w:val="0"/>
+          <w:numId w:val="1016"/>
+        </w:numPr>
+      </w:pPr>
+      <w:r>
+        <w:rPr>
+          <w:b/>
+          <w:bCs/>
+        </w:rPr>
+        <w:t xml:space="preserve">Wedding Coordinator</w:t>
+      </w:r>
+    </w:p>
+    <w:p>
+      <w:pPr>
+        <w:pStyle w:val="Compact"/>
+        <w:numPr>
+          <w:ilvl w:val="0"/>
+          <w:numId w:val="1016"/>
+        </w:numPr>
+      </w:pPr>
+      <w:r>
+        <w:rPr>
+          <w:b/>
+          <w:bCs/>
+        </w:rPr>
+        <w:t xml:space="preserve">Bridal gown · Groom suit</w:t>
+      </w:r>
+      <w:r>
+        <w:t xml:space="preserve"> </w:t>
+      </w:r>
+      <w:r>
+        <w:t xml:space="preserve">(custom = 3–6 month lead)</w:t>
+      </w:r>
+    </w:p>
+    <w:bookmarkEnd w:id="63"/>
+    <w:bookmarkStart w:id="64" w:name="phase-3-style-design-layer-48-months-out"/>
+    <w:p>
+      <w:pPr>
+        <w:pStyle w:val="Heading3"/>
+      </w:pPr>
+      <w:r>
+        <w:t xml:space="preserve">Phase 3 — Style + Design layer (4–8 months out)</w:t>
+      </w:r>
+    </w:p>
+    <w:p>
+      <w:pPr>
+        <w:pStyle w:val="Compact"/>
+        <w:numPr>
+          <w:ilvl w:val="0"/>
+          <w:numId w:val="1017"/>
+        </w:numPr>
+      </w:pPr>
+      <w:r>
+        <w:rPr>
+          <w:b/>
+          <w:bCs/>
+        </w:rPr>
+        <w:t xml:space="preserve">Stylist</w:t>
+      </w:r>
+      <w:r>
+        <w:t xml:space="preserve"> </w:t>
+      </w:r>
+      <w:r>
+        <w:t xml:space="preserve">(parent-vendor; absorbs florals + lights + decor when hired)</w:t>
+      </w:r>
+    </w:p>
+    <w:p>
+      <w:pPr>
+        <w:pStyle w:val="Compact"/>
+        <w:numPr>
+          <w:ilvl w:val="0"/>
+          <w:numId w:val="1017"/>
+        </w:numPr>
+      </w:pPr>
+      <w:r>
+        <w:rPr>
+          <w:b/>
+          <w:bCs/>
+        </w:rPr>
+        <w:t xml:space="preserve">Florals</w:t>
+      </w:r>
+      <w:r>
+        <w:t xml:space="preserve"> </w:t>
+      </w:r>
+      <w:r>
+        <w:t xml:space="preserve">(or auto-bundled with stylist/venue)</w:t>
+      </w:r>
+    </w:p>
+    <w:p>
+      <w:pPr>
+        <w:pStyle w:val="Compact"/>
+        <w:numPr>
+          <w:ilvl w:val="0"/>
+          <w:numId w:val="1017"/>
+        </w:numPr>
+      </w:pPr>
+      <w:r>
+        <w:rPr>
+          <w:b/>
+          <w:bCs/>
+        </w:rPr>
+        <w:t xml:space="preserve">Lights and Sounds</w:t>
+      </w:r>
+      <w:r>
+        <w:t xml:space="preserve"> </w:t>
+      </w:r>
+      <w:r>
+        <w:t xml:space="preserve">(or auto-bundled)</w:t>
+      </w:r>
+    </w:p>
+    <w:p>
+      <w:pPr>
+        <w:pStyle w:val="Compact"/>
+        <w:numPr>
+          <w:ilvl w:val="0"/>
+          <w:numId w:val="1017"/>
+        </w:numPr>
+      </w:pPr>
+      <w:r>
+        <w:rPr>
+          <w:b/>
+          <w:bCs/>
+        </w:rPr>
+        <w:t xml:space="preserve">Cake</w:t>
+      </w:r>
+      <w:r>
+        <w:t xml:space="preserve"> </w:t>
+      </w:r>
+      <w:r>
+        <w:t xml:space="preserve">(bundled at hotels; solo at gardens)</w:t>
+      </w:r>
+    </w:p>
+    <w:bookmarkEnd w:id="64"/>
+    <w:bookmarkStart w:id="65" w:name="X5a2af1e5901c6e742e75a6ae3f82bd7d56e6f05"/>
+    <w:p>
+      <w:pPr>
+        <w:pStyle w:val="Heading3"/>
+      </w:pPr>
+      <w:r>
+        <w:t xml:space="preserve">Phase 4 — Programming + Entertainment (3–6 months out)</w:t>
+      </w:r>
+    </w:p>
+    <w:p>
+      <w:pPr>
+        <w:pStyle w:val="Compact"/>
+        <w:numPr>
+          <w:ilvl w:val="0"/>
+          <w:numId w:val="1018"/>
+        </w:numPr>
+      </w:pPr>
+      <w:r>
+        <w:rPr>
+          <w:b/>
+          <w:bCs/>
+        </w:rPr>
+        <w:t xml:space="preserve">Host / Emcee</w:t>
+      </w:r>
+    </w:p>
+    <w:p>
+      <w:pPr>
+        <w:pStyle w:val="Compact"/>
+        <w:numPr>
+          <w:ilvl w:val="0"/>
+          <w:numId w:val="1018"/>
+        </w:numPr>
+      </w:pPr>
+      <w:r>
+        <w:rPr>
+          <w:b/>
+          <w:bCs/>
+        </w:rPr>
+        <w:t xml:space="preserve">Band / DJ</w:t>
+      </w:r>
+      <w:r>
+        <w:t xml:space="preserve"> </w:t>
+      </w:r>
+      <w:r>
+        <w:t xml:space="preserve">(multi-vendor allowed)</w:t>
+      </w:r>
+    </w:p>
+    <w:p>
+      <w:pPr>
+        <w:pStyle w:val="Compact"/>
+        <w:numPr>
+          <w:ilvl w:val="0"/>
+          <w:numId w:val="1018"/>
+        </w:numPr>
+      </w:pPr>
+      <w:r>
+        <w:rPr>
+          <w:b/>
+          <w:bCs/>
+        </w:rPr>
+        <w:t xml:space="preserve">Cocktail vendors</w:t>
+      </w:r>
+      <w:r>
+        <w:t xml:space="preserve"> </w:t>
+      </w:r>
+      <w:r>
+        <w:t xml:space="preserve">— multi-slot multi-vendor: food · drinks · souvenirs · attractions · photobooth · entertainment · others</w:t>
+      </w:r>
+    </w:p>
+    <w:bookmarkEnd w:id="65"/>
+    <w:bookmarkStart w:id="66" w:name="Xaec715bdd16de9ff2ab11863020bee10800f890"/>
+    <w:p>
+      <w:pPr>
+        <w:pStyle w:val="Heading3"/>
+      </w:pPr>
+      <w:r>
+        <w:t xml:space="preserve">Phase 5 — Logistics + Finishing (2–4 months out)</w:t>
+      </w:r>
+    </w:p>
+    <w:p>
+      <w:pPr>
+        <w:pStyle w:val="Compact"/>
+        <w:numPr>
+          <w:ilvl w:val="0"/>
+          <w:numId w:val="1019"/>
+        </w:numPr>
+      </w:pPr>
+      <w:r>
+        <w:rPr>
+          <w:b/>
+          <w:bCs/>
+        </w:rPr>
+        <w:t xml:space="preserve">HMUA</w:t>
+      </w:r>
+      <w:r>
+        <w:t xml:space="preserve"> </w:t>
+      </w:r>
+      <w:r>
+        <w:t xml:space="preserve">(coverage roster)</w:t>
+      </w:r>
+    </w:p>
+    <w:p>
+      <w:pPr>
+        <w:pStyle w:val="Compact"/>
+        <w:numPr>
+          <w:ilvl w:val="0"/>
+          <w:numId w:val="1019"/>
+        </w:numPr>
+      </w:pPr>
+      <w:r>
+        <w:rPr>
+          <w:b/>
+          <w:bCs/>
+        </w:rPr>
+        <w:t xml:space="preserve">Bridal car</w:t>
+      </w:r>
+      <w:r>
+        <w:t xml:space="preserve"> </w:t>
+      </w:r>
+      <w:r>
+        <w:t xml:space="preserve">(bundled at hotels)</w:t>
+      </w:r>
+    </w:p>
+    <w:p>
+      <w:pPr>
+        <w:pStyle w:val="Compact"/>
+        <w:numPr>
+          <w:ilvl w:val="0"/>
+          <w:numId w:val="1019"/>
+        </w:numPr>
+      </w:pPr>
+      <w:r>
+        <w:rPr>
+          <w:b/>
+          <w:bCs/>
+        </w:rPr>
+        <w:t xml:space="preserve">Dressing Room / Hotel Stay</w:t>
+      </w:r>
+      <w:r>
+        <w:t xml:space="preserve"> </w:t>
+      </w:r>
+      <w:r>
+        <w:t xml:space="preserve">(bundled at hotels; solo for out-of-town guest blocks)</w:t>
+      </w:r>
+    </w:p>
+    <w:p>
+      <w:pPr>
+        <w:pStyle w:val="Compact"/>
+        <w:numPr>
+          <w:ilvl w:val="0"/>
+          <w:numId w:val="1019"/>
+        </w:numPr>
+      </w:pPr>
+      <w:r>
+        <w:rPr>
+          <w:b/>
+          <w:bCs/>
+        </w:rPr>
+        <w:t xml:space="preserve">Invitations</w:t>
+      </w:r>
+      <w:r>
+        <w:t xml:space="preserve"> </w:t>
+      </w:r>
+      <w:r>
+        <w:t xml:space="preserve">(needs final guest list)</w:t>
+      </w:r>
+    </w:p>
+    <w:p>
+      <w:pPr>
+        <w:pStyle w:val="Compact"/>
+        <w:numPr>
+          <w:ilvl w:val="0"/>
+          <w:numId w:val="1019"/>
+        </w:numPr>
+      </w:pPr>
+      <w:r>
+        <w:rPr>
+          <w:b/>
+          <w:bCs/>
+        </w:rPr>
+        <w:t xml:space="preserve">Rings</w:t>
+      </w:r>
+      <w:r>
+        <w:t xml:space="preserve"> </w:t>
+      </w:r>
+      <w:r>
+        <w:t xml:space="preserve">(couple-led; often external)</w:t>
+      </w:r>
+    </w:p>
+    <w:bookmarkEnd w:id="66"/>
+    <w:bookmarkStart w:id="67" w:name="pre-event-after-photographer-is-locked"/>
+    <w:p>
+      <w:pPr>
+        <w:pStyle w:val="Heading3"/>
+      </w:pPr>
+      <w:r>
+        <w:t xml:space="preserve">Pre-event (after photographer is locked)</w:t>
+      </w:r>
+    </w:p>
+    <w:p>
+      <w:pPr>
+        <w:pStyle w:val="Compact"/>
+        <w:numPr>
+          <w:ilvl w:val="0"/>
+          <w:numId w:val="1020"/>
+        </w:numPr>
+      </w:pPr>
+      <w:r>
+        <w:rPr>
+          <w:b/>
+          <w:bCs/>
+        </w:rPr>
+        <w:t xml:space="preserve">Pre-nup shoot</w:t>
+      </w:r>
+      <w:r>
+        <w:t xml:space="preserve"> </w:t>
+      </w:r>
+      <w:r>
+        <w:t xml:space="preserve">(2–6 months before wedding, with the same photo team)</w:t>
+      </w:r>
+    </w:p>
+    <w:p>
+      <w:pPr>
+        <w:pStyle w:val="Compact"/>
+        <w:numPr>
+          <w:ilvl w:val="0"/>
+          <w:numId w:val="1020"/>
+        </w:numPr>
+      </w:pPr>
+      <w:r>
+        <w:rPr>
+          <w:b/>
+          <w:bCs/>
+        </w:rPr>
+        <w:t xml:space="preserve">Dance Guide / Choreographer</w:t>
+      </w:r>
+      <w:r>
+        <w:t xml:space="preserve"> </w:t>
+      </w:r>
+      <w:r>
+        <w:t xml:space="preserve">(4–8 weeks before; first dance + entourage grand march)</w:t>
+      </w:r>
+    </w:p>
+    <w:bookmarkEnd w:id="67"/>
+    <w:bookmarkStart w:id="68" w:name="post-event-setnayan-coordination-tasks"/>
+    <w:p>
+      <w:pPr>
+        <w:pStyle w:val="Heading3"/>
+      </w:pPr>
+      <w:r>
+        <w:t xml:space="preserve">Post-event (Setnayan coordination tasks)</w:t>
+      </w:r>
+    </w:p>
+    <w:p>
+      <w:pPr>
+        <w:pStyle w:val="Compact"/>
+        <w:numPr>
+          <w:ilvl w:val="0"/>
+          <w:numId w:val="1021"/>
+        </w:numPr>
+      </w:pPr>
+      <w:r>
+        <w:rPr>
+          <w:b/>
+          <w:bCs/>
+        </w:rPr>
+        <w:t xml:space="preserve">Marriage certificate pickup</w:t>
+      </w:r>
+      <w:r>
+        <w:t xml:space="preserve"> </w:t>
+      </w:r>
+      <w:r>
+        <w:t xml:space="preserve">(Setnayan nudges 14 days post-wedding)</w:t>
+      </w:r>
+    </w:p>
+    <w:p>
+      <w:pPr>
+        <w:pStyle w:val="Compact"/>
+        <w:numPr>
+          <w:ilvl w:val="0"/>
+          <w:numId w:val="1021"/>
+        </w:numPr>
+      </w:pPr>
+      <w:r>
+        <w:rPr>
+          <w:b/>
+          <w:bCs/>
+        </w:rPr>
+        <w:t xml:space="preserve">Honeymoon</w:t>
+      </w:r>
+      <w:r>
+        <w:t xml:space="preserve"> </w:t>
+      </w:r>
+      <w:r>
+        <w:t xml:space="preserve">(coordination + budget line)</w:t>
+      </w:r>
+    </w:p>
+    <w:p>
+      <w:pPr>
+        <w:pStyle w:val="Compact"/>
+        <w:numPr>
+          <w:ilvl w:val="0"/>
+          <w:numId w:val="1021"/>
+        </w:numPr>
+      </w:pPr>
+      <w:r>
+        <w:rPr>
+          <w:b/>
+          <w:bCs/>
+        </w:rPr>
+        <w:t xml:space="preserve">Wedding registry / thank-you cards</w:t>
+      </w:r>
+      <w:r>
+        <w:t xml:space="preserve"> </w:t>
+      </w:r>
+      <w:r>
+        <w:t xml:space="preserve">(curated external links in V1; Setnayan SKU in V2)</w:t>
+      </w:r>
+    </w:p>
+    <w:p>
+      <w:r>
+        <w:pict>
+          <v:rect style="width:0;height:1.5pt" o:hralign="center" o:hrstd="t" o:hr="t"/>
+        </w:pict>
+      </w:r>
+    </w:p>
+    <w:bookmarkEnd w:id="68"/>
+    <w:bookmarkEnd w:id="69"/>
+    <w:bookmarkStart w:id="70" w:name="the-8km-proximity-rule"/>
+    <w:p>
+      <w:pPr>
+        <w:pStyle w:val="Heading2"/>
+      </w:pPr>
+      <w:r>
+        <w:t xml:space="preserve">2. The 8km Proximity Rule</w:t>
+      </w:r>
+    </w:p>
+    <w:p>
+      <w:pPr>
+        <w:pStyle w:val="FirstParagraph"/>
+      </w:pPr>
+      <w:r>
+        <w:t xml:space="preserve">Reception venue search filters to ≤8km from the ceremony venue by default.</w:t>
+      </w:r>
+    </w:p>
+    <w:p>
+      <w:pPr>
+        <w:pStyle w:val="BodyText"/>
+      </w:pPr>
+      <w:r>
+        <w:rPr>
+          <w:b/>
+          <w:bCs/>
+        </w:rPr>
+        <w:t xml:space="preserve">Reasoning:</w:t>
+      </w:r>
+      <w:r>
+        <w:t xml:space="preserve"> </w:t>
+      </w:r>
+      <w:r>
+        <w:t xml:space="preserve">- Manila weekend traffic: 8km ≈ 30–45 minutes drive</w:t>
+      </w:r>
+      <w:r>
+        <w:t xml:space="preserve"> </w:t>
+      </w:r>
+      <w:r>
+        <w:t xml:space="preserve">- Guest comfort: long transitions kill event momentum</w:t>
+      </w:r>
+      <w:r>
+        <w:t xml:space="preserve"> </w:t>
+      </w:r>
+      <w:r>
+        <w:t xml:space="preserve">- Couple efficiency: outfit changes need short transitions</w:t>
+      </w:r>
+      <w:r>
+        <w:t xml:space="preserve"> </w:t>
+      </w:r>
+      <w:r>
+        <w:t xml:space="preserve">- Photography: golden-hour timing depends on quick venue moves</w:t>
+      </w:r>
+    </w:p>
+    <w:p>
+      <w:pPr>
+        <w:pStyle w:val="BodyText"/>
+      </w:pPr>
+      <w:r>
+        <w:rPr>
+          <w:b/>
+          <w:bCs/>
+        </w:rPr>
+        <w:t xml:space="preserve">Override:</w:t>
+      </w:r>
+      <w:r>
+        <w:t xml:space="preserve"> </w:t>
+      </w:r>
+      <w:r>
+        <w:t xml:space="preserve">“Show beyond 8km”</w:t>
+      </w:r>
+      <w:r>
+        <w:t xml:space="preserve"> </w:t>
+      </w:r>
+      <w:r>
+        <w:t xml:space="preserve">toggle. Far venue cards display a</w:t>
+      </w:r>
+      <w:r>
+        <w:t xml:space="preserve"> </w:t>
+      </w:r>
+      <w:r>
+        <w:rPr>
+          <w:rStyle w:val="VerbatimChar"/>
+        </w:rPr>
+        <w:t xml:space="preserve">+Nkm · ~Nmin travel</w:t>
+      </w:r>
+      <w:r>
+        <w:t xml:space="preserve"> </w:t>
+      </w:r>
+      <w:r>
+        <w:t xml:space="preserve">badge so the trade-off is visible. Adapts for Tagaytay / destination ceremonies — the radius pulls in same-region venues.</w:t>
+      </w:r>
+    </w:p>
+    <w:p>
+      <w:r>
+        <w:pict>
+          <v:rect style="width:0;height:1.5pt" o:hralign="center" o:hrstd="t" o:hr="t"/>
+        </w:pict>
+      </w:r>
+    </w:p>
+    <w:bookmarkEnd w:id="70"/>
+    <w:bookmarkStart w:id="71" w:name="X17d3744f1c0a56da36558cde186cb1afe0cfdeb"/>
+    <w:p>
+      <w:pPr>
+        <w:pStyle w:val="Heading2"/>
+      </w:pPr>
+      <w:r>
+        <w:t xml:space="preserve">3. Importance Tiers (which categories couples can’t skip)</w:t>
+      </w:r>
+    </w:p>
+    <w:tbl>
+      <w:tblPr>
+        <w:tblStyle w:val="Table"/>
+        <w:tblW w:type="pct" w:w="5000"/>
+        <w:tblLayout w:type="fixed"/>
+        <w:tblLook w:firstRow="1" w:lastRow="0" w:firstColumn="0" w:lastColumn="0" w:noHBand="0" w:noVBand="0" w:val="0020"/>
+      </w:tblPr>
+      <w:tblGrid>
+        <w:gridCol w:w="2640"/>
+        <w:gridCol w:w="2640"/>
+        <w:gridCol w:w="2640"/>
+      </w:tblGrid>
+      <w:tr>
+        <w:trPr>
+          <w:tblHeader w:val="on"/>
+        </w:trPr>
+        <w:tc>
+          <w:tcPr/>
+          <w:p>
+            <w:pPr>
+              <w:pStyle w:val="Compact"/>
+            </w:pPr>
+            <w:r>
               <w:t xml:space="preserve">Tier</w:t>
             </w:r>
           </w:p>
@@ -9626,8 +14611,8 @@
         </w:pict>
       </w:r>
     </w:p>
-    <w:bookmarkEnd w:id="37"/>
-    <w:bookmarkStart w:id="41" w:name="working-budget-tiers-per-head-spend"/>
+    <w:bookmarkEnd w:id="71"/>
+    <w:bookmarkStart w:id="75" w:name="working-budget-tiers-per-head-spend"/>
     <w:p>
       <w:pPr>
         <w:pStyle w:val="Heading2"/>
@@ -9660,7 +14645,7 @@
         <w:t xml:space="preserve">Couples pick a tier first; the plan builder computes the working budget by multiplying the tier’s per-head range by the guest count.</w:t>
       </w:r>
     </w:p>
-    <w:bookmarkStart w:id="38" w:name="the-five-tiers"/>
+    <w:bookmarkStart w:id="72" w:name="the-five-tiers"/>
     <w:p>
       <w:pPr>
         <w:pStyle w:val="Heading3"/>
@@ -9982,8 +14967,8 @@
         </w:tc>
       </w:tr>
     </w:tbl>
-    <w:bookmarkEnd w:id="38"/>
-    <w:bookmarkStart w:id="39" w:name="working-budget-by-tier-guest-count"/>
+    <w:bookmarkEnd w:id="72"/>
+    <w:bookmarkStart w:id="73" w:name="working-budget-by-tier-guest-count"/>
     <w:p>
       <w:pPr>
         <w:pStyle w:val="Heading3"/>
@@ -10623,8 +15608,8 @@
         </w:tc>
       </w:tr>
     </w:tbl>
-    <w:bookmarkEnd w:id="39"/>
-    <w:bookmarkStart w:id="40" w:name="key-properties"/>
+    <w:bookmarkEnd w:id="73"/>
+    <w:bookmarkStart w:id="74" w:name="key-properties"/>
     <w:p>
       <w:pPr>
         <w:pStyle w:val="Heading3"/>
@@ -10772,9 +15757,9 @@
         </w:pict>
       </w:r>
     </w:p>
-    <w:bookmarkEnd w:id="40"/>
-    <w:bookmarkEnd w:id="41"/>
-    <w:bookmarkStart w:id="47" w:name="budget-allocation-by-tier"/>
+    <w:bookmarkEnd w:id="74"/>
+    <w:bookmarkEnd w:id="75"/>
+    <w:bookmarkStart w:id="81" w:name="budget-allocation-by-tier"/>
     <w:p>
       <w:pPr>
         <w:pStyle w:val="Heading2"/>
@@ -10791,7 +15776,7 @@
         <w:t xml:space="preserve">These are typical PH market allocations. Refine after launch with real Setnayan data.</w:t>
       </w:r>
     </w:p>
-    <w:bookmarkStart w:id="42" w:name="tier-1-simple-and-intimate-15003000head"/>
+    <w:bookmarkStart w:id="76" w:name="tier-1-simple-and-intimate-15003000head"/>
     <w:p>
       <w:pPr>
         <w:pStyle w:val="Heading3"/>
@@ -11287,8 +16272,8 @@
         <w:t xml:space="preserve">Notes: Stylist + lights typically skipped. Cocktail layer skipped. Restaurant-bundled receptions common.</w:t>
       </w:r>
     </w:p>
-    <w:bookmarkEnd w:id="42"/>
-    <w:bookmarkStart w:id="43" w:name="X176f67223ecd2251e86f3618d63474f4eeb82df"/>
+    <w:bookmarkEnd w:id="76"/>
+    <w:bookmarkStart w:id="77" w:name="X176f67223ecd2251e86f3618d63474f4eeb82df"/>
     <w:p>
       <w:pPr>
         <w:pStyle w:val="Heading3"/>
@@ -11811,8 +16796,8 @@
         </w:tc>
       </w:tr>
     </w:tbl>
-    <w:bookmarkEnd w:id="43"/>
-    <w:bookmarkStart w:id="44" w:name="tier-3-grand-and-beautiful-50008000head"/>
+    <w:bookmarkEnd w:id="77"/>
+    <w:bookmarkStart w:id="78" w:name="tier-3-grand-and-beautiful-50008000head"/>
     <w:p>
       <w:pPr>
         <w:pStyle w:val="Heading3"/>
@@ -12335,8 +17320,8 @@
         </w:tc>
       </w:tr>
     </w:tbl>
-    <w:bookmarkEnd w:id="44"/>
-    <w:bookmarkStart w:id="45" w:name="Xca750cc60e042004273cf44ff0f6b82eb120c56"/>
+    <w:bookmarkEnd w:id="78"/>
+    <w:bookmarkStart w:id="79" w:name="Xca750cc60e042004273cf44ff0f6b82eb120c56"/>
     <w:p>
       <w:pPr>
         <w:pStyle w:val="Heading3"/>
@@ -12868,8 +17853,8 @@
         </w:tc>
       </w:tr>
     </w:tbl>
-    <w:bookmarkEnd w:id="45"/>
-    <w:bookmarkStart w:id="46" w:name="tier-5-luxurious-and-beyond-13000head"/>
+    <w:bookmarkEnd w:id="79"/>
+    <w:bookmarkStart w:id="80" w:name="tier-5-luxurious-and-beyond-13000head"/>
     <w:p>
       <w:pPr>
         <w:pStyle w:val="Heading3"/>
@@ -13399,9 +18384,9 @@
         </w:pict>
       </w:r>
     </w:p>
-    <w:bookmarkEnd w:id="46"/>
-    <w:bookmarkEnd w:id="47"/>
-    <w:bookmarkStart w:id="50" w:name="vendor-registration-schema-din-phase-3"/>
+    <w:bookmarkEnd w:id="80"/>
+    <w:bookmarkEnd w:id="81"/>
+    <w:bookmarkStart w:id="84" w:name="vendor-registration-schema-din-phase-3"/>
     <w:p>
       <w:pPr>
         <w:pStyle w:val="Heading2"/>
@@ -13418,7 +18403,7 @@
         <w:t xml:space="preserve">The plan builder’s match criteria mirrors the vendor registration form. Same vocabulary on both sides of the marketplace.</w:t>
       </w:r>
     </w:p>
-    <w:bookmarkStart w:id="48" w:name="required-declarations-on-vendor-sign-up"/>
+    <w:bookmarkStart w:id="82" w:name="required-declarations-on-vendor-sign-up"/>
     <w:p>
       <w:pPr>
         <w:pStyle w:val="Heading3"/>
@@ -13764,8 +18749,8 @@
         <w:t xml:space="preserve">(paid): Setnayan team validates docs, past events, real Setnayan couple reviews</w:t>
       </w:r>
     </w:p>
-    <w:bookmarkEnd w:id="48"/>
-    <w:bookmarkStart w:id="49" w:name="match-logic"/>
+    <w:bookmarkEnd w:id="82"/>
+    <w:bookmarkStart w:id="83" w:name="match-logic"/>
     <w:p>
       <w:pPr>
         <w:pStyle w:val="Heading3"/>
@@ -13854,9 +18839,9 @@
         </w:pict>
       </w:r>
     </w:p>
-    <w:bookmarkEnd w:id="49"/>
-    <w:bookmarkEnd w:id="50"/>
-    <w:bookmarkStart w:id="56" w:name="bundling-cascade-reference"/>
+    <w:bookmarkEnd w:id="83"/>
+    <w:bookmarkEnd w:id="84"/>
+    <w:bookmarkStart w:id="90" w:name="bundling-cascade-reference"/>
     <w:p>
       <w:pPr>
         <w:pStyle w:val="Heading2"/>
@@ -13888,7 +18873,7 @@
         <w:t xml:space="preserve">manifest and auto-marks downstream categories as bundled.</w:t>
       </w:r>
     </w:p>
-    <w:bookmarkStart w:id="51" w:name="hotel-premium-package-2500pax"/>
+    <w:bookmarkStart w:id="85" w:name="hotel-premium-package-2500pax"/>
     <w:p>
       <w:pPr>
         <w:pStyle w:val="Heading3"/>
@@ -14127,8 +19112,8 @@
         </w:tc>
       </w:tr>
     </w:tbl>
-    <w:bookmarkEnd w:id="51"/>
-    <w:bookmarkStart w:id="52" w:name="restaurant-bundle-15002500pax"/>
+    <w:bookmarkEnd w:id="85"/>
+    <w:bookmarkStart w:id="86" w:name="restaurant-bundle-15002500pax"/>
     <w:p>
       <w:pPr>
         <w:pStyle w:val="Heading3"/>
@@ -14271,8 +19256,8 @@
         </w:tc>
       </w:tr>
     </w:tbl>
-    <w:bookmarkEnd w:id="52"/>
-    <w:bookmarkStart w:id="53" w:name="garden-estate-150400k-rent"/>
+    <w:bookmarkEnd w:id="86"/>
+    <w:bookmarkStart w:id="87" w:name="garden-estate-150400k-rent"/>
     <w:p>
       <w:pPr>
         <w:pStyle w:val="Heading3"/>
@@ -14415,8 +19400,8 @@
         </w:tc>
       </w:tr>
     </w:tbl>
-    <w:bookmarkEnd w:id="53"/>
-    <w:bookmarkStart w:id="54" w:name="stylist-parent-vendor"/>
+    <w:bookmarkEnd w:id="87"/>
+    <w:bookmarkStart w:id="88" w:name="stylist-parent-vendor"/>
     <w:p>
       <w:pPr>
         <w:pStyle w:val="Heading3"/>
@@ -14615,8 +19600,8 @@
         </w:tc>
       </w:tr>
     </w:tbl>
-    <w:bookmarkEnd w:id="54"/>
-    <w:bookmarkStart w:id="55" w:name="food-card-pattern-refined"/>
+    <w:bookmarkEnd w:id="88"/>
+    <w:bookmarkStart w:id="89" w:name="food-card-pattern-refined"/>
     <w:p>
       <w:pPr>
         <w:pStyle w:val="Heading3"/>
@@ -14824,9 +19809,9 @@
         </w:pict>
       </w:r>
     </w:p>
-    <w:bookmarkEnd w:id="55"/>
-    <w:bookmarkEnd w:id="56"/>
-    <w:bookmarkStart w:id="60" w:name="sub-events-and-sibling-events"/>
+    <w:bookmarkEnd w:id="89"/>
+    <w:bookmarkEnd w:id="90"/>
+    <w:bookmarkStart w:id="94" w:name="sub-events-and-sibling-events"/>
     <w:p>
       <w:pPr>
         <w:pStyle w:val="Heading2"/>
@@ -14835,7 +19820,7 @@
         <w:t xml:space="preserve">8. Sub-Events and Sibling Events</w:t>
       </w:r>
     </w:p>
-    <w:bookmarkStart w:id="57" w:name="engagement-party-sub-event"/>
+    <w:bookmarkStart w:id="91" w:name="engagement-party-sub-event"/>
     <w:p>
       <w:pPr>
         <w:pStyle w:val="Heading3"/>
@@ -14942,8 +19927,8 @@
         <w:t xml:space="preserve">- Optional: announces the engagement on the couple’s invitation site</w:t>
       </w:r>
     </w:p>
-    <w:bookmarkEnd w:id="57"/>
-    <w:bookmarkStart w:id="58" w:name="bridal-shower-stag-night-sibling-event"/>
+    <w:bookmarkEnd w:id="91"/>
+    <w:bookmarkStart w:id="92" w:name="bridal-shower-stag-night-sibling-event"/>
     <w:p>
       <w:pPr>
         <w:pStyle w:val="Heading3"/>
@@ -15029,8 +20014,8 @@
         <w:t xml:space="preserve">Surprise mode hides the sibling event from the couple’s view entirely. Friend can flip surprise off when they want the couple in the loop.</w:t>
       </w:r>
     </w:p>
-    <w:bookmarkEnd w:id="58"/>
-    <w:bookmarkStart w:id="59" w:name="engagement-stag-shower-vendor-reuse"/>
+    <w:bookmarkEnd w:id="92"/>
+    <w:bookmarkStart w:id="93" w:name="engagement-stag-shower-vendor-reuse"/>
     <w:p>
       <w:pPr>
         <w:pStyle w:val="Heading3"/>
@@ -15066,9 +20051,9 @@
         </w:pict>
       </w:r>
     </w:p>
-    <w:bookmarkEnd w:id="59"/>
-    <w:bookmarkEnd w:id="60"/>
-    <w:bookmarkStart w:id="65" w:name="post-wedding-coordination-tasks"/>
+    <w:bookmarkEnd w:id="93"/>
+    <w:bookmarkEnd w:id="94"/>
+    <w:bookmarkStart w:id="99" w:name="post-wedding-coordination-tasks"/>
     <w:p>
       <w:pPr>
         <w:pStyle w:val="Heading2"/>
@@ -15085,7 +20070,7 @@
         <w:t xml:space="preserve">The plan doesn’t end at the reception send-off. Setnayan nudges couples through the post-wedding tail.</w:t>
       </w:r>
     </w:p>
-    <w:bookmarkStart w:id="61" w:name="marriage-certificate-pickup"/>
+    <w:bookmarkStart w:id="95" w:name="marriage-certificate-pickup"/>
     <w:p>
       <w:pPr>
         <w:pStyle w:val="Heading3"/>
@@ -15099,7 +20084,7 @@
         <w:pStyle w:val="Compact"/>
         <w:numPr>
           <w:ilvl w:val="0"/>
-          <w:numId w:val="1016"/>
+          <w:numId w:val="1022"/>
         </w:numPr>
       </w:pPr>
       <w:r>
@@ -15118,7 +20103,7 @@
         <w:pStyle w:val="Compact"/>
         <w:numPr>
           <w:ilvl w:val="0"/>
-          <w:numId w:val="1016"/>
+          <w:numId w:val="1022"/>
         </w:numPr>
       </w:pPr>
       <w:r>
@@ -15143,7 +20128,7 @@
         <w:pStyle w:val="Compact"/>
         <w:numPr>
           <w:ilvl w:val="0"/>
-          <w:numId w:val="1016"/>
+          <w:numId w:val="1022"/>
         </w:numPr>
       </w:pPr>
       <w:r>
@@ -15162,7 +20147,7 @@
         <w:pStyle w:val="Compact"/>
         <w:numPr>
           <w:ilvl w:val="0"/>
-          <w:numId w:val="1016"/>
+          <w:numId w:val="1022"/>
         </w:numPr>
       </w:pPr>
       <w:r>
@@ -15176,8 +20161,8 @@
         <w:t xml:space="preserve">: Often forgotten in PH weddings; couples discover months later they need it for legal name changes, joint accounts, immigration filings</w:t>
       </w:r>
     </w:p>
-    <w:bookmarkEnd w:id="61"/>
-    <w:bookmarkStart w:id="62" w:name="honeymoon-coordination"/>
+    <w:bookmarkEnd w:id="95"/>
+    <w:bookmarkStart w:id="96" w:name="honeymoon-coordination"/>
     <w:p>
       <w:pPr>
         <w:pStyle w:val="Heading3"/>
@@ -15191,7 +20176,7 @@
         <w:pStyle w:val="Compact"/>
         <w:numPr>
           <w:ilvl w:val="0"/>
-          <w:numId w:val="1017"/>
+          <w:numId w:val="1023"/>
         </w:numPr>
       </w:pPr>
       <w:r>
@@ -15222,7 +20207,7 @@
         <w:pStyle w:val="Compact"/>
         <w:numPr>
           <w:ilvl w:val="0"/>
-          <w:numId w:val="1017"/>
+          <w:numId w:val="1023"/>
         </w:numPr>
       </w:pPr>
       <w:r>
@@ -15241,7 +20226,7 @@
         <w:pStyle w:val="Compact"/>
         <w:numPr>
           <w:ilvl w:val="0"/>
-          <w:numId w:val="1017"/>
+          <w:numId w:val="1023"/>
         </w:numPr>
       </w:pPr>
       <w:r>
@@ -15260,7 +20245,7 @@
         <w:pStyle w:val="Compact"/>
         <w:numPr>
           <w:ilvl w:val="1"/>
-          <w:numId w:val="1018"/>
+          <w:numId w:val="1024"/>
         </w:numPr>
       </w:pPr>
       <w:r>
@@ -15278,7 +20263,7 @@
         <w:pStyle w:val="Compact"/>
         <w:numPr>
           <w:ilvl w:val="1"/>
-          <w:numId w:val="1018"/>
+          <w:numId w:val="1024"/>
         </w:numPr>
       </w:pPr>
       <w:r>
@@ -15296,7 +20281,7 @@
         <w:pStyle w:val="Compact"/>
         <w:numPr>
           <w:ilvl w:val="1"/>
-          <w:numId w:val="1018"/>
+          <w:numId w:val="1024"/>
         </w:numPr>
       </w:pPr>
       <w:r>
@@ -15314,7 +20299,7 @@
         <w:pStyle w:val="Compact"/>
         <w:numPr>
           <w:ilvl w:val="0"/>
-          <w:numId w:val="1017"/>
+          <w:numId w:val="1023"/>
         </w:numPr>
       </w:pPr>
       <w:r>
@@ -15328,8 +20313,8 @@
         <w:t xml:space="preserve">: Setnayan travel-agency partnerships for one-click honeymoon packages</w:t>
       </w:r>
     </w:p>
-    <w:bookmarkEnd w:id="62"/>
-    <w:bookmarkStart w:id="63" w:name="wedding-registry-cash-gift-app"/>
+    <w:bookmarkEnd w:id="96"/>
+    <w:bookmarkStart w:id="97" w:name="wedding-registry-cash-gift-app"/>
     <w:p>
       <w:pPr>
         <w:pStyle w:val="Heading3"/>
@@ -15343,7 +20328,7 @@
         <w:pStyle w:val="Compact"/>
         <w:numPr>
           <w:ilvl w:val="0"/>
-          <w:numId w:val="1019"/>
+          <w:numId w:val="1025"/>
         </w:numPr>
       </w:pPr>
       <w:r>
@@ -15362,7 +20347,7 @@
         <w:pStyle w:val="Compact"/>
         <w:numPr>
           <w:ilvl w:val="1"/>
-          <w:numId w:val="1020"/>
+          <w:numId w:val="1026"/>
         </w:numPr>
       </w:pPr>
       <w:r>
@@ -15374,7 +20359,7 @@
         <w:pStyle w:val="Compact"/>
         <w:numPr>
           <w:ilvl w:val="1"/>
-          <w:numId w:val="1020"/>
+          <w:numId w:val="1026"/>
         </w:numPr>
       </w:pPr>
       <w:r>
@@ -15386,7 +20371,7 @@
         <w:pStyle w:val="Compact"/>
         <w:numPr>
           <w:ilvl w:val="1"/>
-          <w:numId w:val="1020"/>
+          <w:numId w:val="1026"/>
         </w:numPr>
       </w:pPr>
       <w:r>
@@ -15398,7 +20383,7 @@
         <w:pStyle w:val="Compact"/>
         <w:numPr>
           <w:ilvl w:val="1"/>
-          <w:numId w:val="1020"/>
+          <w:numId w:val="1026"/>
         </w:numPr>
       </w:pPr>
       <w:r>
@@ -15410,7 +20395,7 @@
         <w:pStyle w:val="Compact"/>
         <w:numPr>
           <w:ilvl w:val="0"/>
-          <w:numId w:val="1019"/>
+          <w:numId w:val="1025"/>
         </w:numPr>
       </w:pPr>
       <w:r>
@@ -15441,7 +20426,7 @@
         <w:pStyle w:val="Compact"/>
         <w:numPr>
           <w:ilvl w:val="0"/>
-          <w:numId w:val="1019"/>
+          <w:numId w:val="1025"/>
         </w:numPr>
       </w:pPr>
       <w:r>
@@ -15460,7 +20445,7 @@
         <w:pStyle w:val="Compact"/>
         <w:numPr>
           <w:ilvl w:val="0"/>
-          <w:numId w:val="1019"/>
+          <w:numId w:val="1025"/>
         </w:numPr>
       </w:pPr>
       <w:r>
@@ -15486,8 +20471,8 @@
         <w:t xml:space="preserve">gift register (suggested items) without forcing physical-gift expectations</w:t>
       </w:r>
     </w:p>
-    <w:bookmarkEnd w:id="63"/>
-    <w:bookmarkStart w:id="64" w:name="thank-you-cards"/>
+    <w:bookmarkEnd w:id="97"/>
+    <w:bookmarkStart w:id="98" w:name="thank-you-cards"/>
     <w:p>
       <w:pPr>
         <w:pStyle w:val="Heading3"/>
@@ -15501,7 +20486,7 @@
         <w:pStyle w:val="Compact"/>
         <w:numPr>
           <w:ilvl w:val="0"/>
-          <w:numId w:val="1021"/>
+          <w:numId w:val="1027"/>
         </w:numPr>
       </w:pPr>
       <w:r>
@@ -15526,7 +20511,7 @@
         <w:pStyle w:val="Compact"/>
         <w:numPr>
           <w:ilvl w:val="0"/>
-          <w:numId w:val="1021"/>
+          <w:numId w:val="1027"/>
         </w:numPr>
       </w:pPr>
       <w:r>
@@ -15557,7 +20542,7 @@
         <w:pStyle w:val="Compact"/>
         <w:numPr>
           <w:ilvl w:val="0"/>
-          <w:numId w:val="1021"/>
+          <w:numId w:val="1027"/>
         </w:numPr>
       </w:pPr>
       <w:r>
@@ -15578,9 +20563,9 @@
         </w:pict>
       </w:r>
     </w:p>
-    <w:bookmarkEnd w:id="64"/>
-    <w:bookmarkEnd w:id="65"/>
-    <w:bookmarkStart w:id="71" w:name="wizard-flow-refactor-path-c-v1"/>
+    <w:bookmarkEnd w:id="98"/>
+    <w:bookmarkEnd w:id="99"/>
+    <w:bookmarkStart w:id="105" w:name="wizard-flow-refactor-path-c-v1"/>
     <w:p>
       <w:pPr>
         <w:pStyle w:val="Heading2"/>
@@ -15589,7 +20574,7 @@
         <w:t xml:space="preserve">10. Wizard Flow Refactor (Path C V1)</w:t>
       </w:r>
     </w:p>
-    <w:bookmarkStart w:id="66" w:name="old-flow-pre-tier-first-refactor"/>
+    <w:bookmarkStart w:id="100" w:name="old-flow-pre-tier-first-refactor"/>
     <w:p>
       <w:pPr>
         <w:pStyle w:val="Heading3"/>
@@ -15622,8 +20607,8 @@
         <w:t xml:space="preserve">→ tier classification → category guidance</w:t>
       </w:r>
     </w:p>
-    <w:bookmarkEnd w:id="66"/>
-    <w:bookmarkStart w:id="67" w:name="new-flow-tier-first-locked"/>
+    <w:bookmarkEnd w:id="100"/>
+    <w:bookmarkStart w:id="101" w:name="new-flow-tier-first-locked"/>
     <w:p>
       <w:pPr>
         <w:pStyle w:val="Heading3"/>
@@ -15672,8 +20657,8 @@
         <w:t xml:space="preserve">→ category guidance</w:t>
       </w:r>
     </w:p>
-    <w:bookmarkEnd w:id="67"/>
-    <w:bookmarkStart w:id="68" w:name="tier-picker-screen"/>
+    <w:bookmarkEnd w:id="101"/>
+    <w:bookmarkStart w:id="102" w:name="tier-picker-screen"/>
     <w:p>
       <w:pPr>
         <w:pStyle w:val="Heading3"/>
@@ -15827,8 +20812,8 @@
         <w:t xml:space="preserve">... (3 more tiers)</w:t>
       </w:r>
     </w:p>
-    <w:bookmarkEnd w:id="68"/>
-    <w:bookmarkStart w:id="69" w:name="stick-or-play-screen"/>
+    <w:bookmarkEnd w:id="102"/>
+    <w:bookmarkStart w:id="103" w:name="stick-or-play-screen"/>
     <w:p>
       <w:pPr>
         <w:pStyle w:val="Heading3"/>
@@ -15972,8 +20957,8 @@
         <w:t xml:space="preserve">   stylist-driven design</w:t>
       </w:r>
     </w:p>
-    <w:bookmarkEnd w:id="69"/>
-    <w:bookmarkStart w:id="70" w:name="category-page-headers"/>
+    <w:bookmarkEnd w:id="103"/>
+    <w:bookmarkStart w:id="104" w:name="category-page-headers"/>
     <w:p>
       <w:pPr>
         <w:pStyle w:val="Heading3"/>
@@ -16039,9 +21024,9 @@
         </w:pict>
       </w:r>
     </w:p>
-    <w:bookmarkEnd w:id="70"/>
-    <w:bookmarkEnd w:id="71"/>
-    <w:bookmarkStart w:id="82" w:name="representative-venue-inventory"/>
+    <w:bookmarkEnd w:id="104"/>
+    <w:bookmarkEnd w:id="105"/>
+    <w:bookmarkStart w:id="116" w:name="representative-venue-inventory"/>
     <w:p>
       <w:pPr>
         <w:pStyle w:val="Heading2"/>
@@ -16078,7 +21063,7 @@
         <w:t xml:space="preserve">. Capacity figures are typical, not maximums. Use these as research starting points for your team — Din Phase 3 (vendor self-onboarding) is the canonical mechanism for collecting verified, current vendor data. Do not present these prices to couples without verification.</w:t>
       </w:r>
     </w:p>
-    <w:bookmarkStart w:id="72" w:name="a.-hotels-metro-manila-nearby"/>
+    <w:bookmarkStart w:id="106" w:name="a.-hotels-metro-manila-nearby"/>
     <w:p>
       <w:pPr>
         <w:pStyle w:val="Heading3"/>
@@ -19574,8 +24559,8 @@
         </w:tc>
       </w:tr>
     </w:tbl>
-    <w:bookmarkEnd w:id="72"/>
-    <w:bookmarkStart w:id="73" w:name="b.-garden-estates-outdoor-venues"/>
+    <w:bookmarkEnd w:id="106"/>
+    <w:bookmarkStart w:id="107" w:name="b.-garden-estates-outdoor-venues"/>
     <w:p>
       <w:pPr>
         <w:pStyle w:val="Heading3"/>
@@ -23633,8 +28618,8 @@
         </w:tc>
       </w:tr>
     </w:tbl>
-    <w:bookmarkEnd w:id="73"/>
-    <w:bookmarkStart w:id="74" w:name="Xa5a6bbad722c04f7686b7ed068db6808f8d4aa1"/>
+    <w:bookmarkEnd w:id="107"/>
+    <w:bookmarkStart w:id="108" w:name="Xa5a6bbad722c04f7686b7ed068db6808f8d4aa1"/>
     <w:p>
       <w:pPr>
         <w:pStyle w:val="Heading3"/>
@@ -25770,8 +30755,8 @@
         </w:tc>
       </w:tr>
     </w:tbl>
-    <w:bookmarkEnd w:id="74"/>
-    <w:bookmarkStart w:id="80" w:name="Xa7b2ed68912ab4238d054c95232a2fe749af241"/>
+    <w:bookmarkEnd w:id="108"/>
+    <w:bookmarkStart w:id="114" w:name="Xa7b2ed68912ab4238d054c95232a2fe749af241"/>
     <w:p>
       <w:pPr>
         <w:pStyle w:val="Heading3"/>
@@ -25795,7 +30780,7 @@
         <w:t xml:space="preserve">: Donations vary widely based on parishioner status, day/time slot, choir/musician add-ons, length of ceremony. Verify with each parish directly. The figures below reflect typical reported ranges from common knowledge.</w:t>
       </w:r>
     </w:p>
-    <w:bookmarkStart w:id="75" w:name="Xa8464d3c30a295a5f95d14842eb4fa9e8267440"/>
+    <w:bookmarkStart w:id="109" w:name="Xa8464d3c30a295a5f95d14842eb4fa9e8267440"/>
     <w:p>
       <w:pPr>
         <w:pStyle w:val="Heading4"/>
@@ -26392,8 +31377,8 @@
         </w:tc>
       </w:tr>
     </w:tbl>
-    <w:bookmarkEnd w:id="75"/>
-    <w:bookmarkStart w:id="76" w:name="X00211be53a04dd5231bab5b3499f23a4f59304a"/>
+    <w:bookmarkEnd w:id="109"/>
+    <w:bookmarkStart w:id="110" w:name="X00211be53a04dd5231bab5b3499f23a4f59304a"/>
     <w:p>
       <w:pPr>
         <w:pStyle w:val="Heading4"/>
@@ -27104,8 +32089,8 @@
         </w:tc>
       </w:tr>
     </w:tbl>
-    <w:bookmarkEnd w:id="76"/>
-    <w:bookmarkStart w:id="77" w:name="standard-parish-churches-5k25k-typical"/>
+    <w:bookmarkEnd w:id="110"/>
+    <w:bookmarkStart w:id="111" w:name="standard-parish-churches-5k25k-typical"/>
     <w:p>
       <w:pPr>
         <w:pStyle w:val="Heading4"/>
@@ -27759,8 +32744,8 @@
         </w:tc>
       </w:tr>
     </w:tbl>
-    <w:bookmarkEnd w:id="77"/>
-    <w:bookmarkStart w:id="78" w:name="christian-protestant-other-5k30k-typical"/>
+    <w:bookmarkEnd w:id="111"/>
+    <w:bookmarkStart w:id="112" w:name="christian-protestant-other-5k30k-typical"/>
     <w:p>
       <w:pPr>
         <w:pStyle w:val="Heading4"/>
@@ -28107,8 +33092,8 @@
         </w:tc>
       </w:tr>
     </w:tbl>
-    <w:bookmarkEnd w:id="78"/>
-    <w:bookmarkStart w:id="79" w:name="civil-ceremonies-5003k-typical"/>
+    <w:bookmarkEnd w:id="112"/>
+    <w:bookmarkStart w:id="113" w:name="civil-ceremonies-5003k-typical"/>
     <w:p>
       <w:pPr>
         <w:pStyle w:val="Heading4"/>
@@ -28318,9 +33303,9 @@
         </w:tc>
       </w:tr>
     </w:tbl>
-    <w:bookmarkEnd w:id="79"/>
-    <w:bookmarkEnd w:id="80"/>
-    <w:bookmarkStart w:id="81" w:name="e.-additional-ceremony-options"/>
+    <w:bookmarkEnd w:id="113"/>
+    <w:bookmarkEnd w:id="114"/>
+    <w:bookmarkStart w:id="115" w:name="e.-additional-ceremony-options"/>
     <w:p>
       <w:pPr>
         <w:pStyle w:val="Heading3"/>
@@ -28334,7 +33319,7 @@
         <w:pStyle w:val="Compact"/>
         <w:numPr>
           <w:ilvl w:val="0"/>
-          <w:numId w:val="1022"/>
+          <w:numId w:val="1028"/>
         </w:numPr>
       </w:pPr>
       <w:r>
@@ -28356,7 +33341,7 @@
         <w:pStyle w:val="Compact"/>
         <w:numPr>
           <w:ilvl w:val="0"/>
-          <w:numId w:val="1022"/>
+          <w:numId w:val="1028"/>
         </w:numPr>
       </w:pPr>
       <w:r>
@@ -28378,7 +33363,7 @@
         <w:pStyle w:val="Compact"/>
         <w:numPr>
           <w:ilvl w:val="0"/>
-          <w:numId w:val="1022"/>
+          <w:numId w:val="1028"/>
         </w:numPr>
       </w:pPr>
       <w:r>
@@ -28402,9 +33387,9 @@
         </w:pict>
       </w:r>
     </w:p>
-    <w:bookmarkEnd w:id="81"/>
-    <w:bookmarkEnd w:id="82"/>
-    <w:bookmarkStart w:id="83" w:name="X2d142840e7b3379a545f5afef6b6a1a66deb983"/>
+    <w:bookmarkEnd w:id="115"/>
+    <w:bookmarkEnd w:id="116"/>
+    <w:bookmarkStart w:id="117" w:name="X2d142840e7b3379a545f5afef6b6a1a66deb983"/>
     <w:p>
       <w:pPr>
         <w:pStyle w:val="Heading2"/>
@@ -28426,7 +33411,7 @@
         <w:pStyle w:val="Compact"/>
         <w:numPr>
           <w:ilvl w:val="0"/>
-          <w:numId w:val="1023"/>
+          <w:numId w:val="1029"/>
         </w:numPr>
       </w:pPr>
       <w:r>
@@ -28448,7 +33433,7 @@
         <w:pStyle w:val="Compact"/>
         <w:numPr>
           <w:ilvl w:val="0"/>
-          <w:numId w:val="1023"/>
+          <w:numId w:val="1029"/>
         </w:numPr>
       </w:pPr>
       <w:r>
@@ -28470,7 +33455,7 @@
         <w:pStyle w:val="Compact"/>
         <w:numPr>
           <w:ilvl w:val="0"/>
-          <w:numId w:val="1023"/>
+          <w:numId w:val="1029"/>
         </w:numPr>
       </w:pPr>
       <w:r>
@@ -28507,7 +33492,7 @@
         <w:pStyle w:val="Compact"/>
         <w:numPr>
           <w:ilvl w:val="0"/>
-          <w:numId w:val="1023"/>
+          <w:numId w:val="1029"/>
         </w:numPr>
       </w:pPr>
       <w:r>
@@ -28529,7 +33514,7 @@
         <w:pStyle w:val="Compact"/>
         <w:numPr>
           <w:ilvl w:val="0"/>
-          <w:numId w:val="1023"/>
+          <w:numId w:val="1029"/>
         </w:numPr>
       </w:pPr>
       <w:r>
@@ -28551,7 +33536,7 @@
         <w:pStyle w:val="Compact"/>
         <w:numPr>
           <w:ilvl w:val="0"/>
-          <w:numId w:val="1023"/>
+          <w:numId w:val="1029"/>
         </w:numPr>
       </w:pPr>
       <w:r>
@@ -28573,7 +33558,7 @@
         <w:pStyle w:val="Compact"/>
         <w:numPr>
           <w:ilvl w:val="0"/>
-          <w:numId w:val="1023"/>
+          <w:numId w:val="1029"/>
         </w:numPr>
       </w:pPr>
       <w:r>
@@ -28595,7 +33580,7 @@
         <w:pStyle w:val="Compact"/>
         <w:numPr>
           <w:ilvl w:val="0"/>
-          <w:numId w:val="1023"/>
+          <w:numId w:val="1029"/>
         </w:numPr>
       </w:pPr>
       <w:r>
@@ -28631,8 +33616,8 @@
         <w:t xml:space="preserve">Last updated: 2026-05-10. Tier model: per-head spend, 5 tiers (Simple / Charming / Grand / Distinguished / Luxurious). Wedding flow: tier-first wizard with stick-or-play budget flexibility. Vendor registration mirrors the plan builder’s match criteria. Sub-events linked via parent_event_id; sibling events linked via linked_to_event_id. Post-wedding coordination tasks include marriage cert pickup, honeymoon, registry. This reference is illustrative; verify all venue data and prices through direct vendor contact or post-Setnayan-Din verified listings.</w:t>
       </w:r>
     </w:p>
-    <w:bookmarkEnd w:id="83"/>
-    <w:bookmarkEnd w:id="84"/>
+    <w:bookmarkEnd w:id="117"/>
+    <w:bookmarkEnd w:id="118"/>
     <w:sectPr>
       <w:footnotePr>
         <w:numRestart w:val="eachSect"/>
@@ -29329,6 +34314,51 @@
     </w:lvlOverride>
   </w:num>
   <w:num w:numId="1010">
+    <w:abstractNumId w:val="991"/>
+  </w:num>
+  <w:num w:numId="1011">
+    <w:abstractNumId w:val="991"/>
+  </w:num>
+  <w:num w:numId="1012">
+    <w:abstractNumId w:val="991"/>
+  </w:num>
+  <w:num w:numId="1013">
+    <w:abstractNumId w:val="991"/>
+  </w:num>
+  <w:num w:numId="1014">
+    <w:abstractNumId w:val="991"/>
+  </w:num>
+  <w:num w:numId="1015">
+    <w:abstractNumId w:val="99411"/>
+    <w:lvlOverride w:ilvl="0">
+      <w:startOverride w:val="1"/>
+    </w:lvlOverride>
+    <w:lvlOverride w:ilvl="1">
+      <w:startOverride w:val="1"/>
+    </w:lvlOverride>
+    <w:lvlOverride w:ilvl="2">
+      <w:startOverride w:val="1"/>
+    </w:lvlOverride>
+    <w:lvlOverride w:ilvl="3">
+      <w:startOverride w:val="1"/>
+    </w:lvlOverride>
+    <w:lvlOverride w:ilvl="4">
+      <w:startOverride w:val="1"/>
+    </w:lvlOverride>
+    <w:lvlOverride w:ilvl="5">
+      <w:startOverride w:val="1"/>
+    </w:lvlOverride>
+    <w:lvlOverride w:ilvl="6">
+      <w:startOverride w:val="1"/>
+    </w:lvlOverride>
+    <w:lvlOverride w:ilvl="7">
+      <w:startOverride w:val="1"/>
+    </w:lvlOverride>
+    <w:lvlOverride w:ilvl="8">
+      <w:startOverride w:val="1"/>
+    </w:lvlOverride>
+  </w:num>
+  <w:num w:numId="1016">
     <w:abstractNumId w:val="99414"/>
     <w:lvlOverride w:ilvl="0">
       <w:startOverride w:val="4"/>
@@ -29358,7 +34388,7 @@
       <w:startOverride w:val="4"/>
     </w:lvlOverride>
   </w:num>
-  <w:num w:numId="1011">
+  <w:num w:numId="1017">
     <w:abstractNumId w:val="99417"/>
     <w:lvlOverride w:ilvl="0">
       <w:startOverride w:val="7"/>
@@ -29388,7 +34418,7 @@
       <w:startOverride w:val="7"/>
     </w:lvlOverride>
   </w:num>
-  <w:num w:numId="1012">
+  <w:num w:numId="1018">
     <w:abstractNumId w:val="994111"/>
     <w:lvlOverride w:ilvl="0">
       <w:startOverride w:val="11"/>
@@ -29418,7 +34448,7 @@
       <w:startOverride w:val="11"/>
     </w:lvlOverride>
   </w:num>
-  <w:num w:numId="1013">
+  <w:num w:numId="1019">
     <w:abstractNumId w:val="994114"/>
     <w:lvlOverride w:ilvl="0">
       <w:startOverride w:val="14"/>
@@ -29448,24 +34478,6 @@
       <w:startOverride w:val="14"/>
     </w:lvlOverride>
   </w:num>
-  <w:num w:numId="1014">
-    <w:abstractNumId w:val="991"/>
-  </w:num>
-  <w:num w:numId="1015">
-    <w:abstractNumId w:val="991"/>
-  </w:num>
-  <w:num w:numId="1016">
-    <w:abstractNumId w:val="991"/>
-  </w:num>
-  <w:num w:numId="1017">
-    <w:abstractNumId w:val="991"/>
-  </w:num>
-  <w:num w:numId="1018">
-    <w:abstractNumId w:val="991"/>
-  </w:num>
-  <w:num w:numId="1019">
-    <w:abstractNumId w:val="991"/>
-  </w:num>
   <w:num w:numId="1020">
     <w:abstractNumId w:val="991"/>
   </w:num>
@@ -29476,6 +34488,24 @@
     <w:abstractNumId w:val="991"/>
   </w:num>
   <w:num w:numId="1023">
+    <w:abstractNumId w:val="991"/>
+  </w:num>
+  <w:num w:numId="1024">
+    <w:abstractNumId w:val="991"/>
+  </w:num>
+  <w:num w:numId="1025">
+    <w:abstractNumId w:val="991"/>
+  </w:num>
+  <w:num w:numId="1026">
+    <w:abstractNumId w:val="991"/>
+  </w:num>
+  <w:num w:numId="1027">
+    <w:abstractNumId w:val="991"/>
+  </w:num>
+  <w:num w:numId="1028">
+    <w:abstractNumId w:val="991"/>
+  </w:num>
+  <w:num w:numId="1029">
     <w:abstractNumId w:val="99411"/>
     <w:lvlOverride w:ilvl="0">
       <w:startOverride w:val="1"/>

--- a/0016_step_by_step_plan_builder/0016_step_by_step_plan_builder.docx
+++ b/0016_step_by_step_plan_builder/0016_step_by_step_plan_builder.docx
@@ -2,13 +2,500 @@
 <file path=word/document.xml><?xml version="1.0" encoding="utf-8"?>
 <w:document xmlns:w="http://schemas.openxmlformats.org/wordprocessingml/2006/main" xmlns:m="http://schemas.openxmlformats.org/officeDocument/2006/math" xmlns:r="http://schemas.openxmlformats.org/officeDocument/2006/relationships" xmlns:o="urn:schemas-microsoft-com:office:office" xmlns:v="urn:schemas-microsoft-com:vml" xmlns:w10="urn:schemas-microsoft-com:office:word" xmlns:a="http://schemas.openxmlformats.org/drawingml/2006/main" xmlns:pic="http://schemas.openxmlformats.org/drawingml/2006/picture" xmlns:wp="http://schemas.openxmlformats.org/drawingml/2006/wordprocessingDrawing">
   <w:body>
-    <w:bookmarkStart w:id="131" w:name="Xf966471882128496e8a75f363adf4650b77e67f"/>
+    <w:bookmarkStart w:id="132" w:name="Xf966471882128496e8a75f363adf4650b77e67f"/>
     <w:p>
       <w:pPr>
         <w:pStyle w:val="Heading1"/>
       </w:pPr>
       <w:r>
         <w:t xml:space="preserve">Setnayan Wedding Planning Reference + Setnayan Concierge SKU</w:t>
+      </w:r>
+    </w:p>
+    <w:p>
+      <w:pPr>
+        <w:pStyle w:val="Heading2"/>
+      </w:pPr>
+      <w:bookmarkStart w:id="9" w:name="X15fe45fd35a3898cec2809a953f74255a18bbe7"/>
+      <w:r>
+        <w:t xml:space="preserve">WARNING: AS-BUILT CORRECTION — 2026-06-07 (reconciled to live site + origin/main @ 34347c3c)</w:t>
+      </w:r>
+      <w:bookmarkEnd w:id="9"/>
+    </w:p>
+    <w:p>
+      <w:pPr>
+        <w:pStyle w:val="BlockText"/>
+      </w:pPr>
+      <w:r>
+        <w:rPr>
+          <w:b/>
+          <w:bCs/>
+        </w:rPr>
+        <w:t xml:space="preserve">This spec is HISTORICAL.</w:t>
+      </w:r>
+      <w:r>
+        <w:t xml:space="preserve"> </w:t>
+      </w:r>
+      <w:r>
+        <w:t xml:space="preserve">Authoritative current state = the live site (www.setnayan.com) + shipped code +</w:t>
+      </w:r>
+      <w:r>
+        <w:t xml:space="preserve"> </w:t>
+      </w:r>
+      <w:r>
+        <w:rPr>
+          <w:rStyle w:val="VerbatimChar"/>
+        </w:rPr>
+        <w:t xml:space="preserve">AS_BUILT_GROUND_TRUTH_2026-06-07.md</w:t>
+      </w:r>
+      <w:r>
+        <w:t xml:space="preserve">. Deltas vs what actually shipped:</w:t>
+      </w:r>
+      <w:r>
+        <w:t xml:space="preserve"> </w:t>
+      </w:r>
+      <w:r>
+        <w:t xml:space="preserve">-</w:t>
+      </w:r>
+      <w:r>
+        <w:t xml:space="preserve"> </w:t>
+      </w:r>
+      <w:r>
+        <w:rPr>
+          <w:b/>
+          <w:bCs/>
+        </w:rPr>
+        <w:t xml:space="preserve">The planner SKU is</w:t>
+      </w:r>
+      <w:r>
+        <w:rPr>
+          <w:b/>
+          <w:bCs/>
+        </w:rPr>
+        <w:t xml:space="preserve"> </w:t>
+      </w:r>
+      <w:r>
+        <w:rPr>
+          <w:b/>
+          <w:bCs/>
+        </w:rPr>
+        <w:t xml:space="preserve">“Today’s Focus”</w:t>
+      </w:r>
+      <w:r>
+        <w:rPr>
+          <w:b/>
+          <w:bCs/>
+        </w:rPr>
+        <w:t xml:space="preserve"> </w:t>
+      </w:r>
+      <w:r>
+        <w:rPr>
+          <w:b/>
+          <w:bCs/>
+        </w:rPr>
+        <w:t xml:space="preserve">₱1,499</w:t>
+      </w:r>
+      <w:r>
+        <w:t xml:space="preserve">, a single one-time purchase. The entire</w:t>
+      </w:r>
+      <w:r>
+        <w:t xml:space="preserve"> </w:t>
+      </w:r>
+      <w:r>
+        <w:t xml:space="preserve">“Setnayan Concierge ₱4,999 / ₱2,499 · wedding-anchored 12–24mo access”</w:t>
+      </w:r>
+      <w:r>
+        <w:t xml:space="preserve"> </w:t>
+      </w:r>
+      <w:r>
+        <w:t xml:space="preserve">model below (the</w:t>
+      </w:r>
+      <w:r>
+        <w:t xml:space="preserve"> </w:t>
+      </w:r>
+      <w:r>
+        <w:rPr>
+          <w:rStyle w:val="VerbatimChar"/>
+        </w:rPr>
+        <w:t xml:space="preserve">concierge_expires_at</w:t>
+      </w:r>
+      <w:r>
+        <w:t xml:space="preserve"> </w:t>
+      </w:r>
+      <w:r>
+        <w:t xml:space="preserve">formula, the access-duration table, the re-purchase rules, the 3-day card-less trial + tiered abuse enforcement) is</w:t>
+      </w:r>
+      <w:r>
+        <w:t xml:space="preserve"> </w:t>
+      </w:r>
+      <w:r>
+        <w:rPr>
+          <w:b/>
+          <w:bCs/>
+        </w:rPr>
+        <w:t xml:space="preserve">superseded</w:t>
+      </w:r>
+      <w:r>
+        <w:t xml:space="preserve"> </w:t>
+      </w:r>
+      <w:r>
+        <w:t xml:space="preserve">— name + price + access-model all changed.</w:t>
+      </w:r>
+      <w:r>
+        <w:t xml:space="preserve"> </w:t>
+      </w:r>
+      <w:r>
+        <w:t xml:space="preserve">-</w:t>
+      </w:r>
+      <w:r>
+        <w:t xml:space="preserve"> </w:t>
+      </w:r>
+      <w:r>
+        <w:rPr>
+          <w:b/>
+          <w:bCs/>
+        </w:rPr>
+        <w:t xml:space="preserve">The couple-app Today’s Focus</w:t>
+      </w:r>
+      <w:r>
+        <w:rPr>
+          <w:b/>
+          <w:bCs/>
+        </w:rPr>
+        <w:t xml:space="preserve"> </w:t>
+      </w:r>
+      <w:r>
+        <w:rPr>
+          <w:b/>
+          <w:bCs/>
+          <w:i/>
+          <w:iCs/>
+        </w:rPr>
+        <w:t xml:space="preserve">wizard</w:t>
+      </w:r>
+      <w:r>
+        <w:rPr>
+          <w:b/>
+          <w:bCs/>
+        </w:rPr>
+        <w:t xml:space="preserve"> </w:t>
+      </w:r>
+      <w:r>
+        <w:rPr>
+          <w:b/>
+          <w:bCs/>
+        </w:rPr>
+        <w:t xml:space="preserve">is RETIRED in code (2026-06-03).</w:t>
+      </w:r>
+      <w:r>
+        <w:t xml:space="preserve"> </w:t>
+      </w:r>
+      <w:r>
+        <w:rPr>
+          <w:rStyle w:val="VerbatimChar"/>
+        </w:rPr>
+        <w:t xml:space="preserve">/dashboard/[eventId]/today</w:t>
+      </w:r>
+      <w:r>
+        <w:t xml:space="preserve"> </w:t>
+      </w:r>
+      <w:r>
+        <w:t xml:space="preserve">now</w:t>
+      </w:r>
+      <w:r>
+        <w:t xml:space="preserve"> </w:t>
+      </w:r>
+      <w:r>
+        <w:rPr>
+          <w:rStyle w:val="VerbatimChar"/>
+        </w:rPr>
+        <w:t xml:space="preserve">redirect()</w:t>
+      </w:r>
+      <w:r>
+        <w:t xml:space="preserve">s to event-home;</w:t>
+      </w:r>
+      <w:r>
+        <w:t xml:space="preserve"> </w:t>
+      </w:r>
+      <w:r>
+        <w:rPr>
+          <w:rStyle w:val="VerbatimChar"/>
+        </w:rPr>
+        <w:t xml:space="preserve">CONCIERGE_ENABLED = false</w:t>
+      </w:r>
+      <w:r>
+        <w:t xml:space="preserve"> </w:t>
+      </w:r>
+      <w:r>
+        <w:t xml:space="preserve">(</w:t>
+      </w:r>
+      <w:r>
+        <w:rPr>
+          <w:rStyle w:val="VerbatimChar"/>
+        </w:rPr>
+        <w:t xml:space="preserve">lib/concierge.ts</w:t>
+      </w:r>
+      <w:r>
+        <w:t xml:space="preserve">). Guidance is replaced by (a) onboarding scoping up front and (b) the per-service deadline timeline (</w:t>
+      </w:r>
+      <w:r>
+        <w:rPr>
+          <w:rStyle w:val="VerbatimChar"/>
+        </w:rPr>
+        <w:t xml:space="preserve">lib/upcoming-items.ts</w:t>
+      </w:r>
+      <w:r>
+        <w:t xml:space="preserve">, which still owns the Filipino statutory deadlines). The wizard components are left on disk as a revert path but nothing renders them.</w:t>
+      </w:r>
+      <w:r>
+        <w:t xml:space="preserve"> </w:t>
+      </w:r>
+      <w:r>
+        <w:t xml:space="preserve">-</w:t>
+      </w:r>
+      <w:r>
+        <w:t xml:space="preserve"> </w:t>
+      </w:r>
+      <w:r>
+        <w:rPr>
+          <w:b/>
+          <w:bCs/>
+        </w:rPr>
+        <w:t xml:space="preserve">The SKU/branding</w:t>
+      </w:r>
+      <w:r>
+        <w:rPr>
+          <w:b/>
+          <w:bCs/>
+        </w:rPr>
+        <w:t xml:space="preserve"> </w:t>
+      </w:r>
+      <w:r>
+        <w:rPr>
+          <w:b/>
+          <w:bCs/>
+        </w:rPr>
+        <w:t xml:space="preserve">“Today’s Focus ₱1,499”</w:t>
+      </w:r>
+      <w:r>
+        <w:rPr>
+          <w:b/>
+          <w:bCs/>
+        </w:rPr>
+        <w:t xml:space="preserve"> </w:t>
+      </w:r>
+      <w:r>
+        <w:rPr>
+          <w:b/>
+          <w:bCs/>
+        </w:rPr>
+        <w:t xml:space="preserve">persists on the live site even though the wizard is gone</w:t>
+      </w:r>
+      <w:r>
+        <w:t xml:space="preserve"> </w:t>
+      </w:r>
+      <w:r>
+        <w:t xml:space="preserve">— i.e. the paid planner is sold/marketed but the in-app 9/65-card wizard surface no longer ships.</w:t>
+      </w:r>
+      <w:r>
+        <w:t xml:space="preserve"> </w:t>
+      </w:r>
+      <w:r>
+        <w:t xml:space="preserve">-</w:t>
+      </w:r>
+      <w:r>
+        <w:t xml:space="preserve"> </w:t>
+      </w:r>
+      <w:r>
+        <w:rPr>
+          <w:b/>
+          <w:bCs/>
+        </w:rPr>
+        <w:t xml:space="preserve">Payment = apply-then-pay + manual admin approval</w:t>
+      </w:r>
+      <w:r>
+        <w:t xml:space="preserve"> </w:t>
+      </w:r>
+      <w:r>
+        <w:t xml:space="preserve">(no card charge, no auto-renew). Customer token wallet (0003) is RETIRED; this SKU is a discrete PHP order.</w:t>
+      </w:r>
+      <w:r>
+        <w:t xml:space="preserve"> </w:t>
+      </w:r>
+      <w:r>
+        <w:t xml:space="preserve">- The</w:t>
+      </w:r>
+      <w:r>
+        <w:t xml:space="preserve"> </w:t>
+      </w:r>
+      <w:r>
+        <w:rPr>
+          <w:rStyle w:val="VerbatimChar"/>
+        </w:rPr>
+        <w:t xml:space="preserve">/for-vendors</w:t>
+      </w:r>
+      <w:r>
+        <w:t xml:space="preserve"> </w:t>
+      </w:r>
+      <w:r>
+        <w:t xml:space="preserve">“free Setnayan Concierge worth ₱2,499/booked-couple”</w:t>
+      </w:r>
+      <w:r>
+        <w:t xml:space="preserve"> </w:t>
+      </w:r>
+      <w:r>
+        <w:t xml:space="preserve">collision noted in the 2026-06-04 banner is moot — the vendor pitch now leads with 0% commission + the token economy, not a</w:t>
+      </w:r>
+      <w:r>
+        <w:t xml:space="preserve"> </w:t>
+      </w:r>
+      <w:r>
+        <w:t xml:space="preserve">“Concierge.”</w:t>
+      </w:r>
+    </w:p>
+    <w:p>
+      <w:pPr>
+        <w:pStyle w:val="BlockText"/>
+      </w:pPr>
+      <w:r>
+        <w:t xml:space="preserve">When this body disagrees with the above,</w:t>
+      </w:r>
+      <w:r>
+        <w:t xml:space="preserve"> </w:t>
+      </w:r>
+      <w:r>
+        <w:rPr>
+          <w:b/>
+          <w:bCs/>
+        </w:rPr>
+        <w:t xml:space="preserve">the above wins.</w:t>
+      </w:r>
+    </w:p>
+    <w:p>
+      <w:pPr>
+        <w:pStyle w:val="BlockText"/>
+      </w:pPr>
+      <w:r>
+        <w:rPr>
+          <w:b/>
+          <w:bCs/>
+        </w:rPr>
+        <w:t xml:space="preserve">⚠ LIVE-SITE RECONCILIATION 2026-06-04.</w:t>
+      </w:r>
+      <w:r>
+        <w:t xml:space="preserve"> </w:t>
+      </w:r>
+      <w:r>
+        <w:t xml:space="preserve">The paid AI planner ships on setnayan.com as</w:t>
+      </w:r>
+      <w:r>
+        <w:t xml:space="preserve"> </w:t>
+      </w:r>
+      <w:r>
+        <w:rPr>
+          <w:b/>
+          <w:bCs/>
+        </w:rPr>
+        <w:t xml:space="preserve">“Today’s Focus”</w:t>
+      </w:r>
+      <w:r>
+        <w:rPr>
+          <w:b/>
+          <w:bCs/>
+        </w:rPr>
+        <w:t xml:space="preserve"> </w:t>
+      </w:r>
+      <w:r>
+        <w:rPr>
+          <w:b/>
+          <w:bCs/>
+        </w:rPr>
+        <w:t xml:space="preserve">· ₱1,499</w:t>
+      </w:r>
+      <w:r>
+        <w:t xml:space="preserve"> </w:t>
+      </w:r>
+      <w:r>
+        <w:t xml:space="preserve">(</w:t>
+      </w:r>
+      <w:r>
+        <w:t xml:space="preserve">“assisted planning”</w:t>
+      </w:r>
+      <w:r>
+        <w:t xml:space="preserve">, build state</w:t>
+      </w:r>
+      <w:r>
+        <w:t xml:space="preserve"> </w:t>
+      </w:r>
+      <w:r>
+        <w:rPr>
+          <w:b/>
+          <w:bCs/>
+        </w:rPr>
+        <w:t xml:space="preserve">Live</w:t>
+      </w:r>
+      <w:r>
+        <w:t xml:space="preserve">) — one purchase, full access through the wedding. This supersedes the</w:t>
+      </w:r>
+      <w:r>
+        <w:t xml:space="preserve"> </w:t>
+      </w:r>
+      <w:r>
+        <w:t xml:space="preserve">“Setnayan Concierge ₱4,999 / 12mo”</w:t>
+      </w:r>
+      <w:r>
+        <w:t xml:space="preserve"> </w:t>
+      </w:r>
+      <w:r>
+        <w:t xml:space="preserve">single-SKU model below (name + price both changed). ⚠ Note</w:t>
+      </w:r>
+      <w:r>
+        <w:t xml:space="preserve"> </w:t>
+      </w:r>
+      <w:r>
+        <w:rPr>
+          <w:rStyle w:val="VerbatimChar"/>
+        </w:rPr>
+        <w:t xml:space="preserve">/for-vendors</w:t>
+      </w:r>
+      <w:r>
+        <w:t xml:space="preserve"> </w:t>
+      </w:r>
+      <w:r>
+        <w:t xml:space="preserve">separately advertises a</w:t>
+      </w:r>
+      <w:r>
+        <w:t xml:space="preserve"> </w:t>
+      </w:r>
+      <w:r>
+        <w:rPr>
+          <w:i/>
+          <w:iCs/>
+        </w:rPr>
+        <w:t xml:space="preserve">free</w:t>
+      </w:r>
+      <w:r>
+        <w:t xml:space="preserve"> </w:t>
+      </w:r>
+      <w:r>
+        <w:t xml:space="preserve">“Setnayan Concierge”</w:t>
+      </w:r>
+      <w:r>
+        <w:t xml:space="preserve"> </w:t>
+      </w:r>
+      <w:r>
+        <w:t xml:space="preserve">worth ₱2,499 per booked couple — a name/price collision the owner must resolve (see</w:t>
+      </w:r>
+      <w:r>
+        <w:t xml:space="preserve"> </w:t>
+      </w:r>
+      <w:r>
+        <w:rPr>
+          <w:rStyle w:val="VerbatimChar"/>
+        </w:rPr>
+        <w:t xml:space="preserve">Pricing.md § 0.1</w:t>
+      </w:r>
+      <w:r>
+        <w:t xml:space="preserve">). Treat the ₱4,999 figure below as retired.</w:t>
       </w:r>
     </w:p>
     <w:p>
@@ -81,7 +568,7 @@
         </w:pict>
       </w:r>
     </w:p>
-    <w:bookmarkStart w:id="17" w:name="Xa5a76feba605e12523da076990bc164801b6920"/>
+    <w:bookmarkStart w:id="18" w:name="Xa5a76feba605e12523da076990bc164801b6920"/>
     <w:p>
       <w:pPr>
         <w:pStyle w:val="Heading2"/>
@@ -111,7 +598,7 @@
         <w:t xml:space="preserve">, simplified 2026-05-17 (supersedes the 2026-05-16 2-tier ladder which retired the Essentials SKU same-week; see CLAUDE.md decision log second 2026-05-17 row for the full rationale):</w:t>
       </w:r>
     </w:p>
-    <w:bookmarkStart w:id="9" w:name="diy-mode-free-default-for-every-event"/>
+    <w:bookmarkStart w:id="10" w:name="diy-mode-free-default-for-every-event"/>
     <w:p>
       <w:pPr>
         <w:pStyle w:val="Heading3"/>
@@ -224,8 +711,8 @@
         <w:t xml:space="preserve">of Concierge without paying — see the Trial subsection below — provided their account hasn’t already used a trial AND isn’t under abuse enforcement.</w:t>
       </w:r>
     </w:p>
-    <w:bookmarkEnd w:id="9"/>
-    <w:bookmarkStart w:id="10" w:name="Xa1246372c3c58d348e76d66d07751f00cd9deff"/>
+    <w:bookmarkEnd w:id="10"/>
+    <w:bookmarkStart w:id="11" w:name="Xa1246372c3c58d348e76d66d07751f00cd9deff"/>
     <w:p>
       <w:pPr>
         <w:pStyle w:val="Heading3"/>
@@ -1231,8 +1718,8 @@
         <w:t xml:space="preserve">to prevent re-fire on subsequent date updates. Couples who postpone past 24 months again later see the advisory once per advisory-firing transition (not every save).</w:t>
       </w:r>
     </w:p>
-    <w:bookmarkEnd w:id="10"/>
-    <w:bookmarkStart w:id="11" w:name="X0ec5fdf0b41911566eae7766ef588b728c712b4"/>
+    <w:bookmarkEnd w:id="11"/>
+    <w:bookmarkStart w:id="12" w:name="X0ec5fdf0b41911566eae7766ef588b728c712b4"/>
     <w:p>
       <w:pPr>
         <w:pStyle w:val="Heading3"/>
@@ -1597,8 +2084,8 @@
         <w:t xml:space="preserve">concierge_abuse_flags</w:t>
       </w:r>
     </w:p>
-    <w:bookmarkEnd w:id="11"/>
-    <w:bookmarkStart w:id="12" w:name="Xa1ef94042ce09765c712925478292346a8c6f1b"/>
+    <w:bookmarkEnd w:id="12"/>
+    <w:bookmarkStart w:id="13" w:name="Xa1ef94042ce09765c712925478292346a8c6f1b"/>
     <w:p>
       <w:pPr>
         <w:pStyle w:val="Heading3"/>
@@ -2355,8 +2842,8 @@
         <w:t xml:space="preserve">) with reason logged. See 0023 § Concierge Abuse for the queue + admin actions, and 0029 for the appeal ticket category.</w:t>
       </w:r>
     </w:p>
-    <w:bookmarkEnd w:id="12"/>
-    <w:bookmarkStart w:id="13" w:name="Xb167145b5de3f10ce01800c16a6db72e13649f9"/>
+    <w:bookmarkEnd w:id="13"/>
+    <w:bookmarkStart w:id="14" w:name="Xb167145b5de3f10ce01800c16a6db72e13649f9"/>
     <w:p>
       <w:pPr>
         <w:pStyle w:val="Heading3"/>
@@ -2587,8 +3074,8 @@
         <w:t xml:space="preserve">— so couples mentally compare against the real alternative (human planner), not against free apps.</w:t>
       </w:r>
     </w:p>
-    <w:bookmarkEnd w:id="13"/>
-    <w:bookmarkStart w:id="14" w:name="schema-additions"/>
+    <w:bookmarkEnd w:id="14"/>
+    <w:bookmarkStart w:id="15" w:name="schema-additions"/>
     <w:p>
       <w:pPr>
         <w:pStyle w:val="Heading3"/>
@@ -4241,8 +4728,8 @@
         <w:t xml:space="preserve">predicate; no couple-side exposure.</w:t>
       </w:r>
     </w:p>
-    <w:bookmarkEnd w:id="14"/>
-    <w:bookmarkStart w:id="15" w:name="daily-expiry-sweep"/>
+    <w:bookmarkEnd w:id="15"/>
+    <w:bookmarkStart w:id="16" w:name="daily-expiry-sweep"/>
     <w:p>
       <w:pPr>
         <w:pStyle w:val="Heading3"/>
@@ -4437,8 +4924,8 @@
         <w:t xml:space="preserve">“Reactivate to pick up where you left off.”</w:t>
       </w:r>
     </w:p>
-    <w:bookmarkEnd w:id="15"/>
-    <w:bookmarkStart w:id="16" w:name="server-actions"/>
+    <w:bookmarkEnd w:id="16"/>
+    <w:bookmarkStart w:id="17" w:name="server-actions"/>
     <w:p>
       <w:pPr>
         <w:pStyle w:val="Heading3"/>
@@ -5151,9 +5638,9 @@
         </w:pict>
       </w:r>
     </w:p>
-    <w:bookmarkEnd w:id="16"/>
     <w:bookmarkEnd w:id="17"/>
-    <w:bookmarkStart w:id="27" w:name="a.-concierge-ai-brain-locked-2026-05-18"/>
+    <w:bookmarkEnd w:id="18"/>
+    <w:bookmarkStart w:id="28" w:name="a.-concierge-ai-brain-locked-2026-05-18"/>
     <w:p>
       <w:pPr>
         <w:pStyle w:val="Heading2"/>
@@ -5269,7 +5756,7 @@
         <w:t xml:space="preserve">the access tiers gate the brain.</w:t>
       </w:r>
     </w:p>
-    <w:bookmarkStart w:id="18" w:name="Xdda3acb5a80b4678a80532437b4e43db36ae55d"/>
+    <w:bookmarkStart w:id="19" w:name="Xdda3acb5a80b4678a80532437b4e43db36ae55d"/>
     <w:p>
       <w:pPr>
         <w:pStyle w:val="Heading3"/>
@@ -5494,8 +5981,8 @@
         <w:t xml:space="preserve">cannibalizes the trial conversion.</w:t>
       </w:r>
     </w:p>
-    <w:bookmarkEnd w:id="18"/>
-    <w:bookmarkStart w:id="19" w:name="Xb89387d5540a10adb053c18d8586b5cfc0a6b60"/>
+    <w:bookmarkEnd w:id="19"/>
+    <w:bookmarkStart w:id="20" w:name="Xb89387d5540a10adb053c18d8586b5cfc0a6b60"/>
     <w:p>
       <w:pPr>
         <w:pStyle w:val="Heading3"/>
@@ -5620,8 +6107,8 @@
         <w:t xml:space="preserve">history sidebar (paid tier only — DIY is stateless).</w:t>
       </w:r>
     </w:p>
-    <w:bookmarkEnd w:id="19"/>
-    <w:bookmarkStart w:id="20" w:name="tier-capability-matrix"/>
+    <w:bookmarkEnd w:id="20"/>
+    <w:bookmarkStart w:id="21" w:name="tier-capability-matrix"/>
     <w:p>
       <w:pPr>
         <w:pStyle w:val="Heading3"/>
@@ -6172,8 +6659,8 @@
         <w:t xml:space="preserve">nudges). Same engine, different prompts, different state.</w:t>
       </w:r>
     </w:p>
-    <w:bookmarkEnd w:id="20"/>
-    <w:bookmarkStart w:id="21" w:name="schema-additions-1"/>
+    <w:bookmarkEnd w:id="21"/>
+    <w:bookmarkStart w:id="22" w:name="schema-additions-1"/>
     <w:p>
       <w:pPr>
         <w:pStyle w:val="Heading3"/>
@@ -7752,8 +8239,8 @@
         <w:t xml:space="preserve">brain — see V2 candidates in § 12 of that doc).</w:t>
       </w:r>
     </w:p>
-    <w:bookmarkEnd w:id="21"/>
-    <w:bookmarkStart w:id="22" w:name="server-actions-1"/>
+    <w:bookmarkEnd w:id="22"/>
+    <w:bookmarkStart w:id="23" w:name="server-actions-1"/>
     <w:p>
       <w:pPr>
         <w:pStyle w:val="Heading3"/>
@@ -7885,8 +8372,8 @@
         <w:t xml:space="preserve">row. Single-admin authority.</w:t>
       </w:r>
     </w:p>
-    <w:bookmarkEnd w:id="22"/>
-    <w:bookmarkStart w:id="23" w:name="fallback-when-free-tier-exhausted"/>
+    <w:bookmarkEnd w:id="23"/>
+    <w:bookmarkStart w:id="24" w:name="fallback-when-free-tier-exhausted"/>
     <w:p>
       <w:pPr>
         <w:pStyle w:val="Heading3"/>
@@ -7967,8 +8454,8 @@
         <w:t xml:space="preserve">never hard-fails; it just gets less polished on rate-limit days.</w:t>
       </w:r>
     </w:p>
-    <w:bookmarkEnd w:id="23"/>
-    <w:bookmarkStart w:id="24" w:name="X51d3a421e65e687dff66f387b3d3a8594ac9f3b"/>
+    <w:bookmarkEnd w:id="24"/>
+    <w:bookmarkStart w:id="25" w:name="X51d3a421e65e687dff66f387b3d3a8594ac9f3b"/>
     <w:p>
       <w:pPr>
         <w:pStyle w:val="Heading3"/>
@@ -8202,8 +8689,8 @@
         <w:t xml:space="preserve">reason text</w:t>
       </w:r>
     </w:p>
-    <w:bookmarkEnd w:id="24"/>
-    <w:bookmarkStart w:id="25" w:name="X3cae0f5955436d21d5a2a6b980389a0ad2bd298"/>
+    <w:bookmarkEnd w:id="25"/>
+    <w:bookmarkStart w:id="26" w:name="X3cae0f5955436d21d5a2a6b980389a0ad2bd298"/>
     <w:p>
       <w:pPr>
         <w:pStyle w:val="Heading3"/>
@@ -8468,8 +8955,8 @@
         <w:t xml:space="preserve">add it.</w:t>
       </w:r>
     </w:p>
-    <w:bookmarkEnd w:id="25"/>
-    <w:bookmarkStart w:id="26" w:name="cross-iteration-touchpoints"/>
+    <w:bookmarkEnd w:id="26"/>
+    <w:bookmarkStart w:id="27" w:name="cross-iteration-touchpoints"/>
     <w:p>
       <w:pPr>
         <w:pStyle w:val="Heading3"/>
@@ -8682,9 +9169,9 @@
         </w:pict>
       </w:r>
     </w:p>
-    <w:bookmarkEnd w:id="26"/>
     <w:bookmarkEnd w:id="27"/>
-    <w:bookmarkStart w:id="42" w:name="Xae5096e07df9d4a53d636d5bd9ad6ef5e62df11"/>
+    <w:bookmarkEnd w:id="28"/>
+    <w:bookmarkStart w:id="43" w:name="Xae5096e07df9d4a53d636d5bd9ad6ef5e62df11"/>
     <w:p>
       <w:pPr>
         <w:pStyle w:val="Heading2"/>
@@ -8730,7 +9217,7 @@
         <w:t xml:space="preserve">. Together they form the paid-tier experience that justifies the ₱2,499 SKU.</w:t>
       </w:r>
     </w:p>
-    <w:bookmarkStart w:id="28" w:name="the-split-brain-vs-wizard"/>
+    <w:bookmarkStart w:id="29" w:name="the-split-brain-vs-wizard"/>
     <w:p>
       <w:pPr>
         <w:pStyle w:val="Heading3"/>
@@ -8954,8 +9441,8 @@
         <w:t xml:space="preserve">(couple’s names, exact date, exact guest count, locked vendors), not LLM paraphrasing. Templates with variable interpolation produce indistinguishable output for a fraction of the cost.</w:t>
       </w:r>
     </w:p>
-    <w:bookmarkEnd w:id="28"/>
-    <w:bookmarkStart w:id="29" w:name="the-conducted-flow"/>
+    <w:bookmarkEnd w:id="29"/>
+    <w:bookmarkStart w:id="30" w:name="the-conducted-flow"/>
     <w:p>
       <w:pPr>
         <w:pStyle w:val="Heading3"/>
@@ -9353,8 +9840,8 @@
         <w:t xml:space="preserve">— once a vendor is booked AND the relevant artifact is ready, the wizard offers to bundle the artifact subset that vendor needs (photographer gets palette + role roster + schedule; caterer gets final headcount + dietary + seat plan; florist gets palette + venue list + role bouquet assignments; coordinator gets the master pack). V1 delivery rides on 0019 chat (PDF/CSV attached to existing thread); V1.5+ adds a vendor-portal magic-link view.</w:t>
       </w:r>
     </w:p>
-    <w:bookmarkEnd w:id="29"/>
-    <w:bookmarkStart w:id="30" w:name="X51b7ec5d0d2c87be6d0ad459e1de6b95fdfde4d"/>
+    <w:bookmarkEnd w:id="30"/>
+    <w:bookmarkStart w:id="31" w:name="X51b7ec5d0d2c87be6d0ad459e1de6b95fdfde4d"/>
     <w:p>
       <w:pPr>
         <w:pStyle w:val="Heading3"/>
@@ -9518,8 +10005,8 @@
         <w:t xml:space="preserve">for quality — the first generation for a new combination can be hand-tweaked by admin before the next 50 couples in that combination see it.</w:t>
       </w:r>
     </w:p>
-    <w:bookmarkEnd w:id="30"/>
-    <w:bookmarkStart w:id="31" w:name="cache-invalidation"/>
+    <w:bookmarkEnd w:id="31"/>
+    <w:bookmarkStart w:id="32" w:name="cache-invalidation"/>
     <w:p>
       <w:pPr>
         <w:pStyle w:val="Heading3"/>
@@ -9548,8 +10035,8 @@
         <w:t xml:space="preserve">. They regenerate lazily on next access — no mass-regenerate batch needed.</w:t>
       </w:r>
     </w:p>
-    <w:bookmarkEnd w:id="31"/>
-    <w:bookmarkStart w:id="32" w:name="Xe92363bf38499d48428df3b893ad091ba22892f"/>
+    <w:bookmarkEnd w:id="32"/>
+    <w:bookmarkStart w:id="33" w:name="Xe92363bf38499d48428df3b893ad091ba22892f"/>
     <w:p>
       <w:pPr>
         <w:pStyle w:val="Heading3"/>
@@ -9590,8 +10077,8 @@
         <w:t xml:space="preserve">perception. Per § Data Permanence below, the plan survives forever.</w:t>
       </w:r>
     </w:p>
-    <w:bookmarkEnd w:id="32"/>
-    <w:bookmarkStart w:id="34" w:name="vendor-saturation-rules"/>
+    <w:bookmarkEnd w:id="33"/>
+    <w:bookmarkStart w:id="35" w:name="vendor-saturation-rules"/>
     <w:p>
       <w:pPr>
         <w:pStyle w:val="Heading3"/>
@@ -9610,7 +10097,7 @@
       <w:r>
         <w:t xml:space="preserve"> </w:t>
       </w:r>
-      <w:hyperlink r:id="rId33">
+      <w:hyperlink r:id="rId34">
         <w:r>
           <w:rPr>
             <w:rStyle w:val="Hyperlink"/>
@@ -10261,8 +10748,8 @@
         <w:t xml:space="preserve">) are always multi-pick uncapped — the couple defined them, they own the cap.</w:t>
       </w:r>
     </w:p>
-    <w:bookmarkEnd w:id="34"/>
-    <w:bookmarkStart w:id="36" w:name="Xafe914f1c1fab70adeb8eaa5f84b18406d5949b"/>
+    <w:bookmarkEnd w:id="35"/>
+    <w:bookmarkStart w:id="37" w:name="Xafe914f1c1fab70adeb8eaa5f84b18406d5949b"/>
     <w:p>
       <w:pPr>
         <w:pStyle w:val="Heading3"/>
@@ -10311,7 +10798,7 @@
       <w:r>
         <w:t xml:space="preserve"> </w:t>
       </w:r>
-      <w:hyperlink r:id="rId35">
+      <w:hyperlink r:id="rId36">
         <w:r>
           <w:rPr>
             <w:rStyle w:val="VerbatimChar"/>
@@ -10446,8 +10933,8 @@
         <w:t xml:space="preserve">PH-specific hard floors: marriage license has a 4-month application window (120-day validity); Pre-Cana needs 60-90 day parish notice; custom bridal gown needs 3-6 month production lead.</w:t>
       </w:r>
     </w:p>
-    <w:bookmarkEnd w:id="36"/>
-    <w:bookmarkStart w:id="37" w:name="compressed-timeline-handling"/>
+    <w:bookmarkEnd w:id="37"/>
+    <w:bookmarkStart w:id="38" w:name="compressed-timeline-handling"/>
     <w:p>
       <w:pPr>
         <w:pStyle w:val="Heading3"/>
@@ -10555,8 +11042,8 @@
         <w:t xml:space="preserve">— it can’t be applied for more than 4 months before the wedding regardless of urgency.</w:t>
       </w:r>
     </w:p>
-    <w:bookmarkEnd w:id="37"/>
-    <w:bookmarkStart w:id="38" w:name="data-permanence-is-a-brand-truth"/>
+    <w:bookmarkEnd w:id="38"/>
+    <w:bookmarkStart w:id="39" w:name="data-permanence-is-a-brand-truth"/>
     <w:p>
       <w:pPr>
         <w:pStyle w:val="Heading3"/>
@@ -10586,8 +11073,8 @@
         <w:t xml:space="preserve">. The trial-end CTA focuses on the value of the active helper — never threatens loss of data, because no loss occurs. Data permanence surfaces only where couples might doubt it: help center FAQ, Settings → Concierge tab, post-trial DIY state.</w:t>
       </w:r>
     </w:p>
-    <w:bookmarkEnd w:id="38"/>
-    <w:bookmarkStart w:id="39" w:name="Xd5d10ec08d2c05a0caf52514e2e9dbcf0e41079"/>
+    <w:bookmarkEnd w:id="39"/>
+    <w:bookmarkStart w:id="40" w:name="Xd5d10ec08d2c05a0caf52514e2e9dbcf0e41079"/>
     <w:p>
       <w:pPr>
         <w:pStyle w:val="Heading3"/>
@@ -10650,8 +11137,8 @@
         <w:t xml:space="preserve">if a DIY couple later upgrades to Concierge, pre-fill the intake form from existing event data (date, region we have, guest count) and only ask the missing pieces (religion, foundation state, budget tier).</w:t>
       </w:r>
     </w:p>
-    <w:bookmarkEnd w:id="39"/>
-    <w:bookmarkStart w:id="40" w:name="X4f865083ca8dae73cfd4a8237d482a2f016069d"/>
+    <w:bookmarkEnd w:id="40"/>
+    <w:bookmarkStart w:id="41" w:name="X4f865083ca8dae73cfd4a8237d482a2f016069d"/>
     <w:p>
       <w:pPr>
         <w:pStyle w:val="Heading3"/>
@@ -10749,8 +11236,8 @@
         <w:t xml:space="preserve">— vendor success = booked weddings = platform revenue via Setnayan Pay 5%</w:t>
       </w:r>
     </w:p>
-    <w:bookmarkEnd w:id="40"/>
-    <w:bookmarkStart w:id="41" w:name="triggering-cron-policy"/>
+    <w:bookmarkEnd w:id="41"/>
+    <w:bookmarkStart w:id="42" w:name="triggering-cron-policy"/>
     <w:p>
       <w:pPr>
         <w:pStyle w:val="Heading3"/>
@@ -10805,9 +11292,9 @@
         </w:pict>
       </w:r>
     </w:p>
-    <w:bookmarkEnd w:id="41"/>
     <w:bookmarkEnd w:id="42"/>
-    <w:bookmarkStart w:id="52" w:name="X74546bf92202f784c03d532f629a83d49c6fbf5"/>
+    <w:bookmarkEnd w:id="43"/>
+    <w:bookmarkStart w:id="53" w:name="X74546bf92202f784c03d532f629a83d49c6fbf5"/>
     <w:p>
       <w:pPr>
         <w:pStyle w:val="Heading2"/>
@@ -10852,7 +11339,7 @@
         <w:t xml:space="preserve">. This is the primary funnel from vendor subscriptions into couple wizard engagement.</w:t>
       </w:r>
     </w:p>
-    <w:bookmarkStart w:id="43" w:name="mechanics"/>
+    <w:bookmarkStart w:id="44" w:name="mechanics"/>
     <w:p>
       <w:pPr>
         <w:pStyle w:val="Heading3"/>
@@ -10953,8 +11440,8 @@
         <w:t xml:space="preserve">   → ELSE no-op (couple already on Concierge — perk doesn't extend; existing access continues)</w:t>
       </w:r>
     </w:p>
-    <w:bookmarkEnd w:id="43"/>
-    <w:bookmarkStart w:id="44" w:name="schema-additions-2"/>
+    <w:bookmarkEnd w:id="44"/>
+    <w:bookmarkStart w:id="45" w:name="schema-additions-2"/>
     <w:p>
       <w:pPr>
         <w:pStyle w:val="Heading3"/>
@@ -11157,8 +11644,8 @@
         <w:t xml:space="preserve">);</w:t>
       </w:r>
     </w:p>
-    <w:bookmarkEnd w:id="44"/>
-    <w:bookmarkStart w:id="45" w:name="activation-trigger"/>
+    <w:bookmarkEnd w:id="45"/>
+    <w:bookmarkStart w:id="46" w:name="activation-trigger"/>
     <w:p>
       <w:pPr>
         <w:pStyle w:val="Heading3"/>
@@ -11185,8 +11672,8 @@
         <w:t xml:space="preserve">— not first inquiry, not first deposit. The contract upload is the strongest commitment signal the couple has made; before that point a couple could inquire with many vendors without indicating they’ll actually use the platform.</w:t>
       </w:r>
     </w:p>
-    <w:bookmarkEnd w:id="45"/>
-    <w:bookmarkStart w:id="46" w:name="all-vendor-categories-qualify"/>
+    <w:bookmarkEnd w:id="46"/>
+    <w:bookmarkStart w:id="47" w:name="all-vendor-categories-qualify"/>
     <w:p>
       <w:pPr>
         <w:pStyle w:val="Heading3"/>
@@ -11209,8 +11696,8 @@
         <w:t xml:space="preserve">) and drives broader Pro Weekly adoption.</w:t>
       </w:r>
     </w:p>
-    <w:bookmarkEnd w:id="46"/>
-    <w:bookmarkStart w:id="47" w:name="X775d0321af947cdb9cd8a03a562e7f38b8fcdce"/>
+    <w:bookmarkEnd w:id="47"/>
+    <w:bookmarkStart w:id="48" w:name="X775d0321af947cdb9cd8a03a562e7f38b8fcdce"/>
     <w:p>
       <w:pPr>
         <w:pStyle w:val="Heading3"/>
@@ -11275,8 +11762,8 @@
         <w:t xml:space="preserve">Future couples who would have booked that vendor (now off Pro Weekly) don’t get the auto-unlock. They can still pay ₱2,499 directly for the same access.</w:t>
       </w:r>
     </w:p>
-    <w:bookmarkEnd w:id="47"/>
-    <w:bookmarkStart w:id="48" w:name="X453fd93ddcda75fabd6f22096ecfd3234a287e4"/>
+    <w:bookmarkEnd w:id="48"/>
+    <w:bookmarkStart w:id="49" w:name="X453fd93ddcda75fabd6f22096ecfd3234a287e4"/>
     <w:p>
       <w:pPr>
         <w:pStyle w:val="Heading3"/>
@@ -11324,8 +11811,8 @@
         <w:t xml:space="preserve">state and the same wizard experience.</w:t>
       </w:r>
     </w:p>
-    <w:bookmarkEnd w:id="48"/>
-    <w:bookmarkStart w:id="49" w:name="economics"/>
+    <w:bookmarkEnd w:id="49"/>
+    <w:bookmarkStart w:id="50" w:name="economics"/>
     <w:p>
       <w:pPr>
         <w:pStyle w:val="Heading3"/>
@@ -11488,8 +11975,8 @@
         <w:t xml:space="preserve">The bundling cost is rounding error. Pro Weekly becomes substantially more attractive to vendors; Setnayan’s revenue per vendor barely moves.</w:t>
       </w:r>
     </w:p>
-    <w:bookmarkEnd w:id="49"/>
-    <w:bookmarkStart w:id="50" w:name="marketing-copy"/>
+    <w:bookmarkEnd w:id="50"/>
+    <w:bookmarkStart w:id="51" w:name="marketing-copy"/>
     <w:p>
       <w:pPr>
         <w:pStyle w:val="Heading3"/>
@@ -11557,8 +12044,8 @@
         <w:t xml:space="preserve">“Couples actively using Concierge book 3× more vendors through Setnayan. Pro Weekly makes you the vendor that unlocks that experience for them.”</w:t>
       </w:r>
     </w:p>
-    <w:bookmarkEnd w:id="50"/>
-    <w:bookmarkStart w:id="51" w:name="coordinator-specific-value"/>
+    <w:bookmarkEnd w:id="51"/>
+    <w:bookmarkStart w:id="52" w:name="coordinator-specific-value"/>
     <w:p>
       <w:pPr>
         <w:pStyle w:val="Heading3"/>
@@ -11594,9 +12081,9 @@
         </w:pict>
       </w:r>
     </w:p>
-    <w:bookmarkEnd w:id="51"/>
     <w:bookmarkEnd w:id="52"/>
-    <w:bookmarkStart w:id="60" w:name="Xe1ca1583d685bd31f953d7a3303dc87b65a984d"/>
+    <w:bookmarkEnd w:id="53"/>
+    <w:bookmarkStart w:id="61" w:name="Xe1ca1583d685bd31f953d7a3303dc87b65a984d"/>
     <w:p>
       <w:pPr>
         <w:pStyle w:val="Heading2"/>
@@ -11641,7 +12128,7 @@
         <w:t xml:space="preserve">to the couple’s event. The coordinator can read the couple’s Next Actions feed, act on items on the couple’s behalf, and the couple sees every action attributed to the coordinator.</w:t>
       </w:r>
     </w:p>
-    <w:bookmarkStart w:id="53" w:name="schema"/>
+    <w:bookmarkStart w:id="54" w:name="schema"/>
     <w:p>
       <w:pPr>
         <w:pStyle w:val="Heading3"/>
@@ -12605,8 +13092,8 @@
         <w:t xml:space="preserve">);</w:t>
       </w:r>
     </w:p>
-    <w:bookmarkEnd w:id="53"/>
-    <w:bookmarkStart w:id="54" w:name="auto-grant-trigger"/>
+    <w:bookmarkEnd w:id="54"/>
+    <w:bookmarkStart w:id="55" w:name="auto-grant-trigger"/>
     <w:p>
       <w:pPr>
         <w:pStyle w:val="Heading3"/>
@@ -12659,8 +13146,8 @@
         <w:t xml:space="preserve">). Couple can revoke from the vendor list at any time.</w:t>
       </w:r>
     </w:p>
-    <w:bookmarkEnd w:id="54"/>
-    <w:bookmarkStart w:id="55" w:name="scope-of-act-on-behalf-of"/>
+    <w:bookmarkEnd w:id="55"/>
+    <w:bookmarkStart w:id="56" w:name="scope-of-act-on-behalf-of"/>
     <w:p>
       <w:pPr>
         <w:pStyle w:val="Heading3"/>
@@ -12884,8 +13371,8 @@
         <w:t xml:space="preserve">for couples who want full delegation. V1 default = couple must confirm new bookings.</w:t>
       </w:r>
     </w:p>
-    <w:bookmarkEnd w:id="55"/>
-    <w:bookmarkStart w:id="56" w:name="X2ae9d38cc4e49cc349dc3648bd06ce789db260b"/>
+    <w:bookmarkEnd w:id="56"/>
+    <w:bookmarkStart w:id="57" w:name="X2ae9d38cc4e49cc349dc3648bd06ce789db260b"/>
     <w:p>
       <w:pPr>
         <w:pStyle w:val="Heading3"/>
@@ -12981,8 +13468,8 @@
         <w:t xml:space="preserve">. Builds trust — couple sees their money being spent doing real work.</w:t>
       </w:r>
     </w:p>
-    <w:bookmarkEnd w:id="56"/>
-    <w:bookmarkStart w:id="57" w:name="coordinator-side-multi-couple-dashboard"/>
+    <w:bookmarkEnd w:id="57"/>
+    <w:bookmarkStart w:id="58" w:name="coordinator-side-multi-couple-dashboard"/>
     <w:p>
       <w:pPr>
         <w:pStyle w:val="Heading3"/>
@@ -13087,8 +13574,8 @@
         <w:t xml:space="preserve">“open dashboard → scan badge counts → triage couples with red/yellow → act on items.”</w:t>
       </w:r>
     </w:p>
-    <w:bookmarkEnd w:id="57"/>
-    <w:bookmarkStart w:id="58" w:name="notification-when-coordinator-acts"/>
+    <w:bookmarkEnd w:id="58"/>
+    <w:bookmarkStart w:id="59" w:name="notification-when-coordinator-acts"/>
     <w:p>
       <w:pPr>
         <w:pStyle w:val="Heading3"/>
@@ -13140,8 +13627,8 @@
         <w:t xml:space="preserve">Couple can tap the line to see the action log entry with timestamp + notes.</w:t>
       </w:r>
     </w:p>
-    <w:bookmarkEnd w:id="58"/>
-    <w:bookmarkStart w:id="59" w:name="why-this-is-v1-not-v1.5"/>
+    <w:bookmarkEnd w:id="59"/>
+    <w:bookmarkStart w:id="60" w:name="why-this-is-v1-not-v1.5"/>
     <w:p>
       <w:pPr>
         <w:pStyle w:val="Heading3"/>
@@ -13207,9 +13694,9 @@
         </w:pict>
       </w:r>
     </w:p>
-    <w:bookmarkEnd w:id="59"/>
     <w:bookmarkEnd w:id="60"/>
-    <w:bookmarkStart w:id="61" w:name="X1b811531c732b16d881a14250c685bda7f5b5fb"/>
+    <w:bookmarkEnd w:id="61"/>
+    <w:bookmarkStart w:id="62" w:name="X1b811531c732b16d881a14250c685bda7f5b5fb"/>
     <w:p>
       <w:pPr>
         <w:pStyle w:val="Heading2"/>
@@ -13583,8 +14070,8 @@
         </w:pict>
       </w:r>
     </w:p>
-    <w:bookmarkEnd w:id="61"/>
-    <w:bookmarkStart w:id="82" w:name="the-locked-sequence"/>
+    <w:bookmarkEnd w:id="62"/>
+    <w:bookmarkStart w:id="83" w:name="the-locked-sequence"/>
     <w:p>
       <w:pPr>
         <w:pStyle w:val="Heading2"/>
@@ -13649,7 +14136,7 @@
         <w:t xml:space="preserve">(does picking it auto-resolve others?).</w:t>
       </w:r>
     </w:p>
-    <w:bookmarkStart w:id="62" w:name="phase-1-anchors-set-everything-else"/>
+    <w:bookmarkStart w:id="63" w:name="phase-1-anchors-set-everything-else"/>
     <w:p>
       <w:pPr>
         <w:pStyle w:val="Heading3"/>
@@ -13724,8 +14211,8 @@
         <w:t xml:space="preserve">— auto-routed by reception’s food arrangement</w:t>
       </w:r>
     </w:p>
-    <w:bookmarkEnd w:id="62"/>
-    <w:bookmarkStart w:id="63" w:name="X32caae092b646f947b6eaa2c4f3ce2299fbcc89"/>
+    <w:bookmarkEnd w:id="63"/>
+    <w:bookmarkStart w:id="64" w:name="X32caae092b646f947b6eaa2c4f3ce2299fbcc89"/>
     <w:p>
       <w:pPr>
         <w:pStyle w:val="Heading3"/>
@@ -13788,8 +14275,8 @@
         <w:t xml:space="preserve">(custom = 3–6 month lead)</w:t>
       </w:r>
     </w:p>
-    <w:bookmarkEnd w:id="63"/>
-    <w:bookmarkStart w:id="64" w:name="phase-3-style-design-layer-48-months-out"/>
+    <w:bookmarkEnd w:id="64"/>
+    <w:bookmarkStart w:id="65" w:name="phase-3-style-design-layer-48-months-out"/>
     <w:p>
       <w:pPr>
         <w:pStyle w:val="Heading3"/>
@@ -13886,8 +14373,8 @@
         <w:t xml:space="preserve">(bundled at hotels; solo at gardens)</w:t>
       </w:r>
     </w:p>
-    <w:bookmarkEnd w:id="64"/>
-    <w:bookmarkStart w:id="65" w:name="X5a2af1e5901c6e742e75a6ae3f82bd7d56e6f05"/>
+    <w:bookmarkEnd w:id="65"/>
+    <w:bookmarkStart w:id="66" w:name="X5a2af1e5901c6e742e75a6ae3f82bd7d56e6f05"/>
     <w:p>
       <w:pPr>
         <w:pStyle w:val="Heading3"/>
@@ -13956,8 +14443,8 @@
         <w:t xml:space="preserve">— multi-slot multi-vendor: food · drinks · souvenirs · attractions · photobooth · entertainment · others</w:t>
       </w:r>
     </w:p>
-    <w:bookmarkEnd w:id="65"/>
-    <w:bookmarkStart w:id="66" w:name="Xaec715bdd16de9ff2ab11863020bee10800f890"/>
+    <w:bookmarkEnd w:id="66"/>
+    <w:bookmarkStart w:id="67" w:name="Xaec715bdd16de9ff2ab11863020bee10800f890"/>
     <w:p>
       <w:pPr>
         <w:pStyle w:val="Heading3"/>
@@ -14076,8 +14563,8 @@
         <w:t xml:space="preserve">(couple-led; often external)</w:t>
       </w:r>
     </w:p>
-    <w:bookmarkEnd w:id="66"/>
-    <w:bookmarkStart w:id="67" w:name="pre-event-after-photographer-is-locked"/>
+    <w:bookmarkEnd w:id="67"/>
+    <w:bookmarkStart w:id="68" w:name="pre-event-after-photographer-is-locked"/>
     <w:p>
       <w:pPr>
         <w:pStyle w:val="Heading3"/>
@@ -14130,8 +14617,8 @@
         <w:t xml:space="preserve">(4–8 weeks before; first dance + entourage grand march)</w:t>
       </w:r>
     </w:p>
-    <w:bookmarkEnd w:id="67"/>
-    <w:bookmarkStart w:id="68" w:name="post-event-setnayan-coordination-tasks"/>
+    <w:bookmarkEnd w:id="68"/>
+    <w:bookmarkStart w:id="69" w:name="post-event-setnayan-coordination-tasks"/>
     <w:p>
       <w:pPr>
         <w:pStyle w:val="Heading3"/>
@@ -14206,8 +14693,8 @@
         <w:t xml:space="preserve">(curated external links in V1; Setnayan SKU in V2)</w:t>
       </w:r>
     </w:p>
-    <w:bookmarkEnd w:id="68"/>
-    <w:bookmarkStart w:id="69" w:name="Xc4bd1532279c649508a542c98f7185d73cef669"/>
+    <w:bookmarkEnd w:id="69"/>
+    <w:bookmarkStart w:id="70" w:name="Xc4bd1532279c649508a542c98f7185d73cef669"/>
     <w:p>
       <w:pPr>
         <w:pStyle w:val="Heading3"/>
@@ -16300,8 +16787,8 @@
         <w:t xml:space="preserve">is the soft-window upper bound in days (e.g., 8–12 mo = 360d). The exact data lookup lives in the iteration’s data layer, not in this spec — this section locks the floors and the rules, not the implementation.</w:t>
       </w:r>
     </w:p>
-    <w:bookmarkEnd w:id="69"/>
-    <w:bookmarkStart w:id="81" w:name="X12e7787f7b39a4a145343e12f7d4b13c64526ec"/>
+    <w:bookmarkEnd w:id="70"/>
+    <w:bookmarkStart w:id="82" w:name="X12e7787f7b39a4a145343e12f7d4b13c64526ec"/>
     <w:p>
       <w:pPr>
         <w:pStyle w:val="Heading3"/>
@@ -16509,7 +16996,7 @@
             <w:pPr>
               <w:pStyle w:val="Compact"/>
             </w:pPr>
-            <w:hyperlink r:id="rId70">
+            <w:hyperlink r:id="rId71">
               <w:r>
                 <w:rPr>
                   <w:rStyle w:val="Hyperlink"/>
@@ -16586,7 +17073,7 @@
             <w:pPr>
               <w:pStyle w:val="Compact"/>
             </w:pPr>
-            <w:hyperlink r:id="rId71">
+            <w:hyperlink r:id="rId72">
               <w:r>
                 <w:rPr>
                   <w:rStyle w:val="Hyperlink"/>
@@ -16735,7 +17222,7 @@
             <w:pPr>
               <w:pStyle w:val="Compact"/>
             </w:pPr>
-            <w:hyperlink r:id="rId72">
+            <w:hyperlink r:id="rId73">
               <w:r>
                 <w:rPr>
                   <w:rStyle w:val="Hyperlink"/>
@@ -16822,7 +17309,7 @@
             <w:pPr>
               <w:pStyle w:val="Compact"/>
             </w:pPr>
-            <w:hyperlink r:id="rId73">
+            <w:hyperlink r:id="rId74">
               <w:r>
                 <w:rPr>
                   <w:rStyle w:val="Hyperlink"/>
@@ -16899,7 +17386,7 @@
             <w:pPr>
               <w:pStyle w:val="Compact"/>
             </w:pPr>
-            <w:hyperlink r:id="rId74">
+            <w:hyperlink r:id="rId75">
               <w:r>
                 <w:rPr>
                   <w:rStyle w:val="Hyperlink"/>
@@ -16986,7 +17473,7 @@
             <w:pPr>
               <w:pStyle w:val="Compact"/>
             </w:pPr>
-            <w:hyperlink r:id="rId75">
+            <w:hyperlink r:id="rId76">
               <w:r>
                 <w:rPr>
                   <w:rStyle w:val="Hyperlink"/>
@@ -17063,7 +17550,7 @@
             <w:pPr>
               <w:pStyle w:val="Compact"/>
             </w:pPr>
-            <w:hyperlink r:id="rId76">
+            <w:hyperlink r:id="rId77">
               <w:r>
                 <w:rPr>
                   <w:rStyle w:val="Hyperlink"/>
@@ -17140,7 +17627,7 @@
             <w:pPr>
               <w:pStyle w:val="Compact"/>
             </w:pPr>
-            <w:hyperlink r:id="rId77">
+            <w:hyperlink r:id="rId78">
               <w:r>
                 <w:rPr>
                   <w:rStyle w:val="Hyperlink"/>
@@ -17217,7 +17704,7 @@
             <w:pPr>
               <w:pStyle w:val="Compact"/>
             </w:pPr>
-            <w:hyperlink r:id="rId78">
+            <w:hyperlink r:id="rId79">
               <w:r>
                 <w:rPr>
                   <w:rStyle w:val="Hyperlink"/>
@@ -17294,7 +17781,7 @@
             <w:pPr>
               <w:pStyle w:val="Compact"/>
             </w:pPr>
-            <w:hyperlink r:id="rId79">
+            <w:hyperlink r:id="rId80">
               <w:r>
                 <w:rPr>
                   <w:rStyle w:val="Hyperlink"/>
@@ -17371,7 +17858,7 @@
             <w:pPr>
               <w:pStyle w:val="Compact"/>
             </w:pPr>
-            <w:hyperlink r:id="rId80">
+            <w:hyperlink r:id="rId81">
               <w:r>
                 <w:rPr>
                   <w:rStyle w:val="Hyperlink"/>
@@ -17648,9 +18135,9 @@
         </w:pict>
       </w:r>
     </w:p>
-    <w:bookmarkEnd w:id="81"/>
     <w:bookmarkEnd w:id="82"/>
-    <w:bookmarkStart w:id="83" w:name="the-8km-proximity-rule"/>
+    <w:bookmarkEnd w:id="83"/>
+    <w:bookmarkStart w:id="84" w:name="the-8km-proximity-rule"/>
     <w:p>
       <w:pPr>
         <w:pStyle w:val="Heading2"/>
@@ -17749,8 +18236,8 @@
         </w:pict>
       </w:r>
     </w:p>
-    <w:bookmarkEnd w:id="83"/>
-    <w:bookmarkStart w:id="84" w:name="X17d3744f1c0a56da36558cde186cb1afe0cfdeb"/>
+    <w:bookmarkEnd w:id="84"/>
+    <w:bookmarkStart w:id="85" w:name="X17d3744f1c0a56da36558cde186cb1afe0cfdeb"/>
     <w:p>
       <w:pPr>
         <w:pStyle w:val="Heading2"/>
@@ -18046,8 +18533,8 @@
         </w:pict>
       </w:r>
     </w:p>
-    <w:bookmarkEnd w:id="84"/>
-    <w:bookmarkStart w:id="88" w:name="working-budget-tiers-per-head-spend"/>
+    <w:bookmarkEnd w:id="85"/>
+    <w:bookmarkStart w:id="89" w:name="working-budget-tiers-per-head-spend"/>
     <w:p>
       <w:pPr>
         <w:pStyle w:val="Heading2"/>
@@ -18080,7 +18567,7 @@
         <w:t xml:space="preserve">Couples pick a tier first; the plan builder computes the working budget by multiplying the tier’s per-head range by the guest count.</w:t>
       </w:r>
     </w:p>
-    <w:bookmarkStart w:id="85" w:name="the-five-tiers"/>
+    <w:bookmarkStart w:id="86" w:name="the-five-tiers"/>
     <w:p>
       <w:pPr>
         <w:pStyle w:val="Heading3"/>
@@ -18402,8 +18889,8 @@
         </w:tc>
       </w:tr>
     </w:tbl>
-    <w:bookmarkEnd w:id="85"/>
-    <w:bookmarkStart w:id="86" w:name="working-budget-by-tier-guest-count"/>
+    <w:bookmarkEnd w:id="86"/>
+    <w:bookmarkStart w:id="87" w:name="working-budget-by-tier-guest-count"/>
     <w:p>
       <w:pPr>
         <w:pStyle w:val="Heading3"/>
@@ -19043,8 +19530,8 @@
         </w:tc>
       </w:tr>
     </w:tbl>
-    <w:bookmarkEnd w:id="86"/>
-    <w:bookmarkStart w:id="87" w:name="key-properties"/>
+    <w:bookmarkEnd w:id="87"/>
+    <w:bookmarkStart w:id="88" w:name="key-properties"/>
     <w:p>
       <w:pPr>
         <w:pStyle w:val="Heading3"/>
@@ -19192,9 +19679,9 @@
         </w:pict>
       </w:r>
     </w:p>
-    <w:bookmarkEnd w:id="87"/>
     <w:bookmarkEnd w:id="88"/>
-    <w:bookmarkStart w:id="94" w:name="budget-allocation-by-tier"/>
+    <w:bookmarkEnd w:id="89"/>
+    <w:bookmarkStart w:id="95" w:name="budget-allocation-by-tier"/>
     <w:p>
       <w:pPr>
         <w:pStyle w:val="Heading2"/>
@@ -19211,7 +19698,7 @@
         <w:t xml:space="preserve">These are typical PH market allocations. Refine after launch with real Setnayan data.</w:t>
       </w:r>
     </w:p>
-    <w:bookmarkStart w:id="89" w:name="tier-1-simple-and-intimate-15003000head"/>
+    <w:bookmarkStart w:id="90" w:name="tier-1-simple-and-intimate-15003000head"/>
     <w:p>
       <w:pPr>
         <w:pStyle w:val="Heading3"/>
@@ -19707,8 +20194,8 @@
         <w:t xml:space="preserve">Notes: Stylist + lights typically skipped. Cocktail layer skipped. Restaurant-bundled receptions common.</w:t>
       </w:r>
     </w:p>
-    <w:bookmarkEnd w:id="89"/>
-    <w:bookmarkStart w:id="90" w:name="X176f67223ecd2251e86f3618d63474f4eeb82df"/>
+    <w:bookmarkEnd w:id="90"/>
+    <w:bookmarkStart w:id="91" w:name="X176f67223ecd2251e86f3618d63474f4eeb82df"/>
     <w:p>
       <w:pPr>
         <w:pStyle w:val="Heading3"/>
@@ -20231,8 +20718,8 @@
         </w:tc>
       </w:tr>
     </w:tbl>
-    <w:bookmarkEnd w:id="90"/>
-    <w:bookmarkStart w:id="91" w:name="tier-3-grand-and-beautiful-50008000head"/>
+    <w:bookmarkEnd w:id="91"/>
+    <w:bookmarkStart w:id="92" w:name="tier-3-grand-and-beautiful-50008000head"/>
     <w:p>
       <w:pPr>
         <w:pStyle w:val="Heading3"/>
@@ -20755,8 +21242,8 @@
         </w:tc>
       </w:tr>
     </w:tbl>
-    <w:bookmarkEnd w:id="91"/>
-    <w:bookmarkStart w:id="92" w:name="Xca750cc60e042004273cf44ff0f6b82eb120c56"/>
+    <w:bookmarkEnd w:id="92"/>
+    <w:bookmarkStart w:id="93" w:name="Xca750cc60e042004273cf44ff0f6b82eb120c56"/>
     <w:p>
       <w:pPr>
         <w:pStyle w:val="Heading3"/>
@@ -21288,8 +21775,8 @@
         </w:tc>
       </w:tr>
     </w:tbl>
-    <w:bookmarkEnd w:id="92"/>
-    <w:bookmarkStart w:id="93" w:name="tier-5-luxurious-and-beyond-13000head"/>
+    <w:bookmarkEnd w:id="93"/>
+    <w:bookmarkStart w:id="94" w:name="tier-5-luxurious-and-beyond-13000head"/>
     <w:p>
       <w:pPr>
         <w:pStyle w:val="Heading3"/>
@@ -21819,9 +22306,9 @@
         </w:pict>
       </w:r>
     </w:p>
-    <w:bookmarkEnd w:id="93"/>
     <w:bookmarkEnd w:id="94"/>
-    <w:bookmarkStart w:id="97" w:name="vendor-registration-schema-din-phase-3"/>
+    <w:bookmarkEnd w:id="95"/>
+    <w:bookmarkStart w:id="98" w:name="vendor-registration-schema-din-phase-3"/>
     <w:p>
       <w:pPr>
         <w:pStyle w:val="Heading2"/>
@@ -21838,7 +22325,7 @@
         <w:t xml:space="preserve">The plan builder’s match criteria mirrors the vendor registration form. Same vocabulary on both sides of the marketplace.</w:t>
       </w:r>
     </w:p>
-    <w:bookmarkStart w:id="95" w:name="required-declarations-on-vendor-sign-up"/>
+    <w:bookmarkStart w:id="96" w:name="required-declarations-on-vendor-sign-up"/>
     <w:p>
       <w:pPr>
         <w:pStyle w:val="Heading3"/>
@@ -22184,8 +22671,8 @@
         <w:t xml:space="preserve">(paid): Setnayan team validates docs, past events, real Setnayan couple reviews</w:t>
       </w:r>
     </w:p>
-    <w:bookmarkEnd w:id="95"/>
-    <w:bookmarkStart w:id="96" w:name="match-logic"/>
+    <w:bookmarkEnd w:id="96"/>
+    <w:bookmarkStart w:id="97" w:name="match-logic"/>
     <w:p>
       <w:pPr>
         <w:pStyle w:val="Heading3"/>
@@ -22274,9 +22761,9 @@
         </w:pict>
       </w:r>
     </w:p>
-    <w:bookmarkEnd w:id="96"/>
     <w:bookmarkEnd w:id="97"/>
-    <w:bookmarkStart w:id="103" w:name="bundling-cascade-reference"/>
+    <w:bookmarkEnd w:id="98"/>
+    <w:bookmarkStart w:id="104" w:name="bundling-cascade-reference"/>
     <w:p>
       <w:pPr>
         <w:pStyle w:val="Heading2"/>
@@ -22308,7 +22795,7 @@
         <w:t xml:space="preserve">manifest and auto-marks downstream categories as bundled.</w:t>
       </w:r>
     </w:p>
-    <w:bookmarkStart w:id="98" w:name="hotel-premium-package-2500pax"/>
+    <w:bookmarkStart w:id="99" w:name="hotel-premium-package-2500pax"/>
     <w:p>
       <w:pPr>
         <w:pStyle w:val="Heading3"/>
@@ -22547,8 +23034,8 @@
         </w:tc>
       </w:tr>
     </w:tbl>
-    <w:bookmarkEnd w:id="98"/>
-    <w:bookmarkStart w:id="99" w:name="restaurant-bundle-15002500pax"/>
+    <w:bookmarkEnd w:id="99"/>
+    <w:bookmarkStart w:id="100" w:name="restaurant-bundle-15002500pax"/>
     <w:p>
       <w:pPr>
         <w:pStyle w:val="Heading3"/>
@@ -22691,8 +23178,8 @@
         </w:tc>
       </w:tr>
     </w:tbl>
-    <w:bookmarkEnd w:id="99"/>
-    <w:bookmarkStart w:id="100" w:name="garden-estate-150400k-rent"/>
+    <w:bookmarkEnd w:id="100"/>
+    <w:bookmarkStart w:id="101" w:name="garden-estate-150400k-rent"/>
     <w:p>
       <w:pPr>
         <w:pStyle w:val="Heading3"/>
@@ -22835,8 +23322,8 @@
         </w:tc>
       </w:tr>
     </w:tbl>
-    <w:bookmarkEnd w:id="100"/>
-    <w:bookmarkStart w:id="101" w:name="stylist-parent-vendor"/>
+    <w:bookmarkEnd w:id="101"/>
+    <w:bookmarkStart w:id="102" w:name="stylist-parent-vendor"/>
     <w:p>
       <w:pPr>
         <w:pStyle w:val="Heading3"/>
@@ -23035,8 +23522,8 @@
         </w:tc>
       </w:tr>
     </w:tbl>
-    <w:bookmarkEnd w:id="101"/>
-    <w:bookmarkStart w:id="102" w:name="food-card-pattern-refined"/>
+    <w:bookmarkEnd w:id="102"/>
+    <w:bookmarkStart w:id="103" w:name="food-card-pattern-refined"/>
     <w:p>
       <w:pPr>
         <w:pStyle w:val="Heading3"/>
@@ -23244,9 +23731,9 @@
         </w:pict>
       </w:r>
     </w:p>
-    <w:bookmarkEnd w:id="102"/>
     <w:bookmarkEnd w:id="103"/>
-    <w:bookmarkStart w:id="107" w:name="sub-events-and-sibling-events"/>
+    <w:bookmarkEnd w:id="104"/>
+    <w:bookmarkStart w:id="108" w:name="sub-events-and-sibling-events"/>
     <w:p>
       <w:pPr>
         <w:pStyle w:val="Heading2"/>
@@ -23255,7 +23742,7 @@
         <w:t xml:space="preserve">8. Sub-Events and Sibling Events</w:t>
       </w:r>
     </w:p>
-    <w:bookmarkStart w:id="104" w:name="engagement-party-sub-event"/>
+    <w:bookmarkStart w:id="105" w:name="engagement-party-sub-event"/>
     <w:p>
       <w:pPr>
         <w:pStyle w:val="Heading3"/>
@@ -23362,8 +23849,8 @@
         <w:t xml:space="preserve">- Optional: announces the engagement on the couple’s invitation site</w:t>
       </w:r>
     </w:p>
-    <w:bookmarkEnd w:id="104"/>
-    <w:bookmarkStart w:id="105" w:name="bridal-shower-stag-night-sibling-event"/>
+    <w:bookmarkEnd w:id="105"/>
+    <w:bookmarkStart w:id="106" w:name="bridal-shower-stag-night-sibling-event"/>
     <w:p>
       <w:pPr>
         <w:pStyle w:val="Heading3"/>
@@ -23449,8 +23936,8 @@
         <w:t xml:space="preserve">Surprise mode hides the sibling event from the couple’s view entirely. Friend can flip surprise off when they want the couple in the loop.</w:t>
       </w:r>
     </w:p>
-    <w:bookmarkEnd w:id="105"/>
-    <w:bookmarkStart w:id="106" w:name="engagement-stag-shower-vendor-reuse"/>
+    <w:bookmarkEnd w:id="106"/>
+    <w:bookmarkStart w:id="107" w:name="engagement-stag-shower-vendor-reuse"/>
     <w:p>
       <w:pPr>
         <w:pStyle w:val="Heading3"/>
@@ -23486,9 +23973,9 @@
         </w:pict>
       </w:r>
     </w:p>
-    <w:bookmarkEnd w:id="106"/>
     <w:bookmarkEnd w:id="107"/>
-    <w:bookmarkStart w:id="112" w:name="post-wedding-coordination-tasks"/>
+    <w:bookmarkEnd w:id="108"/>
+    <w:bookmarkStart w:id="113" w:name="post-wedding-coordination-tasks"/>
     <w:p>
       <w:pPr>
         <w:pStyle w:val="Heading2"/>
@@ -23505,7 +23992,7 @@
         <w:t xml:space="preserve">The plan doesn’t end at the reception send-off. Setnayan nudges couples through the post-wedding tail.</w:t>
       </w:r>
     </w:p>
-    <w:bookmarkStart w:id="108" w:name="marriage-certificate-pickup"/>
+    <w:bookmarkStart w:id="109" w:name="marriage-certificate-pickup"/>
     <w:p>
       <w:pPr>
         <w:pStyle w:val="Heading3"/>
@@ -23596,8 +24083,8 @@
         <w:t xml:space="preserve">: Often forgotten in PH weddings; couples discover months later they need it for legal name changes, joint accounts, immigration filings</w:t>
       </w:r>
     </w:p>
-    <w:bookmarkEnd w:id="108"/>
-    <w:bookmarkStart w:id="109" w:name="honeymoon-coordination"/>
+    <w:bookmarkEnd w:id="109"/>
+    <w:bookmarkStart w:id="110" w:name="honeymoon-coordination"/>
     <w:p>
       <w:pPr>
         <w:pStyle w:val="Heading3"/>
@@ -23748,8 +24235,8 @@
         <w:t xml:space="preserve">: Setnayan travel-agency partnerships for one-click honeymoon packages</w:t>
       </w:r>
     </w:p>
-    <w:bookmarkEnd w:id="109"/>
-    <w:bookmarkStart w:id="110" w:name="wedding-registry-cash-gift-app"/>
+    <w:bookmarkEnd w:id="110"/>
+    <w:bookmarkStart w:id="111" w:name="wedding-registry-cash-gift-app"/>
     <w:p>
       <w:pPr>
         <w:pStyle w:val="Heading3"/>
@@ -23906,8 +24393,8 @@
         <w:t xml:space="preserve">gift register (suggested items) without forcing physical-gift expectations</w:t>
       </w:r>
     </w:p>
-    <w:bookmarkEnd w:id="110"/>
-    <w:bookmarkStart w:id="111" w:name="thank-you-cards"/>
+    <w:bookmarkEnd w:id="111"/>
+    <w:bookmarkStart w:id="112" w:name="thank-you-cards"/>
     <w:p>
       <w:pPr>
         <w:pStyle w:val="Heading3"/>
@@ -23998,9 +24485,9 @@
         </w:pict>
       </w:r>
     </w:p>
-    <w:bookmarkEnd w:id="111"/>
     <w:bookmarkEnd w:id="112"/>
-    <w:bookmarkStart w:id="118" w:name="wizard-flow-refactor-path-c-v1"/>
+    <w:bookmarkEnd w:id="113"/>
+    <w:bookmarkStart w:id="119" w:name="wizard-flow-refactor-path-c-v1"/>
     <w:p>
       <w:pPr>
         <w:pStyle w:val="Heading2"/>
@@ -24009,7 +24496,7 @@
         <w:t xml:space="preserve">10. Wizard Flow Refactor (Path C V1)</w:t>
       </w:r>
     </w:p>
-    <w:bookmarkStart w:id="113" w:name="old-flow-pre-tier-first-refactor"/>
+    <w:bookmarkStart w:id="114" w:name="old-flow-pre-tier-first-refactor"/>
     <w:p>
       <w:pPr>
         <w:pStyle w:val="Heading3"/>
@@ -24042,8 +24529,8 @@
         <w:t xml:space="preserve">→ tier classification → category guidance</w:t>
       </w:r>
     </w:p>
-    <w:bookmarkEnd w:id="113"/>
-    <w:bookmarkStart w:id="114" w:name="new-flow-tier-first-locked"/>
+    <w:bookmarkEnd w:id="114"/>
+    <w:bookmarkStart w:id="115" w:name="new-flow-tier-first-locked"/>
     <w:p>
       <w:pPr>
         <w:pStyle w:val="Heading3"/>
@@ -24092,8 +24579,8 @@
         <w:t xml:space="preserve">→ category guidance</w:t>
       </w:r>
     </w:p>
-    <w:bookmarkEnd w:id="114"/>
-    <w:bookmarkStart w:id="115" w:name="tier-picker-screen"/>
+    <w:bookmarkEnd w:id="115"/>
+    <w:bookmarkStart w:id="116" w:name="tier-picker-screen"/>
     <w:p>
       <w:pPr>
         <w:pStyle w:val="Heading3"/>
@@ -24247,8 +24734,8 @@
         <w:t xml:space="preserve">... (3 more tiers)</w:t>
       </w:r>
     </w:p>
-    <w:bookmarkEnd w:id="115"/>
-    <w:bookmarkStart w:id="116" w:name="stick-or-play-screen"/>
+    <w:bookmarkEnd w:id="116"/>
+    <w:bookmarkStart w:id="117" w:name="stick-or-play-screen"/>
     <w:p>
       <w:pPr>
         <w:pStyle w:val="Heading3"/>
@@ -24392,8 +24879,8 @@
         <w:t xml:space="preserve">   stylist-driven design</w:t>
       </w:r>
     </w:p>
-    <w:bookmarkEnd w:id="116"/>
-    <w:bookmarkStart w:id="117" w:name="category-page-headers"/>
+    <w:bookmarkEnd w:id="117"/>
+    <w:bookmarkStart w:id="118" w:name="category-page-headers"/>
     <w:p>
       <w:pPr>
         <w:pStyle w:val="Heading3"/>
@@ -24459,9 +24946,9 @@
         </w:pict>
       </w:r>
     </w:p>
-    <w:bookmarkEnd w:id="117"/>
     <w:bookmarkEnd w:id="118"/>
-    <w:bookmarkStart w:id="129" w:name="representative-venue-inventory"/>
+    <w:bookmarkEnd w:id="119"/>
+    <w:bookmarkStart w:id="130" w:name="representative-venue-inventory"/>
     <w:p>
       <w:pPr>
         <w:pStyle w:val="Heading2"/>
@@ -24498,7 +24985,7 @@
         <w:t xml:space="preserve">. Capacity figures are typical, not maximums. Use these as research starting points for your team — Din Phase 3 (vendor self-onboarding) is the canonical mechanism for collecting verified, current vendor data. Do not present these prices to couples without verification.</w:t>
       </w:r>
     </w:p>
-    <w:bookmarkStart w:id="119" w:name="a.-hotels-metro-manila-nearby"/>
+    <w:bookmarkStart w:id="120" w:name="a.-hotels-metro-manila-nearby"/>
     <w:p>
       <w:pPr>
         <w:pStyle w:val="Heading3"/>
@@ -27994,8 +28481,8 @@
         </w:tc>
       </w:tr>
     </w:tbl>
-    <w:bookmarkEnd w:id="119"/>
-    <w:bookmarkStart w:id="120" w:name="b.-garden-estates-outdoor-venues"/>
+    <w:bookmarkEnd w:id="120"/>
+    <w:bookmarkStart w:id="121" w:name="b.-garden-estates-outdoor-venues"/>
     <w:p>
       <w:pPr>
         <w:pStyle w:val="Heading3"/>
@@ -32053,8 +32540,8 @@
         </w:tc>
       </w:tr>
     </w:tbl>
-    <w:bookmarkEnd w:id="120"/>
-    <w:bookmarkStart w:id="121" w:name="Xa5a6bbad722c04f7686b7ed068db6808f8d4aa1"/>
+    <w:bookmarkEnd w:id="121"/>
+    <w:bookmarkStart w:id="122" w:name="Xa5a6bbad722c04f7686b7ed068db6808f8d4aa1"/>
     <w:p>
       <w:pPr>
         <w:pStyle w:val="Heading3"/>
@@ -34190,8 +34677,8 @@
         </w:tc>
       </w:tr>
     </w:tbl>
-    <w:bookmarkEnd w:id="121"/>
-    <w:bookmarkStart w:id="127" w:name="Xa7b2ed68912ab4238d054c95232a2fe749af241"/>
+    <w:bookmarkEnd w:id="122"/>
+    <w:bookmarkStart w:id="128" w:name="Xa7b2ed68912ab4238d054c95232a2fe749af241"/>
     <w:p>
       <w:pPr>
         <w:pStyle w:val="Heading3"/>
@@ -34215,7 +34702,7 @@
         <w:t xml:space="preserve">: Donations vary widely based on parishioner status, day/time slot, choir/musician add-ons, length of ceremony. Verify with each parish directly. The figures below reflect typical reported ranges from common knowledge.</w:t>
       </w:r>
     </w:p>
-    <w:bookmarkStart w:id="122" w:name="Xa8464d3c30a295a5f95d14842eb4fa9e8267440"/>
+    <w:bookmarkStart w:id="123" w:name="Xa8464d3c30a295a5f95d14842eb4fa9e8267440"/>
     <w:p>
       <w:pPr>
         <w:pStyle w:val="Heading4"/>
@@ -34812,8 +35299,8 @@
         </w:tc>
       </w:tr>
     </w:tbl>
-    <w:bookmarkEnd w:id="122"/>
-    <w:bookmarkStart w:id="123" w:name="X00211be53a04dd5231bab5b3499f23a4f59304a"/>
+    <w:bookmarkEnd w:id="123"/>
+    <w:bookmarkStart w:id="124" w:name="X00211be53a04dd5231bab5b3499f23a4f59304a"/>
     <w:p>
       <w:pPr>
         <w:pStyle w:val="Heading4"/>
@@ -35524,8 +36011,8 @@
         </w:tc>
       </w:tr>
     </w:tbl>
-    <w:bookmarkEnd w:id="123"/>
-    <w:bookmarkStart w:id="124" w:name="standard-parish-churches-5k25k-typical"/>
+    <w:bookmarkEnd w:id="124"/>
+    <w:bookmarkStart w:id="125" w:name="standard-parish-churches-5k25k-typical"/>
     <w:p>
       <w:pPr>
         <w:pStyle w:val="Heading4"/>
@@ -36179,8 +36666,8 @@
         </w:tc>
       </w:tr>
     </w:tbl>
-    <w:bookmarkEnd w:id="124"/>
-    <w:bookmarkStart w:id="125" w:name="christian-protestant-other-5k30k-typical"/>
+    <w:bookmarkEnd w:id="125"/>
+    <w:bookmarkStart w:id="126" w:name="christian-protestant-other-5k30k-typical"/>
     <w:p>
       <w:pPr>
         <w:pStyle w:val="Heading4"/>
@@ -36527,8 +37014,8 @@
         </w:tc>
       </w:tr>
     </w:tbl>
-    <w:bookmarkEnd w:id="125"/>
-    <w:bookmarkStart w:id="126" w:name="civil-ceremonies-5003k-typical"/>
+    <w:bookmarkEnd w:id="126"/>
+    <w:bookmarkStart w:id="127" w:name="civil-ceremonies-5003k-typical"/>
     <w:p>
       <w:pPr>
         <w:pStyle w:val="Heading4"/>
@@ -36738,9 +37225,9 @@
         </w:tc>
       </w:tr>
     </w:tbl>
-    <w:bookmarkEnd w:id="126"/>
     <w:bookmarkEnd w:id="127"/>
-    <w:bookmarkStart w:id="128" w:name="e.-additional-ceremony-options"/>
+    <w:bookmarkEnd w:id="128"/>
+    <w:bookmarkStart w:id="129" w:name="e.-additional-ceremony-options"/>
     <w:p>
       <w:pPr>
         <w:pStyle w:val="Heading3"/>
@@ -36822,9 +37309,9 @@
         </w:pict>
       </w:r>
     </w:p>
-    <w:bookmarkEnd w:id="128"/>
     <w:bookmarkEnd w:id="129"/>
-    <w:bookmarkStart w:id="130" w:name="X2d142840e7b3379a545f5afef6b6a1a66deb983"/>
+    <w:bookmarkEnd w:id="130"/>
+    <w:bookmarkStart w:id="131" w:name="X2d142840e7b3379a545f5afef6b6a1a66deb983"/>
     <w:p>
       <w:pPr>
         <w:pStyle w:val="Heading2"/>
@@ -37051,8 +37538,8 @@
         <w:t xml:space="preserve">Last updated: 2026-05-10. Tier model: per-head spend, 5 tiers (Simple / Charming / Grand / Distinguished / Luxurious). Wedding flow: tier-first wizard with stick-or-play budget flexibility. Vendor registration mirrors the plan builder’s match criteria. Sub-events linked via parent_event_id; sibling events linked via linked_to_event_id. Post-wedding coordination tasks include marriage cert pickup, honeymoon, registry. This reference is illustrative; verify all venue data and prices through direct vendor contact or post-Setnayan-Din verified listings.</w:t>
       </w:r>
     </w:p>
-    <w:bookmarkEnd w:id="130"/>
     <w:bookmarkEnd w:id="131"/>
+    <w:bookmarkEnd w:id="132"/>
     <w:sectPr>
       <w:footnotePr>
         <w:numRestart w:val="eachSect"/>
